--- a/Test1/学号-姓名-实验一-PCA.docx
+++ b/Test1/学号-姓名-实验一-PCA.docx
@@ -11,8 +11,6 @@
           <w:szCs w:val="30"/>
         </w:rPr>
       </w:pPr>
-      <w:bookmarkStart w:id="0" w:name="_GoBack"/>
-      <w:bookmarkEnd w:id="0"/>
       <w:r>
         <w:rPr>
           <w:rFonts w:hint="eastAsia" w:ascii="Times New Roman" w:hAnsi="Times New Roman" w:eastAsia="宋体"/>
@@ -41,10 +39,11 @@
     <w:p>
       <w:pPr>
         <w:rPr>
-          <w:rFonts w:ascii="Times New Roman" w:hAnsi="Times New Roman" w:eastAsia="宋体"/>
+          <w:rFonts w:hint="default" w:ascii="Times New Roman" w:hAnsi="Times New Roman" w:eastAsia="宋体"/>
           <w:b/>
           <w:sz w:val="24"/>
           <w:szCs w:val="24"/>
+          <w:lang w:val="en-US" w:eastAsia="zh-CN"/>
         </w:rPr>
       </w:pPr>
       <w:r>
@@ -55,15 +54,26 @@
           <w:szCs w:val="24"/>
         </w:rPr>
         <w:t>学号：</w:t>
+      </w:r>
+      <w:r>
+        <w:rPr>
+          <w:rFonts w:hint="eastAsia" w:ascii="Times New Roman" w:hAnsi="Times New Roman" w:eastAsia="宋体"/>
+          <w:b/>
+          <w:sz w:val="24"/>
+          <w:szCs w:val="24"/>
+          <w:lang w:val="en-US" w:eastAsia="zh-CN"/>
+        </w:rPr>
+        <w:t>24140110</w:t>
       </w:r>
     </w:p>
     <w:p>
       <w:pPr>
         <w:rPr>
-          <w:rFonts w:ascii="Times New Roman" w:hAnsi="Times New Roman" w:eastAsia="宋体"/>
+          <w:rFonts w:hint="eastAsia" w:ascii="Times New Roman" w:hAnsi="Times New Roman" w:eastAsia="宋体"/>
           <w:b/>
           <w:sz w:val="24"/>
           <w:szCs w:val="24"/>
+          <w:lang w:val="en-US" w:eastAsia="zh-CN"/>
         </w:rPr>
       </w:pPr>
       <w:r>
@@ -74,6 +84,16 @@
           <w:szCs w:val="24"/>
         </w:rPr>
         <w:t>姓名：</w:t>
+      </w:r>
+      <w:r>
+        <w:rPr>
+          <w:rFonts w:hint="eastAsia" w:ascii="Times New Roman" w:hAnsi="Times New Roman" w:eastAsia="宋体"/>
+          <w:b/>
+          <w:sz w:val="24"/>
+          <w:szCs w:val="24"/>
+          <w:lang w:val="en-US" w:eastAsia="zh-CN"/>
+        </w:rPr>
+        <w:t>向雨蒙</w:t>
       </w:r>
     </w:p>
     <w:p>
@@ -87,7 +107,7 @@
     </w:p>
     <w:p>
       <w:pPr>
-        <w:pStyle w:val="6"/>
+        <w:pStyle w:val="7"/>
         <w:ind w:firstLine="0" w:firstLineChars="0"/>
         <w:rPr>
           <w:rFonts w:ascii="Times New Roman" w:hAnsi="Times New Roman" w:eastAsia="宋体"/>
@@ -425,6 +445,214 @@
         <w:t>降维过程：</w:t>
       </w:r>
     </w:p>
+    <w:tbl>
+      <w:tblPr>
+        <w:tblStyle w:val="5"/>
+        <w:tblW w:w="0" w:type="auto"/>
+        <w:tblInd w:w="0" w:type="dxa"/>
+        <w:tblBorders>
+          <w:top w:val="single" w:color="auto" w:sz="4" w:space="0"/>
+          <w:left w:val="single" w:color="auto" w:sz="4" w:space="0"/>
+          <w:bottom w:val="single" w:color="auto" w:sz="4" w:space="0"/>
+          <w:right w:val="single" w:color="auto" w:sz="4" w:space="0"/>
+          <w:insideH w:val="single" w:color="auto" w:sz="4" w:space="0"/>
+          <w:insideV w:val="single" w:color="auto" w:sz="4" w:space="0"/>
+        </w:tblBorders>
+        <w:tblLayout w:type="autofit"/>
+        <w:tblCellMar>
+          <w:left w:w="108" w:type="dxa"/>
+          <w:right w:w="108" w:type="dxa"/>
+        </w:tblCellMar>
+      </w:tblPr>
+      <w:tblGrid>
+        <w:gridCol w:w="8306"/>
+      </w:tblGrid>
+      <w:tr>
+        <w:tblPrEx>
+          <w:tblBorders>
+            <w:top w:val="single" w:color="auto" w:sz="4" w:space="0"/>
+            <w:left w:val="single" w:color="auto" w:sz="4" w:space="0"/>
+            <w:bottom w:val="single" w:color="auto" w:sz="4" w:space="0"/>
+            <w:right w:val="single" w:color="auto" w:sz="4" w:space="0"/>
+            <w:insideH w:val="single" w:color="auto" w:sz="4" w:space="0"/>
+            <w:insideV w:val="single" w:color="auto" w:sz="4" w:space="0"/>
+          </w:tblBorders>
+        </w:tblPrEx>
+        <w:tc>
+          <w:tcPr>
+            <w:tcW w:w="8306" w:type="dxa"/>
+          </w:tcPr>
+          <w:p>
+            <w:pPr>
+              <w:numPr>
+                <w:ilvl w:val="0"/>
+                <w:numId w:val="1"/>
+              </w:numPr>
+              <w:ind w:left="425" w:leftChars="0" w:hanging="425" w:firstLineChars="0"/>
+              <w:rPr>
+                <w:rFonts w:hint="eastAsia" w:ascii="Times New Roman" w:hAnsi="Times New Roman" w:eastAsia="宋体"/>
+                <w:sz w:val="24"/>
+                <w:szCs w:val="24"/>
+                <w:vertAlign w:val="baseline"/>
+              </w:rPr>
+            </w:pPr>
+            <w:r>
+              <w:rPr>
+                <w:rFonts w:hint="eastAsia" w:ascii="Times New Roman" w:hAnsi="Times New Roman" w:eastAsia="宋体"/>
+                <w:sz w:val="24"/>
+                <w:szCs w:val="24"/>
+                <w:vertAlign w:val="baseline"/>
+              </w:rPr>
+              <w:t>对原始数据矩阵 X 进行中心化或标准化处理，即每个特征减去该特征的均值，使数据均值为0；</w:t>
+            </w:r>
+          </w:p>
+          <w:p>
+            <w:pPr>
+              <w:numPr>
+                <w:ilvl w:val="0"/>
+                <w:numId w:val="1"/>
+              </w:numPr>
+              <w:ind w:left="425" w:leftChars="0" w:hanging="425" w:firstLineChars="0"/>
+              <w:rPr>
+                <w:rFonts w:hint="eastAsia" w:ascii="Times New Roman" w:hAnsi="Times New Roman" w:eastAsia="宋体"/>
+                <w:sz w:val="24"/>
+                <w:szCs w:val="24"/>
+                <w:vertAlign w:val="baseline"/>
+              </w:rPr>
+            </w:pPr>
+            <w:r>
+              <w:rPr>
+                <w:rFonts w:hint="eastAsia" w:ascii="Times New Roman" w:hAnsi="Times New Roman" w:eastAsia="宋体"/>
+                <w:sz w:val="24"/>
+                <w:szCs w:val="24"/>
+                <w:vertAlign w:val="baseline"/>
+              </w:rPr>
+              <w:t>计算中心化后数据的协方差矩阵；</w:t>
+            </w:r>
+          </w:p>
+          <w:p>
+            <w:pPr>
+              <w:numPr>
+                <w:ilvl w:val="0"/>
+                <w:numId w:val="1"/>
+              </w:numPr>
+              <w:ind w:left="425" w:leftChars="0" w:hanging="425" w:firstLineChars="0"/>
+              <w:rPr>
+                <w:rFonts w:hint="eastAsia" w:ascii="Times New Roman" w:hAnsi="Times New Roman" w:eastAsia="宋体"/>
+                <w:sz w:val="24"/>
+                <w:szCs w:val="24"/>
+                <w:vertAlign w:val="baseline"/>
+              </w:rPr>
+            </w:pPr>
+            <w:r>
+              <w:rPr>
+                <w:rFonts w:hint="eastAsia" w:ascii="Times New Roman" w:hAnsi="Times New Roman" w:eastAsia="宋体"/>
+                <w:sz w:val="24"/>
+                <w:szCs w:val="24"/>
+                <w:vertAlign w:val="baseline"/>
+              </w:rPr>
+              <w:t>对协方差矩阵进行特征值分解，得到特征值和特征向量；</w:t>
+            </w:r>
+          </w:p>
+          <w:p>
+            <w:pPr>
+              <w:numPr>
+                <w:ilvl w:val="0"/>
+                <w:numId w:val="1"/>
+              </w:numPr>
+              <w:ind w:left="425" w:leftChars="0" w:hanging="425" w:firstLineChars="0"/>
+              <w:rPr>
+                <w:rFonts w:hint="eastAsia" w:ascii="Times New Roman" w:hAnsi="Times New Roman" w:eastAsia="宋体"/>
+                <w:sz w:val="24"/>
+                <w:szCs w:val="24"/>
+                <w:vertAlign w:val="baseline"/>
+              </w:rPr>
+            </w:pPr>
+            <w:r>
+              <w:rPr>
+                <w:rFonts w:hint="eastAsia" w:ascii="Times New Roman" w:hAnsi="Times New Roman" w:eastAsia="宋体"/>
+                <w:sz w:val="24"/>
+                <w:szCs w:val="24"/>
+                <w:vertAlign w:val="baseline"/>
+              </w:rPr>
+              <w:t>将特征值按从大到小排序，选择前 k 个特征值对应的特征向量；</w:t>
+            </w:r>
+          </w:p>
+          <w:p>
+            <w:pPr>
+              <w:numPr>
+                <w:ilvl w:val="0"/>
+                <w:numId w:val="1"/>
+              </w:numPr>
+              <w:ind w:left="425" w:leftChars="0" w:hanging="425" w:firstLineChars="0"/>
+              <w:rPr>
+                <w:rFonts w:hint="eastAsia" w:ascii="Times New Roman" w:hAnsi="Times New Roman" w:eastAsia="宋体"/>
+                <w:sz w:val="24"/>
+                <w:szCs w:val="24"/>
+                <w:vertAlign w:val="baseline"/>
+              </w:rPr>
+            </w:pPr>
+            <w:r>
+              <w:rPr>
+                <w:rFonts w:hint="eastAsia" w:ascii="Times New Roman" w:hAnsi="Times New Roman" w:eastAsia="宋体"/>
+                <w:sz w:val="24"/>
+                <w:szCs w:val="24"/>
+                <w:vertAlign w:val="baseline"/>
+              </w:rPr>
+              <w:t>用选出的前 k 个特征向量组成投影矩阵 W；</w:t>
+            </w:r>
+          </w:p>
+          <w:p>
+            <w:pPr>
+              <w:numPr>
+                <w:ilvl w:val="0"/>
+                <w:numId w:val="1"/>
+              </w:numPr>
+              <w:ind w:left="425" w:leftChars="0" w:hanging="425" w:firstLineChars="0"/>
+              <w:rPr>
+                <w:rFonts w:hint="eastAsia" w:ascii="Times New Roman" w:hAnsi="Times New Roman" w:eastAsia="宋体"/>
+                <w:sz w:val="24"/>
+                <w:szCs w:val="24"/>
+                <w:vertAlign w:val="baseline"/>
+              </w:rPr>
+            </w:pPr>
+            <w:r>
+              <w:rPr>
+                <w:rFonts w:hint="eastAsia" w:ascii="Times New Roman" w:hAnsi="Times New Roman" w:eastAsia="宋体"/>
+                <w:sz w:val="24"/>
+                <w:szCs w:val="24"/>
+                <w:vertAlign w:val="baseline"/>
+              </w:rPr>
+              <w:t>将原始中心化数据投影到该矩阵上，得到降维后的 k 维数据；</w:t>
+            </w:r>
+          </w:p>
+          <w:p>
+            <w:pPr>
+              <w:numPr>
+                <w:ilvl w:val="0"/>
+                <w:numId w:val="1"/>
+              </w:numPr>
+              <w:ind w:left="425" w:leftChars="0" w:hanging="425" w:firstLineChars="0"/>
+              <w:rPr>
+                <w:rFonts w:ascii="Times New Roman" w:hAnsi="Times New Roman" w:eastAsia="宋体"/>
+                <w:sz w:val="24"/>
+                <w:szCs w:val="24"/>
+                <w:vertAlign w:val="baseline"/>
+              </w:rPr>
+            </w:pPr>
+            <w:r>
+              <w:rPr>
+                <w:rFonts w:hint="eastAsia" w:ascii="Times New Roman" w:hAnsi="Times New Roman" w:eastAsia="宋体"/>
+                <w:sz w:val="24"/>
+                <w:szCs w:val="24"/>
+                <w:vertAlign w:val="baseline"/>
+              </w:rPr>
+              <w:t>一般可根据累计方差贡献率确定 k，例如前 k 个主成分累计贡献率达到85%以上</w:t>
+            </w:r>
+          </w:p>
+        </w:tc>
+      </w:tr>
+    </w:tbl>
     <w:p>
       <w:pPr>
         <w:rPr>
@@ -511,7 +739,7 @@
     <w:p>
       <w:pPr>
         <w:rPr>
-          <w:rFonts w:ascii="Times New Roman" w:hAnsi="Times New Roman" w:eastAsia="宋体"/>
+          <w:rFonts w:hint="eastAsia" w:ascii="Times New Roman" w:hAnsi="Times New Roman" w:eastAsia="宋体"/>
           <w:b/>
           <w:sz w:val="24"/>
           <w:szCs w:val="24"/>
@@ -527,6 +755,691 @@
         <w:t>数据集选取为：</w:t>
       </w:r>
     </w:p>
+    <w:p>
+      <w:pPr>
+        <w:rPr>
+          <w:rFonts w:ascii="Times New Roman" w:hAnsi="Times New Roman" w:eastAsia="宋体"/>
+          <w:sz w:val="24"/>
+          <w:szCs w:val="24"/>
+        </w:rPr>
+      </w:pPr>
+      <w:r>
+        <w:rPr>
+          <w:rFonts w:hint="eastAsia" w:ascii="Times New Roman" w:hAnsi="Times New Roman" w:eastAsia="宋体"/>
+          <w:b/>
+          <w:sz w:val="24"/>
+          <w:szCs w:val="24"/>
+        </w:rPr>
+        <w:t>iris = load_iris()</w:t>
+      </w:r>
+    </w:p>
+    <w:p>
+      <w:pPr>
+        <w:rPr>
+          <w:rFonts w:ascii="Times New Roman" w:hAnsi="Times New Roman" w:eastAsia="宋体"/>
+          <w:b/>
+          <w:sz w:val="24"/>
+          <w:szCs w:val="24"/>
+        </w:rPr>
+      </w:pPr>
+      <w:r>
+        <w:rPr>
+          <w:rFonts w:hint="eastAsia" w:ascii="Times New Roman" w:hAnsi="Times New Roman" w:eastAsia="宋体"/>
+          <w:b/>
+          <w:sz w:val="24"/>
+          <w:szCs w:val="24"/>
+        </w:rPr>
+        <w:t>加载数据集代码：</w:t>
+      </w:r>
+    </w:p>
+    <w:tbl>
+      <w:tblPr>
+        <w:tblStyle w:val="5"/>
+        <w:tblW w:w="0" w:type="auto"/>
+        <w:tblInd w:w="0" w:type="dxa"/>
+        <w:tblBorders>
+          <w:top w:val="single" w:color="auto" w:sz="4" w:space="0"/>
+          <w:left w:val="single" w:color="auto" w:sz="4" w:space="0"/>
+          <w:bottom w:val="single" w:color="auto" w:sz="4" w:space="0"/>
+          <w:right w:val="single" w:color="auto" w:sz="4" w:space="0"/>
+          <w:insideH w:val="single" w:color="auto" w:sz="4" w:space="0"/>
+          <w:insideV w:val="single" w:color="auto" w:sz="4" w:space="0"/>
+        </w:tblBorders>
+        <w:tblLayout w:type="autofit"/>
+        <w:tblCellMar>
+          <w:left w:w="108" w:type="dxa"/>
+          <w:right w:w="108" w:type="dxa"/>
+        </w:tblCellMar>
+      </w:tblPr>
+      <w:tblGrid>
+        <w:gridCol w:w="8306"/>
+      </w:tblGrid>
+      <w:tr>
+        <w:tblPrEx>
+          <w:tblBorders>
+            <w:top w:val="single" w:color="auto" w:sz="4" w:space="0"/>
+            <w:left w:val="single" w:color="auto" w:sz="4" w:space="0"/>
+            <w:bottom w:val="single" w:color="auto" w:sz="4" w:space="0"/>
+            <w:right w:val="single" w:color="auto" w:sz="4" w:space="0"/>
+            <w:insideH w:val="single" w:color="auto" w:sz="4" w:space="0"/>
+            <w:insideV w:val="single" w:color="auto" w:sz="4" w:space="0"/>
+          </w:tblBorders>
+        </w:tblPrEx>
+        <w:tc>
+          <w:tcPr>
+            <w:tcW w:w="8306" w:type="dxa"/>
+          </w:tcPr>
+          <w:p>
+            <w:pPr>
+              <w:keepNext w:val="0"/>
+              <w:keepLines w:val="0"/>
+              <w:widowControl/>
+              <w:suppressLineNumbers w:val="0"/>
+              <w:shd w:val="clear" w:fill="FFFFFF"/>
+              <w:spacing w:line="285" w:lineRule="atLeast"/>
+              <w:jc w:val="left"/>
+              <w:rPr>
+                <w:rFonts w:ascii="Consolas" w:hAnsi="Consolas" w:eastAsia="Consolas" w:cs="Consolas"/>
+                <w:b w:val="0"/>
+                <w:bCs w:val="0"/>
+                <w:color w:val="202020"/>
+                <w:sz w:val="21"/>
+                <w:szCs w:val="21"/>
+              </w:rPr>
+            </w:pPr>
+            <w:r>
+              <w:rPr>
+                <w:rFonts w:hint="default" w:ascii="Consolas" w:hAnsi="Consolas" w:eastAsia="Consolas" w:cs="Consolas"/>
+                <w:b w:val="0"/>
+                <w:bCs w:val="0"/>
+                <w:color w:val="AF00DB"/>
+                <w:kern w:val="0"/>
+                <w:sz w:val="21"/>
+                <w:szCs w:val="21"/>
+                <w:shd w:val="clear" w:fill="FFFFFF"/>
+                <w:lang w:val="en-US" w:eastAsia="zh-CN" w:bidi="ar"/>
+              </w:rPr>
+              <w:t>from</w:t>
+            </w:r>
+            <w:r>
+              <w:rPr>
+                <w:rFonts w:hint="default" w:ascii="Consolas" w:hAnsi="Consolas" w:eastAsia="Consolas" w:cs="Consolas"/>
+                <w:b w:val="0"/>
+                <w:bCs w:val="0"/>
+                <w:color w:val="202020"/>
+                <w:kern w:val="0"/>
+                <w:sz w:val="21"/>
+                <w:szCs w:val="21"/>
+                <w:shd w:val="clear" w:fill="FFFFFF"/>
+                <w:lang w:val="en-US" w:eastAsia="zh-CN" w:bidi="ar"/>
+              </w:rPr>
+              <w:t xml:space="preserve"> </w:t>
+            </w:r>
+            <w:r>
+              <w:rPr>
+                <w:rFonts w:hint="default" w:ascii="Consolas" w:hAnsi="Consolas" w:eastAsia="Consolas" w:cs="Consolas"/>
+                <w:b w:val="0"/>
+                <w:bCs w:val="0"/>
+                <w:color w:val="267F99"/>
+                <w:kern w:val="0"/>
+                <w:sz w:val="21"/>
+                <w:szCs w:val="21"/>
+                <w:shd w:val="clear" w:fill="FFFFFF"/>
+                <w:lang w:val="en-US" w:eastAsia="zh-CN" w:bidi="ar"/>
+              </w:rPr>
+              <w:t>sklearn</w:t>
+            </w:r>
+            <w:r>
+              <w:rPr>
+                <w:rFonts w:hint="default" w:ascii="Consolas" w:hAnsi="Consolas" w:eastAsia="Consolas" w:cs="Consolas"/>
+                <w:b w:val="0"/>
+                <w:bCs w:val="0"/>
+                <w:color w:val="202020"/>
+                <w:kern w:val="0"/>
+                <w:sz w:val="21"/>
+                <w:szCs w:val="21"/>
+                <w:shd w:val="clear" w:fill="FFFFFF"/>
+                <w:lang w:val="en-US" w:eastAsia="zh-CN" w:bidi="ar"/>
+              </w:rPr>
+              <w:t>.</w:t>
+            </w:r>
+            <w:r>
+              <w:rPr>
+                <w:rFonts w:hint="default" w:ascii="Consolas" w:hAnsi="Consolas" w:eastAsia="Consolas" w:cs="Consolas"/>
+                <w:b w:val="0"/>
+                <w:bCs w:val="0"/>
+                <w:color w:val="267F99"/>
+                <w:kern w:val="0"/>
+                <w:sz w:val="21"/>
+                <w:szCs w:val="21"/>
+                <w:shd w:val="clear" w:fill="FFFFFF"/>
+                <w:lang w:val="en-US" w:eastAsia="zh-CN" w:bidi="ar"/>
+              </w:rPr>
+              <w:t>datasets</w:t>
+            </w:r>
+            <w:r>
+              <w:rPr>
+                <w:rFonts w:hint="default" w:ascii="Consolas" w:hAnsi="Consolas" w:eastAsia="Consolas" w:cs="Consolas"/>
+                <w:b w:val="0"/>
+                <w:bCs w:val="0"/>
+                <w:color w:val="202020"/>
+                <w:kern w:val="0"/>
+                <w:sz w:val="21"/>
+                <w:szCs w:val="21"/>
+                <w:shd w:val="clear" w:fill="FFFFFF"/>
+                <w:lang w:val="en-US" w:eastAsia="zh-CN" w:bidi="ar"/>
+              </w:rPr>
+              <w:t xml:space="preserve"> </w:t>
+            </w:r>
+            <w:r>
+              <w:rPr>
+                <w:rFonts w:hint="default" w:ascii="Consolas" w:hAnsi="Consolas" w:eastAsia="Consolas" w:cs="Consolas"/>
+                <w:b w:val="0"/>
+                <w:bCs w:val="0"/>
+                <w:color w:val="AF00DB"/>
+                <w:kern w:val="0"/>
+                <w:sz w:val="21"/>
+                <w:szCs w:val="21"/>
+                <w:shd w:val="clear" w:fill="FFFFFF"/>
+                <w:lang w:val="en-US" w:eastAsia="zh-CN" w:bidi="ar"/>
+              </w:rPr>
+              <w:t>import</w:t>
+            </w:r>
+            <w:r>
+              <w:rPr>
+                <w:rFonts w:hint="default" w:ascii="Consolas" w:hAnsi="Consolas" w:eastAsia="Consolas" w:cs="Consolas"/>
+                <w:b w:val="0"/>
+                <w:bCs w:val="0"/>
+                <w:color w:val="202020"/>
+                <w:kern w:val="0"/>
+                <w:sz w:val="21"/>
+                <w:szCs w:val="21"/>
+                <w:shd w:val="clear" w:fill="FFFFFF"/>
+                <w:lang w:val="en-US" w:eastAsia="zh-CN" w:bidi="ar"/>
+              </w:rPr>
+              <w:t xml:space="preserve"> </w:t>
+            </w:r>
+            <w:r>
+              <w:rPr>
+                <w:rFonts w:hint="default" w:ascii="Consolas" w:hAnsi="Consolas" w:eastAsia="Consolas" w:cs="Consolas"/>
+                <w:b w:val="0"/>
+                <w:bCs w:val="0"/>
+                <w:color w:val="8250DF"/>
+                <w:kern w:val="0"/>
+                <w:sz w:val="21"/>
+                <w:szCs w:val="21"/>
+                <w:shd w:val="clear" w:fill="FFFFFF"/>
+                <w:lang w:val="en-US" w:eastAsia="zh-CN" w:bidi="ar"/>
+              </w:rPr>
+              <w:t>load_iris</w:t>
+            </w:r>
+          </w:p>
+          <w:p>
+            <w:pPr>
+              <w:keepNext w:val="0"/>
+              <w:keepLines w:val="0"/>
+              <w:widowControl/>
+              <w:suppressLineNumbers w:val="0"/>
+              <w:shd w:val="clear" w:fill="FFFFFF"/>
+              <w:spacing w:line="285" w:lineRule="atLeast"/>
+              <w:jc w:val="left"/>
+              <w:rPr>
+                <w:rFonts w:hint="default" w:ascii="Consolas" w:hAnsi="Consolas" w:eastAsia="Consolas" w:cs="Consolas"/>
+                <w:b w:val="0"/>
+                <w:bCs w:val="0"/>
+                <w:color w:val="202020"/>
+                <w:sz w:val="21"/>
+                <w:szCs w:val="21"/>
+              </w:rPr>
+            </w:pPr>
+            <w:r>
+              <w:rPr>
+                <w:rFonts w:hint="default" w:ascii="Consolas" w:hAnsi="Consolas" w:eastAsia="Consolas" w:cs="Consolas"/>
+                <w:b w:val="0"/>
+                <w:bCs w:val="0"/>
+                <w:color w:val="AF00DB"/>
+                <w:kern w:val="0"/>
+                <w:sz w:val="21"/>
+                <w:szCs w:val="21"/>
+                <w:shd w:val="clear" w:fill="FFFFFF"/>
+                <w:lang w:val="en-US" w:eastAsia="zh-CN" w:bidi="ar"/>
+              </w:rPr>
+              <w:t>import</w:t>
+            </w:r>
+            <w:r>
+              <w:rPr>
+                <w:rFonts w:hint="default" w:ascii="Consolas" w:hAnsi="Consolas" w:eastAsia="Consolas" w:cs="Consolas"/>
+                <w:b w:val="0"/>
+                <w:bCs w:val="0"/>
+                <w:color w:val="202020"/>
+                <w:kern w:val="0"/>
+                <w:sz w:val="21"/>
+                <w:szCs w:val="21"/>
+                <w:shd w:val="clear" w:fill="FFFFFF"/>
+                <w:lang w:val="en-US" w:eastAsia="zh-CN" w:bidi="ar"/>
+              </w:rPr>
+              <w:t xml:space="preserve"> </w:t>
+            </w:r>
+            <w:r>
+              <w:rPr>
+                <w:rFonts w:hint="default" w:ascii="Consolas" w:hAnsi="Consolas" w:eastAsia="Consolas" w:cs="Consolas"/>
+                <w:b w:val="0"/>
+                <w:bCs w:val="0"/>
+                <w:color w:val="267F99"/>
+                <w:kern w:val="0"/>
+                <w:sz w:val="21"/>
+                <w:szCs w:val="21"/>
+                <w:shd w:val="clear" w:fill="FFFFFF"/>
+                <w:lang w:val="en-US" w:eastAsia="zh-CN" w:bidi="ar"/>
+              </w:rPr>
+              <w:t>numpy</w:t>
+            </w:r>
+            <w:r>
+              <w:rPr>
+                <w:rFonts w:hint="default" w:ascii="Consolas" w:hAnsi="Consolas" w:eastAsia="Consolas" w:cs="Consolas"/>
+                <w:b w:val="0"/>
+                <w:bCs w:val="0"/>
+                <w:color w:val="202020"/>
+                <w:kern w:val="0"/>
+                <w:sz w:val="21"/>
+                <w:szCs w:val="21"/>
+                <w:shd w:val="clear" w:fill="FFFFFF"/>
+                <w:lang w:val="en-US" w:eastAsia="zh-CN" w:bidi="ar"/>
+              </w:rPr>
+              <w:t xml:space="preserve"> </w:t>
+            </w:r>
+            <w:r>
+              <w:rPr>
+                <w:rFonts w:hint="default" w:ascii="Consolas" w:hAnsi="Consolas" w:eastAsia="Consolas" w:cs="Consolas"/>
+                <w:b w:val="0"/>
+                <w:bCs w:val="0"/>
+                <w:color w:val="AF00DB"/>
+                <w:kern w:val="0"/>
+                <w:sz w:val="21"/>
+                <w:szCs w:val="21"/>
+                <w:shd w:val="clear" w:fill="FFFFFF"/>
+                <w:lang w:val="en-US" w:eastAsia="zh-CN" w:bidi="ar"/>
+              </w:rPr>
+              <w:t>as</w:t>
+            </w:r>
+            <w:r>
+              <w:rPr>
+                <w:rFonts w:hint="default" w:ascii="Consolas" w:hAnsi="Consolas" w:eastAsia="Consolas" w:cs="Consolas"/>
+                <w:b w:val="0"/>
+                <w:bCs w:val="0"/>
+                <w:color w:val="202020"/>
+                <w:kern w:val="0"/>
+                <w:sz w:val="21"/>
+                <w:szCs w:val="21"/>
+                <w:shd w:val="clear" w:fill="FFFFFF"/>
+                <w:lang w:val="en-US" w:eastAsia="zh-CN" w:bidi="ar"/>
+              </w:rPr>
+              <w:t xml:space="preserve"> </w:t>
+            </w:r>
+            <w:r>
+              <w:rPr>
+                <w:rFonts w:hint="default" w:ascii="Consolas" w:hAnsi="Consolas" w:eastAsia="Consolas" w:cs="Consolas"/>
+                <w:b w:val="0"/>
+                <w:bCs w:val="0"/>
+                <w:color w:val="267F99"/>
+                <w:kern w:val="0"/>
+                <w:sz w:val="21"/>
+                <w:szCs w:val="21"/>
+                <w:shd w:val="clear" w:fill="FFFFFF"/>
+                <w:lang w:val="en-US" w:eastAsia="zh-CN" w:bidi="ar"/>
+              </w:rPr>
+              <w:t>np</w:t>
+            </w:r>
+          </w:p>
+          <w:p>
+            <w:pPr>
+              <w:keepNext w:val="0"/>
+              <w:keepLines w:val="0"/>
+              <w:widowControl/>
+              <w:suppressLineNumbers w:val="0"/>
+              <w:shd w:val="clear" w:fill="FFFFFF"/>
+              <w:spacing w:line="285" w:lineRule="atLeast"/>
+              <w:jc w:val="left"/>
+              <w:rPr>
+                <w:rFonts w:hint="default" w:ascii="Consolas" w:hAnsi="Consolas" w:eastAsia="Consolas" w:cs="Consolas"/>
+                <w:b w:val="0"/>
+                <w:bCs w:val="0"/>
+                <w:color w:val="202020"/>
+                <w:sz w:val="21"/>
+                <w:szCs w:val="21"/>
+              </w:rPr>
+            </w:pPr>
+            <w:r>
+              <w:rPr>
+                <w:rFonts w:hint="default" w:ascii="Consolas" w:hAnsi="Consolas" w:eastAsia="Consolas" w:cs="Consolas"/>
+                <w:b w:val="0"/>
+                <w:bCs w:val="0"/>
+                <w:color w:val="1F2328"/>
+                <w:kern w:val="0"/>
+                <w:sz w:val="21"/>
+                <w:szCs w:val="21"/>
+                <w:shd w:val="clear" w:fill="FFFFFF"/>
+                <w:lang w:val="en-US" w:eastAsia="zh-CN" w:bidi="ar"/>
+              </w:rPr>
+              <w:t>iris</w:t>
+            </w:r>
+            <w:r>
+              <w:rPr>
+                <w:rFonts w:hint="default" w:ascii="Consolas" w:hAnsi="Consolas" w:eastAsia="Consolas" w:cs="Consolas"/>
+                <w:b w:val="0"/>
+                <w:bCs w:val="0"/>
+                <w:color w:val="202020"/>
+                <w:kern w:val="0"/>
+                <w:sz w:val="21"/>
+                <w:szCs w:val="21"/>
+                <w:shd w:val="clear" w:fill="FFFFFF"/>
+                <w:lang w:val="en-US" w:eastAsia="zh-CN" w:bidi="ar"/>
+              </w:rPr>
+              <w:t xml:space="preserve"> </w:t>
+            </w:r>
+            <w:r>
+              <w:rPr>
+                <w:rFonts w:hint="default" w:ascii="Consolas" w:hAnsi="Consolas" w:eastAsia="Consolas" w:cs="Consolas"/>
+                <w:b w:val="0"/>
+                <w:bCs w:val="0"/>
+                <w:color w:val="000000"/>
+                <w:kern w:val="0"/>
+                <w:sz w:val="21"/>
+                <w:szCs w:val="21"/>
+                <w:shd w:val="clear" w:fill="FFFFFF"/>
+                <w:lang w:val="en-US" w:eastAsia="zh-CN" w:bidi="ar"/>
+              </w:rPr>
+              <w:t>=</w:t>
+            </w:r>
+            <w:r>
+              <w:rPr>
+                <w:rFonts w:hint="default" w:ascii="Consolas" w:hAnsi="Consolas" w:eastAsia="Consolas" w:cs="Consolas"/>
+                <w:b w:val="0"/>
+                <w:bCs w:val="0"/>
+                <w:color w:val="202020"/>
+                <w:kern w:val="0"/>
+                <w:sz w:val="21"/>
+                <w:szCs w:val="21"/>
+                <w:shd w:val="clear" w:fill="FFFFFF"/>
+                <w:lang w:val="en-US" w:eastAsia="zh-CN" w:bidi="ar"/>
+              </w:rPr>
+              <w:t xml:space="preserve"> </w:t>
+            </w:r>
+            <w:r>
+              <w:rPr>
+                <w:rFonts w:hint="default" w:ascii="Consolas" w:hAnsi="Consolas" w:eastAsia="Consolas" w:cs="Consolas"/>
+                <w:b w:val="0"/>
+                <w:bCs w:val="0"/>
+                <w:color w:val="8250DF"/>
+                <w:kern w:val="0"/>
+                <w:sz w:val="21"/>
+                <w:szCs w:val="21"/>
+                <w:shd w:val="clear" w:fill="FFFFFF"/>
+                <w:lang w:val="en-US" w:eastAsia="zh-CN" w:bidi="ar"/>
+              </w:rPr>
+              <w:t>load_iris</w:t>
+            </w:r>
+            <w:r>
+              <w:rPr>
+                <w:rFonts w:hint="default" w:ascii="Consolas" w:hAnsi="Consolas" w:eastAsia="Consolas" w:cs="Consolas"/>
+                <w:b w:val="0"/>
+                <w:bCs w:val="0"/>
+                <w:color w:val="202020"/>
+                <w:kern w:val="0"/>
+                <w:sz w:val="21"/>
+                <w:szCs w:val="21"/>
+                <w:shd w:val="clear" w:fill="FFFFFF"/>
+                <w:lang w:val="en-US" w:eastAsia="zh-CN" w:bidi="ar"/>
+              </w:rPr>
+              <w:t>()</w:t>
+            </w:r>
+          </w:p>
+          <w:p>
+            <w:pPr>
+              <w:keepNext w:val="0"/>
+              <w:keepLines w:val="0"/>
+              <w:widowControl/>
+              <w:suppressLineNumbers w:val="0"/>
+              <w:shd w:val="clear" w:fill="FFFFFF"/>
+              <w:spacing w:line="285" w:lineRule="atLeast"/>
+              <w:jc w:val="left"/>
+            </w:pPr>
+            <w:r>
+              <w:rPr>
+                <w:rFonts w:hint="default" w:ascii="Consolas" w:hAnsi="Consolas" w:eastAsia="Consolas" w:cs="Consolas"/>
+                <w:b w:val="0"/>
+                <w:bCs w:val="0"/>
+                <w:color w:val="0550AE"/>
+                <w:kern w:val="0"/>
+                <w:sz w:val="21"/>
+                <w:szCs w:val="21"/>
+                <w:shd w:val="clear" w:fill="FFFFFF"/>
+                <w:lang w:val="en-US" w:eastAsia="zh-CN" w:bidi="ar"/>
+              </w:rPr>
+              <w:t>X</w:t>
+            </w:r>
+            <w:r>
+              <w:rPr>
+                <w:rFonts w:hint="default" w:ascii="Consolas" w:hAnsi="Consolas" w:eastAsia="Consolas" w:cs="Consolas"/>
+                <w:b w:val="0"/>
+                <w:bCs w:val="0"/>
+                <w:color w:val="202020"/>
+                <w:kern w:val="0"/>
+                <w:sz w:val="21"/>
+                <w:szCs w:val="21"/>
+                <w:shd w:val="clear" w:fill="FFFFFF"/>
+                <w:lang w:val="en-US" w:eastAsia="zh-CN" w:bidi="ar"/>
+              </w:rPr>
+              <w:t xml:space="preserve"> </w:t>
+            </w:r>
+            <w:r>
+              <w:rPr>
+                <w:rFonts w:hint="default" w:ascii="Consolas" w:hAnsi="Consolas" w:eastAsia="Consolas" w:cs="Consolas"/>
+                <w:b w:val="0"/>
+                <w:bCs w:val="0"/>
+                <w:color w:val="000000"/>
+                <w:kern w:val="0"/>
+                <w:sz w:val="21"/>
+                <w:szCs w:val="21"/>
+                <w:shd w:val="clear" w:fill="FFFFFF"/>
+                <w:lang w:val="en-US" w:eastAsia="zh-CN" w:bidi="ar"/>
+              </w:rPr>
+              <w:t>=</w:t>
+            </w:r>
+            <w:r>
+              <w:rPr>
+                <w:rFonts w:hint="default" w:ascii="Consolas" w:hAnsi="Consolas" w:eastAsia="Consolas" w:cs="Consolas"/>
+                <w:b w:val="0"/>
+                <w:bCs w:val="0"/>
+                <w:color w:val="202020"/>
+                <w:kern w:val="0"/>
+                <w:sz w:val="21"/>
+                <w:szCs w:val="21"/>
+                <w:shd w:val="clear" w:fill="FFFFFF"/>
+                <w:lang w:val="en-US" w:eastAsia="zh-CN" w:bidi="ar"/>
+              </w:rPr>
+              <w:t xml:space="preserve"> </w:t>
+            </w:r>
+            <w:r>
+              <w:rPr>
+                <w:rFonts w:hint="default" w:ascii="Consolas" w:hAnsi="Consolas" w:eastAsia="Consolas" w:cs="Consolas"/>
+                <w:b w:val="0"/>
+                <w:bCs w:val="0"/>
+                <w:color w:val="1F2328"/>
+                <w:kern w:val="0"/>
+                <w:sz w:val="21"/>
+                <w:szCs w:val="21"/>
+                <w:shd w:val="clear" w:fill="FFFFFF"/>
+                <w:lang w:val="en-US" w:eastAsia="zh-CN" w:bidi="ar"/>
+              </w:rPr>
+              <w:t>iris</w:t>
+            </w:r>
+            <w:r>
+              <w:rPr>
+                <w:rFonts w:hint="default" w:ascii="Consolas" w:hAnsi="Consolas" w:eastAsia="Consolas" w:cs="Consolas"/>
+                <w:b w:val="0"/>
+                <w:bCs w:val="0"/>
+                <w:color w:val="202020"/>
+                <w:kern w:val="0"/>
+                <w:sz w:val="21"/>
+                <w:szCs w:val="21"/>
+                <w:shd w:val="clear" w:fill="FFFFFF"/>
+                <w:lang w:val="en-US" w:eastAsia="zh-CN" w:bidi="ar"/>
+              </w:rPr>
+              <w:t>.data</w:t>
+            </w:r>
+          </w:p>
+          <w:p>
+            <w:pPr>
+              <w:keepNext w:val="0"/>
+              <w:keepLines w:val="0"/>
+              <w:widowControl/>
+              <w:suppressLineNumbers w:val="0"/>
+              <w:shd w:val="clear" w:fill="FFFFFF"/>
+              <w:spacing w:line="285" w:lineRule="atLeast"/>
+              <w:jc w:val="left"/>
+              <w:rPr>
+                <w:rFonts w:hint="default" w:ascii="Consolas" w:hAnsi="Consolas" w:eastAsia="Consolas" w:cs="Consolas"/>
+                <w:b w:val="0"/>
+                <w:bCs w:val="0"/>
+                <w:color w:val="202020"/>
+                <w:sz w:val="21"/>
+                <w:szCs w:val="21"/>
+              </w:rPr>
+            </w:pPr>
+            <w:r>
+              <w:rPr>
+                <w:rFonts w:hint="default" w:ascii="Consolas" w:hAnsi="Consolas" w:eastAsia="Consolas" w:cs="Consolas"/>
+                <w:b w:val="0"/>
+                <w:bCs w:val="0"/>
+                <w:color w:val="8250DF"/>
+                <w:kern w:val="0"/>
+                <w:sz w:val="21"/>
+                <w:szCs w:val="21"/>
+                <w:shd w:val="clear" w:fill="FFFFFF"/>
+                <w:lang w:val="en-US" w:eastAsia="zh-CN" w:bidi="ar"/>
+              </w:rPr>
+              <w:t>print</w:t>
+            </w:r>
+            <w:r>
+              <w:rPr>
+                <w:rFonts w:hint="default" w:ascii="Consolas" w:hAnsi="Consolas" w:eastAsia="Consolas" w:cs="Consolas"/>
+                <w:b w:val="0"/>
+                <w:bCs w:val="0"/>
+                <w:color w:val="202020"/>
+                <w:kern w:val="0"/>
+                <w:sz w:val="21"/>
+                <w:szCs w:val="21"/>
+                <w:shd w:val="clear" w:fill="FFFFFF"/>
+                <w:lang w:val="en-US" w:eastAsia="zh-CN" w:bidi="ar"/>
+              </w:rPr>
+              <w:t>(</w:t>
+            </w:r>
+            <w:r>
+              <w:rPr>
+                <w:rFonts w:hint="default" w:ascii="Consolas" w:hAnsi="Consolas" w:eastAsia="Consolas" w:cs="Consolas"/>
+                <w:b w:val="0"/>
+                <w:bCs w:val="0"/>
+                <w:color w:val="0A3069"/>
+                <w:kern w:val="0"/>
+                <w:sz w:val="21"/>
+                <w:szCs w:val="21"/>
+                <w:shd w:val="clear" w:fill="FFFFFF"/>
+                <w:lang w:val="en-US" w:eastAsia="zh-CN" w:bidi="ar"/>
+              </w:rPr>
+              <w:t>"原始数据:</w:t>
+            </w:r>
+            <w:r>
+              <w:rPr>
+                <w:rFonts w:hint="default" w:ascii="Consolas" w:hAnsi="Consolas" w:eastAsia="Consolas" w:cs="Consolas"/>
+                <w:b w:val="0"/>
+                <w:bCs w:val="0"/>
+                <w:color w:val="EE0000"/>
+                <w:kern w:val="0"/>
+                <w:sz w:val="21"/>
+                <w:szCs w:val="21"/>
+                <w:shd w:val="clear" w:fill="FFFFFF"/>
+                <w:lang w:val="en-US" w:eastAsia="zh-CN" w:bidi="ar"/>
+              </w:rPr>
+              <w:t>\n</w:t>
+            </w:r>
+            <w:r>
+              <w:rPr>
+                <w:rFonts w:hint="default" w:ascii="Consolas" w:hAnsi="Consolas" w:eastAsia="Consolas" w:cs="Consolas"/>
+                <w:b w:val="0"/>
+                <w:bCs w:val="0"/>
+                <w:color w:val="0A3069"/>
+                <w:kern w:val="0"/>
+                <w:sz w:val="21"/>
+                <w:szCs w:val="21"/>
+                <w:shd w:val="clear" w:fill="FFFFFF"/>
+                <w:lang w:val="en-US" w:eastAsia="zh-CN" w:bidi="ar"/>
+              </w:rPr>
+              <w:t>"</w:t>
+            </w:r>
+            <w:r>
+              <w:rPr>
+                <w:rFonts w:hint="default" w:ascii="Consolas" w:hAnsi="Consolas" w:eastAsia="Consolas" w:cs="Consolas"/>
+                <w:b w:val="0"/>
+                <w:bCs w:val="0"/>
+                <w:color w:val="202020"/>
+                <w:kern w:val="0"/>
+                <w:sz w:val="21"/>
+                <w:szCs w:val="21"/>
+                <w:shd w:val="clear" w:fill="FFFFFF"/>
+                <w:lang w:val="en-US" w:eastAsia="zh-CN" w:bidi="ar"/>
+              </w:rPr>
+              <w:t xml:space="preserve">, </w:t>
+            </w:r>
+            <w:r>
+              <w:rPr>
+                <w:rFonts w:hint="default" w:ascii="Consolas" w:hAnsi="Consolas" w:eastAsia="Consolas" w:cs="Consolas"/>
+                <w:b w:val="0"/>
+                <w:bCs w:val="0"/>
+                <w:color w:val="0550AE"/>
+                <w:kern w:val="0"/>
+                <w:sz w:val="21"/>
+                <w:szCs w:val="21"/>
+                <w:shd w:val="clear" w:fill="FFFFFF"/>
+                <w:lang w:val="en-US" w:eastAsia="zh-CN" w:bidi="ar"/>
+              </w:rPr>
+              <w:t>X</w:t>
+            </w:r>
+            <w:r>
+              <w:rPr>
+                <w:rFonts w:hint="default" w:ascii="Consolas" w:hAnsi="Consolas" w:eastAsia="Consolas" w:cs="Consolas"/>
+                <w:b w:val="0"/>
+                <w:bCs w:val="0"/>
+                <w:color w:val="202020"/>
+                <w:kern w:val="0"/>
+                <w:sz w:val="21"/>
+                <w:szCs w:val="21"/>
+                <w:shd w:val="clear" w:fill="FFFFFF"/>
+                <w:lang w:val="en-US" w:eastAsia="zh-CN" w:bidi="ar"/>
+              </w:rPr>
+              <w:t>)</w:t>
+            </w:r>
+          </w:p>
+          <w:p>
+            <w:pPr>
+              <w:keepNext w:val="0"/>
+              <w:keepLines w:val="0"/>
+              <w:widowControl/>
+              <w:suppressLineNumbers w:val="0"/>
+              <w:shd w:val="clear" w:fill="FFFFFF"/>
+              <w:spacing w:line="285" w:lineRule="atLeast"/>
+              <w:jc w:val="left"/>
+              <w:rPr>
+                <w:rFonts w:ascii="Times New Roman" w:hAnsi="Times New Roman" w:eastAsia="宋体"/>
+                <w:sz w:val="24"/>
+                <w:szCs w:val="24"/>
+                <w:vertAlign w:val="baseline"/>
+              </w:rPr>
+            </w:pPr>
+          </w:p>
+        </w:tc>
+      </w:tr>
+    </w:tbl>
     <w:p>
       <w:pPr>
         <w:rPr>
@@ -540,25 +1453,6 @@
       <w:pPr>
         <w:rPr>
           <w:rFonts w:ascii="Times New Roman" w:hAnsi="Times New Roman" w:eastAsia="宋体"/>
-          <w:b/>
-          <w:sz w:val="24"/>
-          <w:szCs w:val="24"/>
-        </w:rPr>
-      </w:pPr>
-      <w:r>
-        <w:rPr>
-          <w:rFonts w:hint="eastAsia" w:ascii="Times New Roman" w:hAnsi="Times New Roman" w:eastAsia="宋体"/>
-          <w:b/>
-          <w:sz w:val="24"/>
-          <w:szCs w:val="24"/>
-        </w:rPr>
-        <w:t>加载数据集代码：</w:t>
-      </w:r>
-    </w:p>
-    <w:p>
-      <w:pPr>
-        <w:rPr>
-          <w:rFonts w:ascii="Times New Roman" w:hAnsi="Times New Roman" w:eastAsia="宋体"/>
           <w:sz w:val="24"/>
           <w:szCs w:val="24"/>
         </w:rPr>
@@ -572,11 +1466,20 @@
           <w:szCs w:val="24"/>
         </w:rPr>
       </w:pPr>
+      <w:r>
+        <w:rPr>
+          <w:rFonts w:hint="eastAsia" w:ascii="Times New Roman" w:hAnsi="Times New Roman" w:eastAsia="宋体"/>
+          <w:sz w:val="24"/>
+          <w:szCs w:val="24"/>
+        </w:rPr>
+        <w:t>（3）方法一：</w:t>
+      </w:r>
     </w:p>
     <w:p>
       <w:pPr>
         <w:rPr>
-          <w:rFonts w:ascii="Times New Roman" w:hAnsi="Times New Roman" w:eastAsia="宋体"/>
+          <w:rFonts w:hint="eastAsia" w:ascii="Times New Roman" w:hAnsi="Times New Roman" w:eastAsia="宋体"/>
+          <w:b/>
           <w:sz w:val="24"/>
           <w:szCs w:val="24"/>
         </w:rPr>
@@ -587,34 +1490,477 @@
           <w:sz w:val="24"/>
           <w:szCs w:val="24"/>
         </w:rPr>
-        <w:t>（3）方法一：</w:t>
+        <w:t>（a）</w:t>
+      </w:r>
+      <w:r>
+        <w:rPr>
+          <w:rFonts w:hint="eastAsia" w:ascii="Times New Roman" w:hAnsi="Times New Roman" w:eastAsia="宋体"/>
+          <w:b/>
+          <w:sz w:val="24"/>
+          <w:szCs w:val="24"/>
+        </w:rPr>
+        <w:t>数据标准化（去均值）代码：</w:t>
       </w:r>
     </w:p>
+    <w:tbl>
+      <w:tblPr>
+        <w:tblStyle w:val="5"/>
+        <w:tblW w:w="0" w:type="auto"/>
+        <w:tblInd w:w="0" w:type="dxa"/>
+        <w:tblBorders>
+          <w:top w:val="single" w:color="auto" w:sz="4" w:space="0"/>
+          <w:left w:val="single" w:color="auto" w:sz="4" w:space="0"/>
+          <w:bottom w:val="single" w:color="auto" w:sz="4" w:space="0"/>
+          <w:right w:val="single" w:color="auto" w:sz="4" w:space="0"/>
+          <w:insideH w:val="single" w:color="auto" w:sz="4" w:space="0"/>
+          <w:insideV w:val="single" w:color="auto" w:sz="4" w:space="0"/>
+        </w:tblBorders>
+        <w:tblLayout w:type="autofit"/>
+        <w:tblCellMar>
+          <w:left w:w="108" w:type="dxa"/>
+          <w:right w:w="108" w:type="dxa"/>
+        </w:tblCellMar>
+      </w:tblPr>
+      <w:tblGrid>
+        <w:gridCol w:w="8306"/>
+      </w:tblGrid>
+      <w:tr>
+        <w:tblPrEx>
+          <w:tblBorders>
+            <w:top w:val="single" w:color="auto" w:sz="4" w:space="0"/>
+            <w:left w:val="single" w:color="auto" w:sz="4" w:space="0"/>
+            <w:bottom w:val="single" w:color="auto" w:sz="4" w:space="0"/>
+            <w:right w:val="single" w:color="auto" w:sz="4" w:space="0"/>
+            <w:insideH w:val="single" w:color="auto" w:sz="4" w:space="0"/>
+            <w:insideV w:val="single" w:color="auto" w:sz="4" w:space="0"/>
+          </w:tblBorders>
+          <w:tblCellMar>
+            <w:left w:w="108" w:type="dxa"/>
+            <w:right w:w="108" w:type="dxa"/>
+          </w:tblCellMar>
+        </w:tblPrEx>
+        <w:tc>
+          <w:tcPr>
+            <w:tcW w:w="8306" w:type="dxa"/>
+          </w:tcPr>
+          <w:p>
+            <w:pPr>
+              <w:keepNext w:val="0"/>
+              <w:keepLines w:val="0"/>
+              <w:widowControl/>
+              <w:suppressLineNumbers w:val="0"/>
+              <w:shd w:val="clear" w:fill="FFFFFF"/>
+              <w:spacing w:line="285" w:lineRule="atLeast"/>
+              <w:jc w:val="left"/>
+              <w:rPr>
+                <w:rFonts w:ascii="Consolas" w:hAnsi="Consolas" w:eastAsia="Consolas" w:cs="Consolas"/>
+                <w:b w:val="0"/>
+                <w:bCs w:val="0"/>
+                <w:color w:val="202020"/>
+                <w:sz w:val="21"/>
+                <w:szCs w:val="21"/>
+              </w:rPr>
+            </w:pPr>
+            <w:r>
+              <w:rPr>
+                <w:rFonts w:hint="default" w:ascii="Consolas" w:hAnsi="Consolas" w:eastAsia="Consolas" w:cs="Consolas"/>
+                <w:b w:val="0"/>
+                <w:bCs w:val="0"/>
+                <w:color w:val="1F2328"/>
+                <w:kern w:val="0"/>
+                <w:sz w:val="21"/>
+                <w:szCs w:val="21"/>
+                <w:shd w:val="clear" w:fill="FFFFFF"/>
+                <w:lang w:val="en-US" w:eastAsia="zh-CN" w:bidi="ar"/>
+              </w:rPr>
+              <w:t>X_mean</w:t>
+            </w:r>
+            <w:r>
+              <w:rPr>
+                <w:rFonts w:hint="default" w:ascii="Consolas" w:hAnsi="Consolas" w:eastAsia="Consolas" w:cs="Consolas"/>
+                <w:b w:val="0"/>
+                <w:bCs w:val="0"/>
+                <w:color w:val="000000"/>
+                <w:kern w:val="0"/>
+                <w:sz w:val="21"/>
+                <w:szCs w:val="21"/>
+                <w:shd w:val="clear" w:fill="FFFFFF"/>
+                <w:lang w:val="en-US" w:eastAsia="zh-CN" w:bidi="ar"/>
+              </w:rPr>
+              <w:t>=</w:t>
+            </w:r>
+            <w:r>
+              <w:rPr>
+                <w:rFonts w:hint="default" w:ascii="Consolas" w:hAnsi="Consolas" w:eastAsia="Consolas" w:cs="Consolas"/>
+                <w:b w:val="0"/>
+                <w:bCs w:val="0"/>
+                <w:color w:val="267F99"/>
+                <w:kern w:val="0"/>
+                <w:sz w:val="21"/>
+                <w:szCs w:val="21"/>
+                <w:shd w:val="clear" w:fill="FFFFFF"/>
+                <w:lang w:val="en-US" w:eastAsia="zh-CN" w:bidi="ar"/>
+              </w:rPr>
+              <w:t>np</w:t>
+            </w:r>
+            <w:r>
+              <w:rPr>
+                <w:rFonts w:hint="default" w:ascii="Consolas" w:hAnsi="Consolas" w:eastAsia="Consolas" w:cs="Consolas"/>
+                <w:b w:val="0"/>
+                <w:bCs w:val="0"/>
+                <w:color w:val="202020"/>
+                <w:kern w:val="0"/>
+                <w:sz w:val="21"/>
+                <w:szCs w:val="21"/>
+                <w:shd w:val="clear" w:fill="FFFFFF"/>
+                <w:lang w:val="en-US" w:eastAsia="zh-CN" w:bidi="ar"/>
+              </w:rPr>
+              <w:t>.</w:t>
+            </w:r>
+            <w:r>
+              <w:rPr>
+                <w:rFonts w:hint="default" w:ascii="Consolas" w:hAnsi="Consolas" w:eastAsia="Consolas" w:cs="Consolas"/>
+                <w:b w:val="0"/>
+                <w:bCs w:val="0"/>
+                <w:color w:val="8250DF"/>
+                <w:kern w:val="0"/>
+                <w:sz w:val="21"/>
+                <w:szCs w:val="21"/>
+                <w:shd w:val="clear" w:fill="FFFFFF"/>
+                <w:lang w:val="en-US" w:eastAsia="zh-CN" w:bidi="ar"/>
+              </w:rPr>
+              <w:t>mean</w:t>
+            </w:r>
+            <w:r>
+              <w:rPr>
+                <w:rFonts w:hint="default" w:ascii="Consolas" w:hAnsi="Consolas" w:eastAsia="Consolas" w:cs="Consolas"/>
+                <w:b w:val="0"/>
+                <w:bCs w:val="0"/>
+                <w:color w:val="202020"/>
+                <w:kern w:val="0"/>
+                <w:sz w:val="21"/>
+                <w:szCs w:val="21"/>
+                <w:shd w:val="clear" w:fill="FFFFFF"/>
+                <w:lang w:val="en-US" w:eastAsia="zh-CN" w:bidi="ar"/>
+              </w:rPr>
+              <w:t>(</w:t>
+            </w:r>
+            <w:r>
+              <w:rPr>
+                <w:rFonts w:hint="default" w:ascii="Consolas" w:hAnsi="Consolas" w:eastAsia="Consolas" w:cs="Consolas"/>
+                <w:b w:val="0"/>
+                <w:bCs w:val="0"/>
+                <w:color w:val="0550AE"/>
+                <w:kern w:val="0"/>
+                <w:sz w:val="21"/>
+                <w:szCs w:val="21"/>
+                <w:shd w:val="clear" w:fill="FFFFFF"/>
+                <w:lang w:val="en-US" w:eastAsia="zh-CN" w:bidi="ar"/>
+              </w:rPr>
+              <w:t>X</w:t>
+            </w:r>
+            <w:r>
+              <w:rPr>
+                <w:rFonts w:hint="default" w:ascii="Consolas" w:hAnsi="Consolas" w:eastAsia="Consolas" w:cs="Consolas"/>
+                <w:b w:val="0"/>
+                <w:bCs w:val="0"/>
+                <w:color w:val="202020"/>
+                <w:kern w:val="0"/>
+                <w:sz w:val="21"/>
+                <w:szCs w:val="21"/>
+                <w:shd w:val="clear" w:fill="FFFFFF"/>
+                <w:lang w:val="en-US" w:eastAsia="zh-CN" w:bidi="ar"/>
+              </w:rPr>
+              <w:t>,</w:t>
+            </w:r>
+            <w:r>
+              <w:rPr>
+                <w:rFonts w:hint="default" w:ascii="Consolas" w:hAnsi="Consolas" w:eastAsia="Consolas" w:cs="Consolas"/>
+                <w:b w:val="0"/>
+                <w:bCs w:val="0"/>
+                <w:color w:val="953800"/>
+                <w:kern w:val="0"/>
+                <w:sz w:val="21"/>
+                <w:szCs w:val="21"/>
+                <w:shd w:val="clear" w:fill="FFFFFF"/>
+                <w:lang w:val="en-US" w:eastAsia="zh-CN" w:bidi="ar"/>
+              </w:rPr>
+              <w:t>axis</w:t>
+            </w:r>
+            <w:r>
+              <w:rPr>
+                <w:rFonts w:hint="default" w:ascii="Consolas" w:hAnsi="Consolas" w:eastAsia="Consolas" w:cs="Consolas"/>
+                <w:b w:val="0"/>
+                <w:bCs w:val="0"/>
+                <w:color w:val="000000"/>
+                <w:kern w:val="0"/>
+                <w:sz w:val="21"/>
+                <w:szCs w:val="21"/>
+                <w:shd w:val="clear" w:fill="FFFFFF"/>
+                <w:lang w:val="en-US" w:eastAsia="zh-CN" w:bidi="ar"/>
+              </w:rPr>
+              <w:t>=</w:t>
+            </w:r>
+            <w:r>
+              <w:rPr>
+                <w:rFonts w:hint="default" w:ascii="Consolas" w:hAnsi="Consolas" w:eastAsia="Consolas" w:cs="Consolas"/>
+                <w:b w:val="0"/>
+                <w:bCs w:val="0"/>
+                <w:color w:val="098658"/>
+                <w:kern w:val="0"/>
+                <w:sz w:val="21"/>
+                <w:szCs w:val="21"/>
+                <w:shd w:val="clear" w:fill="FFFFFF"/>
+                <w:lang w:val="en-US" w:eastAsia="zh-CN" w:bidi="ar"/>
+              </w:rPr>
+              <w:t>0</w:t>
+            </w:r>
+            <w:r>
+              <w:rPr>
+                <w:rFonts w:hint="default" w:ascii="Consolas" w:hAnsi="Consolas" w:eastAsia="Consolas" w:cs="Consolas"/>
+                <w:b w:val="0"/>
+                <w:bCs w:val="0"/>
+                <w:color w:val="202020"/>
+                <w:kern w:val="0"/>
+                <w:sz w:val="21"/>
+                <w:szCs w:val="21"/>
+                <w:shd w:val="clear" w:fill="FFFFFF"/>
+                <w:lang w:val="en-US" w:eastAsia="zh-CN" w:bidi="ar"/>
+              </w:rPr>
+              <w:t>)</w:t>
+            </w:r>
+          </w:p>
+          <w:p>
+            <w:pPr>
+              <w:keepNext w:val="0"/>
+              <w:keepLines w:val="0"/>
+              <w:widowControl/>
+              <w:suppressLineNumbers w:val="0"/>
+              <w:shd w:val="clear" w:fill="FFFFFF"/>
+              <w:spacing w:line="285" w:lineRule="atLeast"/>
+              <w:jc w:val="left"/>
+              <w:rPr>
+                <w:rFonts w:hint="default" w:ascii="Consolas" w:hAnsi="Consolas" w:eastAsia="Consolas" w:cs="Consolas"/>
+                <w:b w:val="0"/>
+                <w:bCs w:val="0"/>
+                <w:color w:val="202020"/>
+                <w:sz w:val="21"/>
+                <w:szCs w:val="21"/>
+              </w:rPr>
+            </w:pPr>
+            <w:r>
+              <w:rPr>
+                <w:rFonts w:hint="default" w:ascii="Consolas" w:hAnsi="Consolas" w:eastAsia="Consolas" w:cs="Consolas"/>
+                <w:b w:val="0"/>
+                <w:bCs w:val="0"/>
+                <w:color w:val="8250DF"/>
+                <w:kern w:val="0"/>
+                <w:sz w:val="21"/>
+                <w:szCs w:val="21"/>
+                <w:shd w:val="clear" w:fill="FFFFFF"/>
+                <w:lang w:val="en-US" w:eastAsia="zh-CN" w:bidi="ar"/>
+              </w:rPr>
+              <w:t>print</w:t>
+            </w:r>
+            <w:r>
+              <w:rPr>
+                <w:rFonts w:hint="default" w:ascii="Consolas" w:hAnsi="Consolas" w:eastAsia="Consolas" w:cs="Consolas"/>
+                <w:b w:val="0"/>
+                <w:bCs w:val="0"/>
+                <w:color w:val="202020"/>
+                <w:kern w:val="0"/>
+                <w:sz w:val="21"/>
+                <w:szCs w:val="21"/>
+                <w:shd w:val="clear" w:fill="FFFFFF"/>
+                <w:lang w:val="en-US" w:eastAsia="zh-CN" w:bidi="ar"/>
+              </w:rPr>
+              <w:t>(</w:t>
+            </w:r>
+            <w:r>
+              <w:rPr>
+                <w:rFonts w:hint="default" w:ascii="Consolas" w:hAnsi="Consolas" w:eastAsia="Consolas" w:cs="Consolas"/>
+                <w:b w:val="0"/>
+                <w:bCs w:val="0"/>
+                <w:color w:val="0A3069"/>
+                <w:kern w:val="0"/>
+                <w:sz w:val="21"/>
+                <w:szCs w:val="21"/>
+                <w:shd w:val="clear" w:fill="FFFFFF"/>
+                <w:lang w:val="en-US" w:eastAsia="zh-CN" w:bidi="ar"/>
+              </w:rPr>
+              <w:t>"均值:</w:t>
+            </w:r>
+            <w:r>
+              <w:rPr>
+                <w:rFonts w:hint="default" w:ascii="Consolas" w:hAnsi="Consolas" w:eastAsia="Consolas" w:cs="Consolas"/>
+                <w:b w:val="0"/>
+                <w:bCs w:val="0"/>
+                <w:color w:val="EE0000"/>
+                <w:kern w:val="0"/>
+                <w:sz w:val="21"/>
+                <w:szCs w:val="21"/>
+                <w:shd w:val="clear" w:fill="FFFFFF"/>
+                <w:lang w:val="en-US" w:eastAsia="zh-CN" w:bidi="ar"/>
+              </w:rPr>
+              <w:t>\n</w:t>
+            </w:r>
+            <w:r>
+              <w:rPr>
+                <w:rFonts w:hint="default" w:ascii="Consolas" w:hAnsi="Consolas" w:eastAsia="Consolas" w:cs="Consolas"/>
+                <w:b w:val="0"/>
+                <w:bCs w:val="0"/>
+                <w:color w:val="0A3069"/>
+                <w:kern w:val="0"/>
+                <w:sz w:val="21"/>
+                <w:szCs w:val="21"/>
+                <w:shd w:val="clear" w:fill="FFFFFF"/>
+                <w:lang w:val="en-US" w:eastAsia="zh-CN" w:bidi="ar"/>
+              </w:rPr>
+              <w:t>"</w:t>
+            </w:r>
+            <w:r>
+              <w:rPr>
+                <w:rFonts w:hint="default" w:ascii="Consolas" w:hAnsi="Consolas" w:eastAsia="Consolas" w:cs="Consolas"/>
+                <w:b w:val="0"/>
+                <w:bCs w:val="0"/>
+                <w:color w:val="202020"/>
+                <w:kern w:val="0"/>
+                <w:sz w:val="21"/>
+                <w:szCs w:val="21"/>
+                <w:shd w:val="clear" w:fill="FFFFFF"/>
+                <w:lang w:val="en-US" w:eastAsia="zh-CN" w:bidi="ar"/>
+              </w:rPr>
+              <w:t>,</w:t>
+            </w:r>
+            <w:r>
+              <w:rPr>
+                <w:rFonts w:hint="default" w:ascii="Consolas" w:hAnsi="Consolas" w:eastAsia="Consolas" w:cs="Consolas"/>
+                <w:b w:val="0"/>
+                <w:bCs w:val="0"/>
+                <w:color w:val="1F2328"/>
+                <w:kern w:val="0"/>
+                <w:sz w:val="21"/>
+                <w:szCs w:val="21"/>
+                <w:shd w:val="clear" w:fill="FFFFFF"/>
+                <w:lang w:val="en-US" w:eastAsia="zh-CN" w:bidi="ar"/>
+              </w:rPr>
+              <w:t>X_mean</w:t>
+            </w:r>
+            <w:r>
+              <w:rPr>
+                <w:rFonts w:hint="default" w:ascii="Consolas" w:hAnsi="Consolas" w:eastAsia="Consolas" w:cs="Consolas"/>
+                <w:b w:val="0"/>
+                <w:bCs w:val="0"/>
+                <w:color w:val="202020"/>
+                <w:kern w:val="0"/>
+                <w:sz w:val="21"/>
+                <w:szCs w:val="21"/>
+                <w:shd w:val="clear" w:fill="FFFFFF"/>
+                <w:lang w:val="en-US" w:eastAsia="zh-CN" w:bidi="ar"/>
+              </w:rPr>
+              <w:t>)</w:t>
+            </w:r>
+          </w:p>
+          <w:p>
+            <w:pPr>
+              <w:keepNext w:val="0"/>
+              <w:keepLines w:val="0"/>
+              <w:widowControl/>
+              <w:suppressLineNumbers w:val="0"/>
+              <w:shd w:val="clear" w:fill="FFFFFF"/>
+              <w:spacing w:line="285" w:lineRule="atLeast"/>
+              <w:jc w:val="left"/>
+              <w:rPr>
+                <w:rFonts w:hint="eastAsia" w:ascii="Times New Roman" w:hAnsi="Times New Roman" w:eastAsia="宋体"/>
+                <w:b/>
+                <w:sz w:val="24"/>
+                <w:szCs w:val="24"/>
+                <w:vertAlign w:val="baseline"/>
+              </w:rPr>
+            </w:pPr>
+            <w:r>
+              <w:rPr>
+                <w:rFonts w:hint="default" w:ascii="Consolas" w:hAnsi="Consolas" w:eastAsia="Consolas" w:cs="Consolas"/>
+                <w:b w:val="0"/>
+                <w:bCs w:val="0"/>
+                <w:color w:val="1F2328"/>
+                <w:kern w:val="0"/>
+                <w:sz w:val="21"/>
+                <w:szCs w:val="21"/>
+                <w:shd w:val="clear" w:fill="FFFFFF"/>
+                <w:lang w:val="en-US" w:eastAsia="zh-CN" w:bidi="ar"/>
+              </w:rPr>
+              <w:t>X_centered</w:t>
+            </w:r>
+            <w:r>
+              <w:rPr>
+                <w:rFonts w:hint="default" w:ascii="Consolas" w:hAnsi="Consolas" w:eastAsia="Consolas" w:cs="Consolas"/>
+                <w:b w:val="0"/>
+                <w:bCs w:val="0"/>
+                <w:color w:val="000000"/>
+                <w:kern w:val="0"/>
+                <w:sz w:val="21"/>
+                <w:szCs w:val="21"/>
+                <w:shd w:val="clear" w:fill="FFFFFF"/>
+                <w:lang w:val="en-US" w:eastAsia="zh-CN" w:bidi="ar"/>
+              </w:rPr>
+              <w:t>=</w:t>
+            </w:r>
+            <w:r>
+              <w:rPr>
+                <w:rFonts w:hint="default" w:ascii="Consolas" w:hAnsi="Consolas" w:eastAsia="Consolas" w:cs="Consolas"/>
+                <w:b w:val="0"/>
+                <w:bCs w:val="0"/>
+                <w:color w:val="0550AE"/>
+                <w:kern w:val="0"/>
+                <w:sz w:val="21"/>
+                <w:szCs w:val="21"/>
+                <w:shd w:val="clear" w:fill="FFFFFF"/>
+                <w:lang w:val="en-US" w:eastAsia="zh-CN" w:bidi="ar"/>
+              </w:rPr>
+              <w:t>X</w:t>
+            </w:r>
+            <w:r>
+              <w:rPr>
+                <w:rFonts w:hint="default" w:ascii="Consolas" w:hAnsi="Consolas" w:eastAsia="Consolas" w:cs="Consolas"/>
+                <w:b w:val="0"/>
+                <w:bCs w:val="0"/>
+                <w:color w:val="000000"/>
+                <w:kern w:val="0"/>
+                <w:sz w:val="21"/>
+                <w:szCs w:val="21"/>
+                <w:shd w:val="clear" w:fill="FFFFFF"/>
+                <w:lang w:val="en-US" w:eastAsia="zh-CN" w:bidi="ar"/>
+              </w:rPr>
+              <w:t>-</w:t>
+            </w:r>
+            <w:r>
+              <w:rPr>
+                <w:rFonts w:hint="default" w:ascii="Consolas" w:hAnsi="Consolas" w:eastAsia="Consolas" w:cs="Consolas"/>
+                <w:b w:val="0"/>
+                <w:bCs w:val="0"/>
+                <w:color w:val="1F2328"/>
+                <w:kern w:val="0"/>
+                <w:sz w:val="21"/>
+                <w:szCs w:val="21"/>
+                <w:shd w:val="clear" w:fill="FFFFFF"/>
+                <w:lang w:val="en-US" w:eastAsia="zh-CN" w:bidi="ar"/>
+              </w:rPr>
+              <w:t>X_mean</w:t>
+            </w:r>
+          </w:p>
+        </w:tc>
+      </w:tr>
+    </w:tbl>
     <w:p>
       <w:pPr>
         <w:rPr>
-          <w:rFonts w:ascii="Times New Roman" w:hAnsi="Times New Roman" w:eastAsia="宋体"/>
+          <w:rFonts w:hint="eastAsia" w:ascii="Times New Roman" w:hAnsi="Times New Roman" w:eastAsia="宋体"/>
+          <w:b/>
           <w:sz w:val="24"/>
           <w:szCs w:val="24"/>
         </w:rPr>
       </w:pPr>
-      <w:r>
-        <w:rPr>
-          <w:rFonts w:hint="eastAsia" w:ascii="Times New Roman" w:hAnsi="Times New Roman" w:eastAsia="宋体"/>
-          <w:sz w:val="24"/>
-          <w:szCs w:val="24"/>
-        </w:rPr>
-        <w:t>（a）</w:t>
-      </w:r>
-      <w:r>
-        <w:rPr>
-          <w:rFonts w:hint="eastAsia" w:ascii="Times New Roman" w:hAnsi="Times New Roman" w:eastAsia="宋体"/>
-          <w:b/>
-          <w:sz w:val="24"/>
-          <w:szCs w:val="24"/>
-        </w:rPr>
-        <w:t>数据标准化（去均值）代码：</w:t>
-      </w:r>
     </w:p>
     <w:p>
       <w:pPr>
@@ -645,6 +1991,99 @@
         <w:t>标准化后的数据（计算全部数据，输出前五行）为：</w:t>
       </w:r>
     </w:p>
+    <w:tbl>
+      <w:tblPr>
+        <w:tblStyle w:val="5"/>
+        <w:tblW w:w="0" w:type="auto"/>
+        <w:tblInd w:w="0" w:type="dxa"/>
+        <w:tblBorders>
+          <w:top w:val="single" w:color="auto" w:sz="4" w:space="0"/>
+          <w:left w:val="single" w:color="auto" w:sz="4" w:space="0"/>
+          <w:bottom w:val="single" w:color="auto" w:sz="4" w:space="0"/>
+          <w:right w:val="single" w:color="auto" w:sz="4" w:space="0"/>
+          <w:insideH w:val="single" w:color="auto" w:sz="4" w:space="0"/>
+          <w:insideV w:val="single" w:color="auto" w:sz="4" w:space="0"/>
+        </w:tblBorders>
+        <w:tblLayout w:type="autofit"/>
+        <w:tblCellMar>
+          <w:left w:w="108" w:type="dxa"/>
+          <w:right w:w="108" w:type="dxa"/>
+        </w:tblCellMar>
+      </w:tblPr>
+      <w:tblGrid>
+        <w:gridCol w:w="8306"/>
+      </w:tblGrid>
+      <w:tr>
+        <w:tblPrEx>
+          <w:tblBorders>
+            <w:top w:val="single" w:color="auto" w:sz="4" w:space="0"/>
+            <w:left w:val="single" w:color="auto" w:sz="4" w:space="0"/>
+            <w:bottom w:val="single" w:color="auto" w:sz="4" w:space="0"/>
+            <w:right w:val="single" w:color="auto" w:sz="4" w:space="0"/>
+            <w:insideH w:val="single" w:color="auto" w:sz="4" w:space="0"/>
+            <w:insideV w:val="single" w:color="auto" w:sz="4" w:space="0"/>
+          </w:tblBorders>
+        </w:tblPrEx>
+        <w:tc>
+          <w:tcPr>
+            <w:tcW w:w="8306" w:type="dxa"/>
+          </w:tcPr>
+          <w:p>
+            <w:pPr>
+              <w:rPr>
+                <w:rFonts w:ascii="Times New Roman" w:hAnsi="Times New Roman" w:eastAsia="宋体"/>
+                <w:sz w:val="24"/>
+                <w:szCs w:val="24"/>
+                <w:vertAlign w:val="baseline"/>
+              </w:rPr>
+            </w:pPr>
+            <w:r>
+              <w:drawing>
+                <wp:inline distT="0" distB="0" distL="114300" distR="114300">
+                  <wp:extent cx="3981450" cy="1352550"/>
+                  <wp:effectExtent l="0" t="0" r="0" b="0"/>
+                  <wp:docPr id="1" name="图片 1"/>
+                  <wp:cNvGraphicFramePr>
+                    <a:graphicFrameLocks xmlns:a="http://schemas.openxmlformats.org/drawingml/2006/main" noChangeAspect="1"/>
+                  </wp:cNvGraphicFramePr>
+                  <a:graphic xmlns:a="http://schemas.openxmlformats.org/drawingml/2006/main">
+                    <a:graphicData uri="http://schemas.openxmlformats.org/drawingml/2006/picture">
+                      <pic:pic xmlns:pic="http://schemas.openxmlformats.org/drawingml/2006/picture">
+                        <pic:nvPicPr>
+                          <pic:cNvPr id="1" name="图片 1"/>
+                          <pic:cNvPicPr>
+                            <a:picLocks noChangeAspect="1"/>
+                          </pic:cNvPicPr>
+                        </pic:nvPicPr>
+                        <pic:blipFill>
+                          <a:blip r:embed="rId4"/>
+                          <a:stretch>
+                            <a:fillRect/>
+                          </a:stretch>
+                        </pic:blipFill>
+                        <pic:spPr>
+                          <a:xfrm>
+                            <a:off x="0" y="0"/>
+                            <a:ext cx="3981450" cy="1352550"/>
+                          </a:xfrm>
+                          <a:prstGeom prst="rect">
+                            <a:avLst/>
+                          </a:prstGeom>
+                          <a:noFill/>
+                          <a:ln>
+                            <a:noFill/>
+                          </a:ln>
+                        </pic:spPr>
+                      </pic:pic>
+                    </a:graphicData>
+                  </a:graphic>
+                </wp:inline>
+              </w:drawing>
+            </w:r>
+          </w:p>
+        </w:tc>
+      </w:tr>
+    </w:tbl>
     <w:p>
       <w:pPr>
         <w:rPr>
@@ -696,6 +2135,366 @@
         <w:t>求协方差矩阵代码：</w:t>
       </w:r>
     </w:p>
+    <w:tbl>
+      <w:tblPr>
+        <w:tblStyle w:val="5"/>
+        <w:tblW w:w="0" w:type="auto"/>
+        <w:tblInd w:w="0" w:type="dxa"/>
+        <w:tblBorders>
+          <w:top w:val="single" w:color="auto" w:sz="4" w:space="0"/>
+          <w:left w:val="single" w:color="auto" w:sz="4" w:space="0"/>
+          <w:bottom w:val="single" w:color="auto" w:sz="4" w:space="0"/>
+          <w:right w:val="single" w:color="auto" w:sz="4" w:space="0"/>
+          <w:insideH w:val="single" w:color="auto" w:sz="4" w:space="0"/>
+          <w:insideV w:val="single" w:color="auto" w:sz="4" w:space="0"/>
+        </w:tblBorders>
+        <w:tblLayout w:type="autofit"/>
+        <w:tblCellMar>
+          <w:left w:w="108" w:type="dxa"/>
+          <w:right w:w="108" w:type="dxa"/>
+        </w:tblCellMar>
+      </w:tblPr>
+      <w:tblGrid>
+        <w:gridCol w:w="8306"/>
+      </w:tblGrid>
+      <w:tr>
+        <w:tblPrEx>
+          <w:tblBorders>
+            <w:top w:val="single" w:color="auto" w:sz="4" w:space="0"/>
+            <w:left w:val="single" w:color="auto" w:sz="4" w:space="0"/>
+            <w:bottom w:val="single" w:color="auto" w:sz="4" w:space="0"/>
+            <w:right w:val="single" w:color="auto" w:sz="4" w:space="0"/>
+            <w:insideH w:val="single" w:color="auto" w:sz="4" w:space="0"/>
+            <w:insideV w:val="single" w:color="auto" w:sz="4" w:space="0"/>
+          </w:tblBorders>
+          <w:tblCellMar>
+            <w:left w:w="108" w:type="dxa"/>
+            <w:right w:w="108" w:type="dxa"/>
+          </w:tblCellMar>
+        </w:tblPrEx>
+        <w:tc>
+          <w:tcPr>
+            <w:tcW w:w="8306" w:type="dxa"/>
+          </w:tcPr>
+          <w:p>
+            <w:pPr>
+              <w:keepNext w:val="0"/>
+              <w:keepLines w:val="0"/>
+              <w:widowControl/>
+              <w:suppressLineNumbers w:val="0"/>
+              <w:shd w:val="clear" w:fill="FFFFFF"/>
+              <w:spacing w:line="285" w:lineRule="atLeast"/>
+              <w:jc w:val="left"/>
+              <w:rPr>
+                <w:rFonts w:ascii="Consolas" w:hAnsi="Consolas" w:eastAsia="Consolas" w:cs="Consolas"/>
+                <w:b w:val="0"/>
+                <w:bCs w:val="0"/>
+                <w:color w:val="202020"/>
+                <w:sz w:val="21"/>
+                <w:szCs w:val="21"/>
+              </w:rPr>
+            </w:pPr>
+            <w:r>
+              <w:rPr>
+                <w:rFonts w:hint="default" w:ascii="Consolas" w:hAnsi="Consolas" w:eastAsia="Consolas" w:cs="Consolas"/>
+                <w:b w:val="0"/>
+                <w:bCs w:val="0"/>
+                <w:color w:val="1F2328"/>
+                <w:kern w:val="0"/>
+                <w:sz w:val="21"/>
+                <w:szCs w:val="21"/>
+                <w:shd w:val="clear" w:fill="FFFFFF"/>
+                <w:lang w:val="en-US" w:eastAsia="zh-CN" w:bidi="ar"/>
+              </w:rPr>
+              <w:t>cov_matrix</w:t>
+            </w:r>
+            <w:r>
+              <w:rPr>
+                <w:rFonts w:hint="default" w:ascii="Consolas" w:hAnsi="Consolas" w:eastAsia="Consolas" w:cs="Consolas"/>
+                <w:b w:val="0"/>
+                <w:bCs w:val="0"/>
+                <w:color w:val="000000"/>
+                <w:kern w:val="0"/>
+                <w:sz w:val="21"/>
+                <w:szCs w:val="21"/>
+                <w:shd w:val="clear" w:fill="FFFFFF"/>
+                <w:lang w:val="en-US" w:eastAsia="zh-CN" w:bidi="ar"/>
+              </w:rPr>
+              <w:t>=</w:t>
+            </w:r>
+            <w:r>
+              <w:rPr>
+                <w:rFonts w:hint="default" w:ascii="Consolas" w:hAnsi="Consolas" w:eastAsia="Consolas" w:cs="Consolas"/>
+                <w:b w:val="0"/>
+                <w:bCs w:val="0"/>
+                <w:color w:val="267F99"/>
+                <w:kern w:val="0"/>
+                <w:sz w:val="21"/>
+                <w:szCs w:val="21"/>
+                <w:shd w:val="clear" w:fill="FFFFFF"/>
+                <w:lang w:val="en-US" w:eastAsia="zh-CN" w:bidi="ar"/>
+              </w:rPr>
+              <w:t>np</w:t>
+            </w:r>
+            <w:r>
+              <w:rPr>
+                <w:rFonts w:hint="default" w:ascii="Consolas" w:hAnsi="Consolas" w:eastAsia="Consolas" w:cs="Consolas"/>
+                <w:b w:val="0"/>
+                <w:bCs w:val="0"/>
+                <w:color w:val="202020"/>
+                <w:kern w:val="0"/>
+                <w:sz w:val="21"/>
+                <w:szCs w:val="21"/>
+                <w:shd w:val="clear" w:fill="FFFFFF"/>
+                <w:lang w:val="en-US" w:eastAsia="zh-CN" w:bidi="ar"/>
+              </w:rPr>
+              <w:t>.</w:t>
+            </w:r>
+            <w:r>
+              <w:rPr>
+                <w:rFonts w:hint="default" w:ascii="Consolas" w:hAnsi="Consolas" w:eastAsia="Consolas" w:cs="Consolas"/>
+                <w:b w:val="0"/>
+                <w:bCs w:val="0"/>
+                <w:color w:val="8250DF"/>
+                <w:kern w:val="0"/>
+                <w:sz w:val="21"/>
+                <w:szCs w:val="21"/>
+                <w:shd w:val="clear" w:fill="FFFFFF"/>
+                <w:lang w:val="en-US" w:eastAsia="zh-CN" w:bidi="ar"/>
+              </w:rPr>
+              <w:t>cov</w:t>
+            </w:r>
+            <w:r>
+              <w:rPr>
+                <w:rFonts w:hint="default" w:ascii="Consolas" w:hAnsi="Consolas" w:eastAsia="Consolas" w:cs="Consolas"/>
+                <w:b w:val="0"/>
+                <w:bCs w:val="0"/>
+                <w:color w:val="202020"/>
+                <w:kern w:val="0"/>
+                <w:sz w:val="21"/>
+                <w:szCs w:val="21"/>
+                <w:shd w:val="clear" w:fill="FFFFFF"/>
+                <w:lang w:val="en-US" w:eastAsia="zh-CN" w:bidi="ar"/>
+              </w:rPr>
+              <w:t>(</w:t>
+            </w:r>
+            <w:r>
+              <w:rPr>
+                <w:rFonts w:hint="default" w:ascii="Consolas" w:hAnsi="Consolas" w:eastAsia="Consolas" w:cs="Consolas"/>
+                <w:b w:val="0"/>
+                <w:bCs w:val="0"/>
+                <w:color w:val="1F2328"/>
+                <w:kern w:val="0"/>
+                <w:sz w:val="21"/>
+                <w:szCs w:val="21"/>
+                <w:shd w:val="clear" w:fill="FFFFFF"/>
+                <w:lang w:val="en-US" w:eastAsia="zh-CN" w:bidi="ar"/>
+              </w:rPr>
+              <w:t>X_centered</w:t>
+            </w:r>
+            <w:r>
+              <w:rPr>
+                <w:rFonts w:hint="default" w:ascii="Consolas" w:hAnsi="Consolas" w:eastAsia="Consolas" w:cs="Consolas"/>
+                <w:b w:val="0"/>
+                <w:bCs w:val="0"/>
+                <w:color w:val="202020"/>
+                <w:kern w:val="0"/>
+                <w:sz w:val="21"/>
+                <w:szCs w:val="21"/>
+                <w:shd w:val="clear" w:fill="FFFFFF"/>
+                <w:lang w:val="en-US" w:eastAsia="zh-CN" w:bidi="ar"/>
+              </w:rPr>
+              <w:t>,</w:t>
+            </w:r>
+            <w:r>
+              <w:rPr>
+                <w:rFonts w:hint="default" w:ascii="Consolas" w:hAnsi="Consolas" w:eastAsia="Consolas" w:cs="Consolas"/>
+                <w:b w:val="0"/>
+                <w:bCs w:val="0"/>
+                <w:color w:val="953800"/>
+                <w:kern w:val="0"/>
+                <w:sz w:val="21"/>
+                <w:szCs w:val="21"/>
+                <w:shd w:val="clear" w:fill="FFFFFF"/>
+                <w:lang w:val="en-US" w:eastAsia="zh-CN" w:bidi="ar"/>
+              </w:rPr>
+              <w:t>rowvar</w:t>
+            </w:r>
+            <w:r>
+              <w:rPr>
+                <w:rFonts w:hint="default" w:ascii="Consolas" w:hAnsi="Consolas" w:eastAsia="Consolas" w:cs="Consolas"/>
+                <w:b w:val="0"/>
+                <w:bCs w:val="0"/>
+                <w:color w:val="000000"/>
+                <w:kern w:val="0"/>
+                <w:sz w:val="21"/>
+                <w:szCs w:val="21"/>
+                <w:shd w:val="clear" w:fill="FFFFFF"/>
+                <w:lang w:val="en-US" w:eastAsia="zh-CN" w:bidi="ar"/>
+              </w:rPr>
+              <w:t>=</w:t>
+            </w:r>
+            <w:r>
+              <w:rPr>
+                <w:rFonts w:hint="default" w:ascii="Consolas" w:hAnsi="Consolas" w:eastAsia="Consolas" w:cs="Consolas"/>
+                <w:b w:val="0"/>
+                <w:bCs w:val="0"/>
+                <w:color w:val="0550AE"/>
+                <w:kern w:val="0"/>
+                <w:sz w:val="21"/>
+                <w:szCs w:val="21"/>
+                <w:shd w:val="clear" w:fill="FFFFFF"/>
+                <w:lang w:val="en-US" w:eastAsia="zh-CN" w:bidi="ar"/>
+              </w:rPr>
+              <w:t>False</w:t>
+            </w:r>
+            <w:r>
+              <w:rPr>
+                <w:rFonts w:hint="default" w:ascii="Consolas" w:hAnsi="Consolas" w:eastAsia="Consolas" w:cs="Consolas"/>
+                <w:b w:val="0"/>
+                <w:bCs w:val="0"/>
+                <w:color w:val="202020"/>
+                <w:kern w:val="0"/>
+                <w:sz w:val="21"/>
+                <w:szCs w:val="21"/>
+                <w:shd w:val="clear" w:fill="FFFFFF"/>
+                <w:lang w:val="en-US" w:eastAsia="zh-CN" w:bidi="ar"/>
+              </w:rPr>
+              <w:t>)</w:t>
+            </w:r>
+          </w:p>
+          <w:p>
+            <w:pPr>
+              <w:keepNext w:val="0"/>
+              <w:keepLines w:val="0"/>
+              <w:widowControl/>
+              <w:suppressLineNumbers w:val="0"/>
+              <w:shd w:val="clear" w:fill="FFFFFF"/>
+              <w:spacing w:line="285" w:lineRule="atLeast"/>
+              <w:jc w:val="left"/>
+              <w:rPr>
+                <w:rFonts w:ascii="Times New Roman" w:hAnsi="Times New Roman" w:eastAsia="宋体"/>
+                <w:sz w:val="24"/>
+                <w:szCs w:val="24"/>
+                <w:vertAlign w:val="baseline"/>
+              </w:rPr>
+            </w:pPr>
+            <w:r>
+              <w:rPr>
+                <w:rFonts w:hint="default" w:ascii="Consolas" w:hAnsi="Consolas" w:eastAsia="Consolas" w:cs="Consolas"/>
+                <w:b w:val="0"/>
+                <w:bCs w:val="0"/>
+                <w:color w:val="8250DF"/>
+                <w:kern w:val="0"/>
+                <w:sz w:val="21"/>
+                <w:szCs w:val="21"/>
+                <w:shd w:val="clear" w:fill="FFFFFF"/>
+                <w:lang w:val="en-US" w:eastAsia="zh-CN" w:bidi="ar"/>
+              </w:rPr>
+              <w:t>print</w:t>
+            </w:r>
+            <w:r>
+              <w:rPr>
+                <w:rFonts w:hint="default" w:ascii="Consolas" w:hAnsi="Consolas" w:eastAsia="Consolas" w:cs="Consolas"/>
+                <w:b w:val="0"/>
+                <w:bCs w:val="0"/>
+                <w:color w:val="202020"/>
+                <w:kern w:val="0"/>
+                <w:sz w:val="21"/>
+                <w:szCs w:val="21"/>
+                <w:shd w:val="clear" w:fill="FFFFFF"/>
+                <w:lang w:val="en-US" w:eastAsia="zh-CN" w:bidi="ar"/>
+              </w:rPr>
+              <w:t>(</w:t>
+            </w:r>
+            <w:r>
+              <w:rPr>
+                <w:rFonts w:hint="default" w:ascii="Consolas" w:hAnsi="Consolas" w:eastAsia="Consolas" w:cs="Consolas"/>
+                <w:b w:val="0"/>
+                <w:bCs w:val="0"/>
+                <w:color w:val="0A3069"/>
+                <w:kern w:val="0"/>
+                <w:sz w:val="21"/>
+                <w:szCs w:val="21"/>
+                <w:shd w:val="clear" w:fill="FFFFFF"/>
+                <w:lang w:val="en-US" w:eastAsia="zh-CN" w:bidi="ar"/>
+              </w:rPr>
+              <w:t>"协方差矩阵：</w:t>
+            </w:r>
+            <w:r>
+              <w:rPr>
+                <w:rFonts w:hint="default" w:ascii="Consolas" w:hAnsi="Consolas" w:eastAsia="Consolas" w:cs="Consolas"/>
+                <w:b w:val="0"/>
+                <w:bCs w:val="0"/>
+                <w:color w:val="EE0000"/>
+                <w:kern w:val="0"/>
+                <w:sz w:val="21"/>
+                <w:szCs w:val="21"/>
+                <w:shd w:val="clear" w:fill="FFFFFF"/>
+                <w:lang w:val="en-US" w:eastAsia="zh-CN" w:bidi="ar"/>
+              </w:rPr>
+              <w:t>\n</w:t>
+            </w:r>
+            <w:r>
+              <w:rPr>
+                <w:rFonts w:hint="default" w:ascii="Consolas" w:hAnsi="Consolas" w:eastAsia="Consolas" w:cs="Consolas"/>
+                <w:b w:val="0"/>
+                <w:bCs w:val="0"/>
+                <w:color w:val="0A3069"/>
+                <w:kern w:val="0"/>
+                <w:sz w:val="21"/>
+                <w:szCs w:val="21"/>
+                <w:shd w:val="clear" w:fill="FFFFFF"/>
+                <w:lang w:val="en-US" w:eastAsia="zh-CN" w:bidi="ar"/>
+              </w:rPr>
+              <w:t>"</w:t>
+            </w:r>
+            <w:r>
+              <w:rPr>
+                <w:rFonts w:hint="default" w:ascii="Consolas" w:hAnsi="Consolas" w:eastAsia="Consolas" w:cs="Consolas"/>
+                <w:b w:val="0"/>
+                <w:bCs w:val="0"/>
+                <w:color w:val="202020"/>
+                <w:kern w:val="0"/>
+                <w:sz w:val="21"/>
+                <w:szCs w:val="21"/>
+                <w:shd w:val="clear" w:fill="FFFFFF"/>
+                <w:lang w:val="en-US" w:eastAsia="zh-CN" w:bidi="ar"/>
+              </w:rPr>
+              <w:t>,</w:t>
+            </w:r>
+            <w:r>
+              <w:rPr>
+                <w:rFonts w:hint="default" w:ascii="Consolas" w:hAnsi="Consolas" w:eastAsia="Consolas" w:cs="Consolas"/>
+                <w:b w:val="0"/>
+                <w:bCs w:val="0"/>
+                <w:color w:val="1F2328"/>
+                <w:kern w:val="0"/>
+                <w:sz w:val="21"/>
+                <w:szCs w:val="21"/>
+                <w:shd w:val="clear" w:fill="FFFFFF"/>
+                <w:lang w:val="en-US" w:eastAsia="zh-CN" w:bidi="ar"/>
+              </w:rPr>
+              <w:t>cov_matrix</w:t>
+            </w:r>
+            <w:r>
+              <w:rPr>
+                <w:rFonts w:hint="default" w:ascii="Consolas" w:hAnsi="Consolas" w:eastAsia="Consolas" w:cs="Consolas"/>
+                <w:b w:val="0"/>
+                <w:bCs w:val="0"/>
+                <w:color w:val="202020"/>
+                <w:kern w:val="0"/>
+                <w:sz w:val="21"/>
+                <w:szCs w:val="21"/>
+                <w:shd w:val="clear" w:fill="FFFFFF"/>
+                <w:lang w:val="en-US" w:eastAsia="zh-CN" w:bidi="ar"/>
+              </w:rPr>
+              <w:t>)</w:t>
+            </w:r>
+          </w:p>
+        </w:tc>
+      </w:tr>
+    </w:tbl>
     <w:p>
       <w:pPr>
         <w:rPr>
@@ -713,6 +2512,7 @@
           <w:b/>
           <w:sz w:val="24"/>
           <w:szCs w:val="24"/>
+          <w:vertAlign w:val="baseline"/>
         </w:rPr>
       </w:pPr>
       <w:r>
@@ -725,10 +2525,110 @@
         <w:t>协方差矩阵结果为：</w:t>
       </w:r>
     </w:p>
+    <w:tbl>
+      <w:tblPr>
+        <w:tblStyle w:val="5"/>
+        <w:tblW w:w="0" w:type="auto"/>
+        <w:tblInd w:w="0" w:type="dxa"/>
+        <w:tblBorders>
+          <w:top w:val="single" w:color="auto" w:sz="4" w:space="0"/>
+          <w:left w:val="single" w:color="auto" w:sz="4" w:space="0"/>
+          <w:bottom w:val="single" w:color="auto" w:sz="4" w:space="0"/>
+          <w:right w:val="single" w:color="auto" w:sz="4" w:space="0"/>
+          <w:insideH w:val="single" w:color="auto" w:sz="4" w:space="0"/>
+          <w:insideV w:val="single" w:color="auto" w:sz="4" w:space="0"/>
+        </w:tblBorders>
+        <w:tblLayout w:type="autofit"/>
+        <w:tblCellMar>
+          <w:left w:w="108" w:type="dxa"/>
+          <w:right w:w="108" w:type="dxa"/>
+        </w:tblCellMar>
+      </w:tblPr>
+      <w:tblGrid>
+        <w:gridCol w:w="8306"/>
+      </w:tblGrid>
+      <w:tr>
+        <w:tblPrEx>
+          <w:tblBorders>
+            <w:top w:val="single" w:color="auto" w:sz="4" w:space="0"/>
+            <w:left w:val="single" w:color="auto" w:sz="4" w:space="0"/>
+            <w:bottom w:val="single" w:color="auto" w:sz="4" w:space="0"/>
+            <w:right w:val="single" w:color="auto" w:sz="4" w:space="0"/>
+            <w:insideH w:val="single" w:color="auto" w:sz="4" w:space="0"/>
+            <w:insideV w:val="single" w:color="auto" w:sz="4" w:space="0"/>
+          </w:tblBorders>
+          <w:tblCellMar>
+            <w:left w:w="108" w:type="dxa"/>
+            <w:right w:w="108" w:type="dxa"/>
+          </w:tblCellMar>
+        </w:tblPrEx>
+        <w:tc>
+          <w:tcPr>
+            <w:tcW w:w="8306" w:type="dxa"/>
+          </w:tcPr>
+          <w:p>
+            <w:pPr>
+              <w:rPr>
+                <w:rFonts w:ascii="Times New Roman" w:hAnsi="Times New Roman" w:eastAsia="宋体"/>
+                <w:b/>
+                <w:sz w:val="24"/>
+                <w:szCs w:val="24"/>
+                <w:vertAlign w:val="baseline"/>
+              </w:rPr>
+            </w:pPr>
+            <w:r>
+              <w:drawing>
+                <wp:inline distT="0" distB="0" distL="114300" distR="114300">
+                  <wp:extent cx="3876675" cy="914400"/>
+                  <wp:effectExtent l="0" t="0" r="9525" b="0"/>
+                  <wp:docPr id="2" name="图片 2"/>
+                  <wp:cNvGraphicFramePr>
+                    <a:graphicFrameLocks xmlns:a="http://schemas.openxmlformats.org/drawingml/2006/main" noChangeAspect="1"/>
+                  </wp:cNvGraphicFramePr>
+                  <a:graphic xmlns:a="http://schemas.openxmlformats.org/drawingml/2006/main">
+                    <a:graphicData uri="http://schemas.openxmlformats.org/drawingml/2006/picture">
+                      <pic:pic xmlns:pic="http://schemas.openxmlformats.org/drawingml/2006/picture">
+                        <pic:nvPicPr>
+                          <pic:cNvPr id="2" name="图片 2"/>
+                          <pic:cNvPicPr>
+                            <a:picLocks noChangeAspect="1"/>
+                          </pic:cNvPicPr>
+                        </pic:nvPicPr>
+                        <pic:blipFill>
+                          <a:blip r:embed="rId5"/>
+                          <a:stretch>
+                            <a:fillRect/>
+                          </a:stretch>
+                        </pic:blipFill>
+                        <pic:spPr>
+                          <a:xfrm>
+                            <a:off x="0" y="0"/>
+                            <a:ext cx="3876675" cy="914400"/>
+                          </a:xfrm>
+                          <a:prstGeom prst="rect">
+                            <a:avLst/>
+                          </a:prstGeom>
+                          <a:noFill/>
+                          <a:ln>
+                            <a:noFill/>
+                          </a:ln>
+                        </pic:spPr>
+                      </pic:pic>
+                    </a:graphicData>
+                  </a:graphic>
+                </wp:inline>
+              </w:drawing>
+            </w:r>
+          </w:p>
+        </w:tc>
+      </w:tr>
+    </w:tbl>
     <w:p>
       <w:pPr>
-        <w:rPr>
-          <w:rFonts w:ascii="Times New Roman" w:hAnsi="Times New Roman" w:eastAsia="宋体"/>
+        <w:ind w:firstLine="482" w:firstLineChars="200"/>
+        <w:rPr>
+          <w:rFonts w:ascii="Times New Roman" w:hAnsi="Times New Roman" w:eastAsia="宋体"/>
+          <w:b/>
           <w:sz w:val="24"/>
           <w:szCs w:val="24"/>
         </w:rPr>
@@ -742,6 +2642,16 @@
           <w:szCs w:val="24"/>
         </w:rPr>
       </w:pPr>
+    </w:p>
+    <w:p>
+      <w:pPr>
+        <w:rPr>
+          <w:rFonts w:hint="eastAsia" w:ascii="Times New Roman" w:hAnsi="Times New Roman" w:eastAsia="宋体"/>
+          <w:b/>
+          <w:sz w:val="24"/>
+          <w:szCs w:val="24"/>
+        </w:rPr>
+      </w:pPr>
       <w:r>
         <w:rPr>
           <w:rFonts w:hint="eastAsia" w:ascii="Times New Roman" w:hAnsi="Times New Roman" w:eastAsia="宋体"/>
@@ -775,6 +2685,1747 @@
         </w:rPr>
         <w:t>求特征值和特征向量代码：</w:t>
       </w:r>
+    </w:p>
+    <w:tbl>
+      <w:tblPr>
+        <w:tblStyle w:val="5"/>
+        <w:tblW w:w="0" w:type="auto"/>
+        <w:tblInd w:w="0" w:type="dxa"/>
+        <w:tblBorders>
+          <w:top w:val="single" w:color="auto" w:sz="4" w:space="0"/>
+          <w:left w:val="single" w:color="auto" w:sz="4" w:space="0"/>
+          <w:bottom w:val="single" w:color="auto" w:sz="4" w:space="0"/>
+          <w:right w:val="single" w:color="auto" w:sz="4" w:space="0"/>
+          <w:insideH w:val="single" w:color="auto" w:sz="4" w:space="0"/>
+          <w:insideV w:val="single" w:color="auto" w:sz="4" w:space="0"/>
+        </w:tblBorders>
+        <w:tblLayout w:type="autofit"/>
+        <w:tblCellMar>
+          <w:left w:w="108" w:type="dxa"/>
+          <w:right w:w="108" w:type="dxa"/>
+        </w:tblCellMar>
+      </w:tblPr>
+      <w:tblGrid>
+        <w:gridCol w:w="8306"/>
+      </w:tblGrid>
+      <w:tr>
+        <w:tblPrEx>
+          <w:tblBorders>
+            <w:top w:val="single" w:color="auto" w:sz="4" w:space="0"/>
+            <w:left w:val="single" w:color="auto" w:sz="4" w:space="0"/>
+            <w:bottom w:val="single" w:color="auto" w:sz="4" w:space="0"/>
+            <w:right w:val="single" w:color="auto" w:sz="4" w:space="0"/>
+            <w:insideH w:val="single" w:color="auto" w:sz="4" w:space="0"/>
+            <w:insideV w:val="single" w:color="auto" w:sz="4" w:space="0"/>
+          </w:tblBorders>
+          <w:tblCellMar>
+            <w:left w:w="108" w:type="dxa"/>
+            <w:right w:w="108" w:type="dxa"/>
+          </w:tblCellMar>
+        </w:tblPrEx>
+        <w:tc>
+          <w:tcPr>
+            <w:tcW w:w="8306" w:type="dxa"/>
+          </w:tcPr>
+          <w:p>
+            <w:pPr>
+              <w:keepNext w:val="0"/>
+              <w:keepLines w:val="0"/>
+              <w:widowControl/>
+              <w:suppressLineNumbers w:val="0"/>
+              <w:shd w:val="clear" w:fill="FFFFFF"/>
+              <w:spacing w:line="285" w:lineRule="atLeast"/>
+              <w:jc w:val="left"/>
+              <w:rPr>
+                <w:rFonts w:ascii="Consolas" w:hAnsi="Consolas" w:eastAsia="Consolas" w:cs="Consolas"/>
+                <w:b w:val="0"/>
+                <w:bCs w:val="0"/>
+                <w:color w:val="202020"/>
+                <w:sz w:val="21"/>
+                <w:szCs w:val="21"/>
+              </w:rPr>
+            </w:pPr>
+            <w:r>
+              <w:rPr>
+                <w:rFonts w:hint="default" w:ascii="Consolas" w:hAnsi="Consolas" w:eastAsia="Consolas" w:cs="Consolas"/>
+                <w:b w:val="0"/>
+                <w:bCs w:val="0"/>
+                <w:color w:val="6E7781"/>
+                <w:kern w:val="0"/>
+                <w:sz w:val="21"/>
+                <w:szCs w:val="21"/>
+                <w:shd w:val="clear" w:fill="FFFFFF"/>
+                <w:lang w:val="en-US" w:eastAsia="zh-CN" w:bidi="ar"/>
+              </w:rPr>
+              <w:t># [::-1]表示把索引反转，变成从大到小</w:t>
+            </w:r>
+          </w:p>
+          <w:p>
+            <w:pPr>
+              <w:keepNext w:val="0"/>
+              <w:keepLines w:val="0"/>
+              <w:widowControl/>
+              <w:suppressLineNumbers w:val="0"/>
+              <w:shd w:val="clear" w:fill="FFFFFF"/>
+              <w:spacing w:line="285" w:lineRule="atLeast"/>
+              <w:jc w:val="left"/>
+              <w:rPr>
+                <w:rFonts w:hint="default" w:ascii="Consolas" w:hAnsi="Consolas" w:eastAsia="Consolas" w:cs="Consolas"/>
+                <w:b w:val="0"/>
+                <w:bCs w:val="0"/>
+                <w:color w:val="202020"/>
+                <w:sz w:val="21"/>
+                <w:szCs w:val="21"/>
+              </w:rPr>
+            </w:pPr>
+            <w:r>
+              <w:rPr>
+                <w:rFonts w:hint="default" w:ascii="Consolas" w:hAnsi="Consolas" w:eastAsia="Consolas" w:cs="Consolas"/>
+                <w:b w:val="0"/>
+                <w:bCs w:val="0"/>
+                <w:color w:val="1F2328"/>
+                <w:kern w:val="0"/>
+                <w:sz w:val="21"/>
+                <w:szCs w:val="21"/>
+                <w:shd w:val="clear" w:fill="FFFFFF"/>
+                <w:lang w:val="en-US" w:eastAsia="zh-CN" w:bidi="ar"/>
+              </w:rPr>
+              <w:t>idx</w:t>
+            </w:r>
+            <w:r>
+              <w:rPr>
+                <w:rFonts w:hint="default" w:ascii="Consolas" w:hAnsi="Consolas" w:eastAsia="Consolas" w:cs="Consolas"/>
+                <w:b w:val="0"/>
+                <w:bCs w:val="0"/>
+                <w:color w:val="202020"/>
+                <w:kern w:val="0"/>
+                <w:sz w:val="21"/>
+                <w:szCs w:val="21"/>
+                <w:shd w:val="clear" w:fill="FFFFFF"/>
+                <w:lang w:val="en-US" w:eastAsia="zh-CN" w:bidi="ar"/>
+              </w:rPr>
+              <w:t xml:space="preserve"> </w:t>
+            </w:r>
+            <w:r>
+              <w:rPr>
+                <w:rFonts w:hint="default" w:ascii="Consolas" w:hAnsi="Consolas" w:eastAsia="Consolas" w:cs="Consolas"/>
+                <w:b w:val="0"/>
+                <w:bCs w:val="0"/>
+                <w:color w:val="000000"/>
+                <w:kern w:val="0"/>
+                <w:sz w:val="21"/>
+                <w:szCs w:val="21"/>
+                <w:shd w:val="clear" w:fill="FFFFFF"/>
+                <w:lang w:val="en-US" w:eastAsia="zh-CN" w:bidi="ar"/>
+              </w:rPr>
+              <w:t>=</w:t>
+            </w:r>
+            <w:r>
+              <w:rPr>
+                <w:rFonts w:hint="default" w:ascii="Consolas" w:hAnsi="Consolas" w:eastAsia="Consolas" w:cs="Consolas"/>
+                <w:b w:val="0"/>
+                <w:bCs w:val="0"/>
+                <w:color w:val="202020"/>
+                <w:kern w:val="0"/>
+                <w:sz w:val="21"/>
+                <w:szCs w:val="21"/>
+                <w:shd w:val="clear" w:fill="FFFFFF"/>
+                <w:lang w:val="en-US" w:eastAsia="zh-CN" w:bidi="ar"/>
+              </w:rPr>
+              <w:t xml:space="preserve"> </w:t>
+            </w:r>
+            <w:r>
+              <w:rPr>
+                <w:rFonts w:hint="default" w:ascii="Consolas" w:hAnsi="Consolas" w:eastAsia="Consolas" w:cs="Consolas"/>
+                <w:b w:val="0"/>
+                <w:bCs w:val="0"/>
+                <w:color w:val="267F99"/>
+                <w:kern w:val="0"/>
+                <w:sz w:val="21"/>
+                <w:szCs w:val="21"/>
+                <w:shd w:val="clear" w:fill="FFFFFF"/>
+                <w:lang w:val="en-US" w:eastAsia="zh-CN" w:bidi="ar"/>
+              </w:rPr>
+              <w:t>np</w:t>
+            </w:r>
+            <w:r>
+              <w:rPr>
+                <w:rFonts w:hint="default" w:ascii="Consolas" w:hAnsi="Consolas" w:eastAsia="Consolas" w:cs="Consolas"/>
+                <w:b w:val="0"/>
+                <w:bCs w:val="0"/>
+                <w:color w:val="202020"/>
+                <w:kern w:val="0"/>
+                <w:sz w:val="21"/>
+                <w:szCs w:val="21"/>
+                <w:shd w:val="clear" w:fill="FFFFFF"/>
+                <w:lang w:val="en-US" w:eastAsia="zh-CN" w:bidi="ar"/>
+              </w:rPr>
+              <w:t>.</w:t>
+            </w:r>
+            <w:r>
+              <w:rPr>
+                <w:rFonts w:hint="default" w:ascii="Consolas" w:hAnsi="Consolas" w:eastAsia="Consolas" w:cs="Consolas"/>
+                <w:b w:val="0"/>
+                <w:bCs w:val="0"/>
+                <w:color w:val="8250DF"/>
+                <w:kern w:val="0"/>
+                <w:sz w:val="21"/>
+                <w:szCs w:val="21"/>
+                <w:shd w:val="clear" w:fill="FFFFFF"/>
+                <w:lang w:val="en-US" w:eastAsia="zh-CN" w:bidi="ar"/>
+              </w:rPr>
+              <w:t>argsort</w:t>
+            </w:r>
+            <w:r>
+              <w:rPr>
+                <w:rFonts w:hint="default" w:ascii="Consolas" w:hAnsi="Consolas" w:eastAsia="Consolas" w:cs="Consolas"/>
+                <w:b w:val="0"/>
+                <w:bCs w:val="0"/>
+                <w:color w:val="202020"/>
+                <w:kern w:val="0"/>
+                <w:sz w:val="21"/>
+                <w:szCs w:val="21"/>
+                <w:shd w:val="clear" w:fill="FFFFFF"/>
+                <w:lang w:val="en-US" w:eastAsia="zh-CN" w:bidi="ar"/>
+              </w:rPr>
+              <w:t>(</w:t>
+            </w:r>
+            <w:r>
+              <w:rPr>
+                <w:rFonts w:hint="default" w:ascii="Consolas" w:hAnsi="Consolas" w:eastAsia="Consolas" w:cs="Consolas"/>
+                <w:b w:val="0"/>
+                <w:bCs w:val="0"/>
+                <w:color w:val="1F2328"/>
+                <w:kern w:val="0"/>
+                <w:sz w:val="21"/>
+                <w:szCs w:val="21"/>
+                <w:shd w:val="clear" w:fill="FFFFFF"/>
+                <w:lang w:val="en-US" w:eastAsia="zh-CN" w:bidi="ar"/>
+              </w:rPr>
+              <w:t>eig_vals</w:t>
+            </w:r>
+            <w:r>
+              <w:rPr>
+                <w:rFonts w:hint="default" w:ascii="Consolas" w:hAnsi="Consolas" w:eastAsia="Consolas" w:cs="Consolas"/>
+                <w:b w:val="0"/>
+                <w:bCs w:val="0"/>
+                <w:color w:val="202020"/>
+                <w:kern w:val="0"/>
+                <w:sz w:val="21"/>
+                <w:szCs w:val="21"/>
+                <w:shd w:val="clear" w:fill="FFFFFF"/>
+                <w:lang w:val="en-US" w:eastAsia="zh-CN" w:bidi="ar"/>
+              </w:rPr>
+              <w:t>)[::</w:t>
+            </w:r>
+            <w:r>
+              <w:rPr>
+                <w:rFonts w:hint="default" w:ascii="Consolas" w:hAnsi="Consolas" w:eastAsia="Consolas" w:cs="Consolas"/>
+                <w:b w:val="0"/>
+                <w:bCs w:val="0"/>
+                <w:color w:val="098658"/>
+                <w:kern w:val="0"/>
+                <w:sz w:val="21"/>
+                <w:szCs w:val="21"/>
+                <w:shd w:val="clear" w:fill="FFFFFF"/>
+                <w:lang w:val="en-US" w:eastAsia="zh-CN" w:bidi="ar"/>
+              </w:rPr>
+              <w:t>-1</w:t>
+            </w:r>
+            <w:r>
+              <w:rPr>
+                <w:rFonts w:hint="default" w:ascii="Consolas" w:hAnsi="Consolas" w:eastAsia="Consolas" w:cs="Consolas"/>
+                <w:b w:val="0"/>
+                <w:bCs w:val="0"/>
+                <w:color w:val="202020"/>
+                <w:kern w:val="0"/>
+                <w:sz w:val="21"/>
+                <w:szCs w:val="21"/>
+                <w:shd w:val="clear" w:fill="FFFFFF"/>
+                <w:lang w:val="en-US" w:eastAsia="zh-CN" w:bidi="ar"/>
+              </w:rPr>
+              <w:t>]</w:t>
+            </w:r>
+          </w:p>
+          <w:p>
+            <w:pPr>
+              <w:keepNext w:val="0"/>
+              <w:keepLines w:val="0"/>
+              <w:widowControl/>
+              <w:suppressLineNumbers w:val="0"/>
+              <w:shd w:val="clear" w:fill="FFFFFF"/>
+              <w:spacing w:line="285" w:lineRule="atLeast"/>
+              <w:jc w:val="left"/>
+              <w:rPr>
+                <w:rFonts w:hint="default" w:ascii="Consolas" w:hAnsi="Consolas" w:eastAsia="Consolas" w:cs="Consolas"/>
+                <w:b w:val="0"/>
+                <w:bCs w:val="0"/>
+                <w:color w:val="202020"/>
+                <w:sz w:val="21"/>
+                <w:szCs w:val="21"/>
+              </w:rPr>
+            </w:pPr>
+            <w:r>
+              <w:rPr>
+                <w:rFonts w:hint="default" w:ascii="Consolas" w:hAnsi="Consolas" w:eastAsia="Consolas" w:cs="Consolas"/>
+                <w:b w:val="0"/>
+                <w:bCs w:val="0"/>
+                <w:color w:val="6E7781"/>
+                <w:kern w:val="0"/>
+                <w:sz w:val="21"/>
+                <w:szCs w:val="21"/>
+                <w:shd w:val="clear" w:fill="FFFFFF"/>
+                <w:lang w:val="en-US" w:eastAsia="zh-CN" w:bidi="ar"/>
+              </w:rPr>
+              <w:t># 按照从大到小的索引重新排列特征值</w:t>
+            </w:r>
+          </w:p>
+          <w:p>
+            <w:pPr>
+              <w:keepNext w:val="0"/>
+              <w:keepLines w:val="0"/>
+              <w:widowControl/>
+              <w:suppressLineNumbers w:val="0"/>
+              <w:shd w:val="clear" w:fill="FFFFFF"/>
+              <w:spacing w:line="285" w:lineRule="atLeast"/>
+              <w:jc w:val="left"/>
+              <w:rPr>
+                <w:rFonts w:hint="default" w:ascii="Consolas" w:hAnsi="Consolas" w:eastAsia="Consolas" w:cs="Consolas"/>
+                <w:b w:val="0"/>
+                <w:bCs w:val="0"/>
+                <w:color w:val="202020"/>
+                <w:sz w:val="21"/>
+                <w:szCs w:val="21"/>
+              </w:rPr>
+            </w:pPr>
+            <w:r>
+              <w:rPr>
+                <w:rFonts w:hint="default" w:ascii="Consolas" w:hAnsi="Consolas" w:eastAsia="Consolas" w:cs="Consolas"/>
+                <w:b w:val="0"/>
+                <w:bCs w:val="0"/>
+                <w:color w:val="1F2328"/>
+                <w:kern w:val="0"/>
+                <w:sz w:val="21"/>
+                <w:szCs w:val="21"/>
+                <w:shd w:val="clear" w:fill="FFFFFF"/>
+                <w:lang w:val="en-US" w:eastAsia="zh-CN" w:bidi="ar"/>
+              </w:rPr>
+              <w:t>eig_vals</w:t>
+            </w:r>
+            <w:r>
+              <w:rPr>
+                <w:rFonts w:hint="default" w:ascii="Consolas" w:hAnsi="Consolas" w:eastAsia="Consolas" w:cs="Consolas"/>
+                <w:b w:val="0"/>
+                <w:bCs w:val="0"/>
+                <w:color w:val="202020"/>
+                <w:kern w:val="0"/>
+                <w:sz w:val="21"/>
+                <w:szCs w:val="21"/>
+                <w:shd w:val="clear" w:fill="FFFFFF"/>
+                <w:lang w:val="en-US" w:eastAsia="zh-CN" w:bidi="ar"/>
+              </w:rPr>
+              <w:t xml:space="preserve"> </w:t>
+            </w:r>
+            <w:r>
+              <w:rPr>
+                <w:rFonts w:hint="default" w:ascii="Consolas" w:hAnsi="Consolas" w:eastAsia="Consolas" w:cs="Consolas"/>
+                <w:b w:val="0"/>
+                <w:bCs w:val="0"/>
+                <w:color w:val="000000"/>
+                <w:kern w:val="0"/>
+                <w:sz w:val="21"/>
+                <w:szCs w:val="21"/>
+                <w:shd w:val="clear" w:fill="FFFFFF"/>
+                <w:lang w:val="en-US" w:eastAsia="zh-CN" w:bidi="ar"/>
+              </w:rPr>
+              <w:t>=</w:t>
+            </w:r>
+            <w:r>
+              <w:rPr>
+                <w:rFonts w:hint="default" w:ascii="Consolas" w:hAnsi="Consolas" w:eastAsia="Consolas" w:cs="Consolas"/>
+                <w:b w:val="0"/>
+                <w:bCs w:val="0"/>
+                <w:color w:val="202020"/>
+                <w:kern w:val="0"/>
+                <w:sz w:val="21"/>
+                <w:szCs w:val="21"/>
+                <w:shd w:val="clear" w:fill="FFFFFF"/>
+                <w:lang w:val="en-US" w:eastAsia="zh-CN" w:bidi="ar"/>
+              </w:rPr>
+              <w:t xml:space="preserve"> </w:t>
+            </w:r>
+            <w:r>
+              <w:rPr>
+                <w:rFonts w:hint="default" w:ascii="Consolas" w:hAnsi="Consolas" w:eastAsia="Consolas" w:cs="Consolas"/>
+                <w:b w:val="0"/>
+                <w:bCs w:val="0"/>
+                <w:color w:val="1F2328"/>
+                <w:kern w:val="0"/>
+                <w:sz w:val="21"/>
+                <w:szCs w:val="21"/>
+                <w:shd w:val="clear" w:fill="FFFFFF"/>
+                <w:lang w:val="en-US" w:eastAsia="zh-CN" w:bidi="ar"/>
+              </w:rPr>
+              <w:t>eig_vals</w:t>
+            </w:r>
+            <w:r>
+              <w:rPr>
+                <w:rFonts w:hint="default" w:ascii="Consolas" w:hAnsi="Consolas" w:eastAsia="Consolas" w:cs="Consolas"/>
+                <w:b w:val="0"/>
+                <w:bCs w:val="0"/>
+                <w:color w:val="202020"/>
+                <w:kern w:val="0"/>
+                <w:sz w:val="21"/>
+                <w:szCs w:val="21"/>
+                <w:shd w:val="clear" w:fill="FFFFFF"/>
+                <w:lang w:val="en-US" w:eastAsia="zh-CN" w:bidi="ar"/>
+              </w:rPr>
+              <w:t>[</w:t>
+            </w:r>
+            <w:r>
+              <w:rPr>
+                <w:rFonts w:hint="default" w:ascii="Consolas" w:hAnsi="Consolas" w:eastAsia="Consolas" w:cs="Consolas"/>
+                <w:b w:val="0"/>
+                <w:bCs w:val="0"/>
+                <w:color w:val="1F2328"/>
+                <w:kern w:val="0"/>
+                <w:sz w:val="21"/>
+                <w:szCs w:val="21"/>
+                <w:shd w:val="clear" w:fill="FFFFFF"/>
+                <w:lang w:val="en-US" w:eastAsia="zh-CN" w:bidi="ar"/>
+              </w:rPr>
+              <w:t>idx</w:t>
+            </w:r>
+            <w:r>
+              <w:rPr>
+                <w:rFonts w:hint="default" w:ascii="Consolas" w:hAnsi="Consolas" w:eastAsia="Consolas" w:cs="Consolas"/>
+                <w:b w:val="0"/>
+                <w:bCs w:val="0"/>
+                <w:color w:val="202020"/>
+                <w:kern w:val="0"/>
+                <w:sz w:val="21"/>
+                <w:szCs w:val="21"/>
+                <w:shd w:val="clear" w:fill="FFFFFF"/>
+                <w:lang w:val="en-US" w:eastAsia="zh-CN" w:bidi="ar"/>
+              </w:rPr>
+              <w:t>]</w:t>
+            </w:r>
+          </w:p>
+          <w:p>
+            <w:pPr>
+              <w:keepNext w:val="0"/>
+              <w:keepLines w:val="0"/>
+              <w:widowControl/>
+              <w:suppressLineNumbers w:val="0"/>
+              <w:shd w:val="clear" w:fill="FFFFFF"/>
+              <w:spacing w:line="285" w:lineRule="atLeast"/>
+              <w:jc w:val="left"/>
+              <w:rPr>
+                <w:rFonts w:hint="default" w:ascii="Consolas" w:hAnsi="Consolas" w:eastAsia="Consolas" w:cs="Consolas"/>
+                <w:b w:val="0"/>
+                <w:bCs w:val="0"/>
+                <w:color w:val="202020"/>
+                <w:sz w:val="21"/>
+                <w:szCs w:val="21"/>
+              </w:rPr>
+            </w:pPr>
+            <w:r>
+              <w:rPr>
+                <w:rFonts w:hint="default" w:ascii="Consolas" w:hAnsi="Consolas" w:eastAsia="Consolas" w:cs="Consolas"/>
+                <w:b w:val="0"/>
+                <w:bCs w:val="0"/>
+                <w:color w:val="6E7781"/>
+                <w:kern w:val="0"/>
+                <w:sz w:val="21"/>
+                <w:szCs w:val="21"/>
+                <w:shd w:val="clear" w:fill="FFFFFF"/>
+                <w:lang w:val="en-US" w:eastAsia="zh-CN" w:bidi="ar"/>
+              </w:rPr>
+              <w:t># 按照同样的索引重新排列特征向量</w:t>
+            </w:r>
+          </w:p>
+          <w:p>
+            <w:pPr>
+              <w:keepNext w:val="0"/>
+              <w:keepLines w:val="0"/>
+              <w:widowControl/>
+              <w:suppressLineNumbers w:val="0"/>
+              <w:shd w:val="clear" w:fill="FFFFFF"/>
+              <w:spacing w:line="285" w:lineRule="atLeast"/>
+              <w:jc w:val="left"/>
+              <w:rPr>
+                <w:rFonts w:hint="default" w:ascii="Consolas" w:hAnsi="Consolas" w:eastAsia="Consolas" w:cs="Consolas"/>
+                <w:b w:val="0"/>
+                <w:bCs w:val="0"/>
+                <w:color w:val="202020"/>
+                <w:sz w:val="21"/>
+                <w:szCs w:val="21"/>
+              </w:rPr>
+            </w:pPr>
+            <w:r>
+              <w:rPr>
+                <w:rFonts w:hint="default" w:ascii="Consolas" w:hAnsi="Consolas" w:eastAsia="Consolas" w:cs="Consolas"/>
+                <w:b w:val="0"/>
+                <w:bCs w:val="0"/>
+                <w:color w:val="1F2328"/>
+                <w:kern w:val="0"/>
+                <w:sz w:val="21"/>
+                <w:szCs w:val="21"/>
+                <w:shd w:val="clear" w:fill="FFFFFF"/>
+                <w:lang w:val="en-US" w:eastAsia="zh-CN" w:bidi="ar"/>
+              </w:rPr>
+              <w:t>eig_vecs</w:t>
+            </w:r>
+            <w:r>
+              <w:rPr>
+                <w:rFonts w:hint="default" w:ascii="Consolas" w:hAnsi="Consolas" w:eastAsia="Consolas" w:cs="Consolas"/>
+                <w:b w:val="0"/>
+                <w:bCs w:val="0"/>
+                <w:color w:val="202020"/>
+                <w:kern w:val="0"/>
+                <w:sz w:val="21"/>
+                <w:szCs w:val="21"/>
+                <w:shd w:val="clear" w:fill="FFFFFF"/>
+                <w:lang w:val="en-US" w:eastAsia="zh-CN" w:bidi="ar"/>
+              </w:rPr>
+              <w:t xml:space="preserve"> </w:t>
+            </w:r>
+            <w:r>
+              <w:rPr>
+                <w:rFonts w:hint="default" w:ascii="Consolas" w:hAnsi="Consolas" w:eastAsia="Consolas" w:cs="Consolas"/>
+                <w:b w:val="0"/>
+                <w:bCs w:val="0"/>
+                <w:color w:val="000000"/>
+                <w:kern w:val="0"/>
+                <w:sz w:val="21"/>
+                <w:szCs w:val="21"/>
+                <w:shd w:val="clear" w:fill="FFFFFF"/>
+                <w:lang w:val="en-US" w:eastAsia="zh-CN" w:bidi="ar"/>
+              </w:rPr>
+              <w:t>=</w:t>
+            </w:r>
+            <w:r>
+              <w:rPr>
+                <w:rFonts w:hint="default" w:ascii="Consolas" w:hAnsi="Consolas" w:eastAsia="Consolas" w:cs="Consolas"/>
+                <w:b w:val="0"/>
+                <w:bCs w:val="0"/>
+                <w:color w:val="202020"/>
+                <w:kern w:val="0"/>
+                <w:sz w:val="21"/>
+                <w:szCs w:val="21"/>
+                <w:shd w:val="clear" w:fill="FFFFFF"/>
+                <w:lang w:val="en-US" w:eastAsia="zh-CN" w:bidi="ar"/>
+              </w:rPr>
+              <w:t xml:space="preserve"> </w:t>
+            </w:r>
+            <w:r>
+              <w:rPr>
+                <w:rFonts w:hint="default" w:ascii="Consolas" w:hAnsi="Consolas" w:eastAsia="Consolas" w:cs="Consolas"/>
+                <w:b w:val="0"/>
+                <w:bCs w:val="0"/>
+                <w:color w:val="1F2328"/>
+                <w:kern w:val="0"/>
+                <w:sz w:val="21"/>
+                <w:szCs w:val="21"/>
+                <w:shd w:val="clear" w:fill="FFFFFF"/>
+                <w:lang w:val="en-US" w:eastAsia="zh-CN" w:bidi="ar"/>
+              </w:rPr>
+              <w:t>eig_vecs</w:t>
+            </w:r>
+            <w:r>
+              <w:rPr>
+                <w:rFonts w:hint="default" w:ascii="Consolas" w:hAnsi="Consolas" w:eastAsia="Consolas" w:cs="Consolas"/>
+                <w:b w:val="0"/>
+                <w:bCs w:val="0"/>
+                <w:color w:val="202020"/>
+                <w:kern w:val="0"/>
+                <w:sz w:val="21"/>
+                <w:szCs w:val="21"/>
+                <w:shd w:val="clear" w:fill="FFFFFF"/>
+                <w:lang w:val="en-US" w:eastAsia="zh-CN" w:bidi="ar"/>
+              </w:rPr>
+              <w:t xml:space="preserve">[:, </w:t>
+            </w:r>
+            <w:r>
+              <w:rPr>
+                <w:rFonts w:hint="default" w:ascii="Consolas" w:hAnsi="Consolas" w:eastAsia="Consolas" w:cs="Consolas"/>
+                <w:b w:val="0"/>
+                <w:bCs w:val="0"/>
+                <w:color w:val="1F2328"/>
+                <w:kern w:val="0"/>
+                <w:sz w:val="21"/>
+                <w:szCs w:val="21"/>
+                <w:shd w:val="clear" w:fill="FFFFFF"/>
+                <w:lang w:val="en-US" w:eastAsia="zh-CN" w:bidi="ar"/>
+              </w:rPr>
+              <w:t>idx</w:t>
+            </w:r>
+            <w:r>
+              <w:rPr>
+                <w:rFonts w:hint="default" w:ascii="Consolas" w:hAnsi="Consolas" w:eastAsia="Consolas" w:cs="Consolas"/>
+                <w:b w:val="0"/>
+                <w:bCs w:val="0"/>
+                <w:color w:val="202020"/>
+                <w:kern w:val="0"/>
+                <w:sz w:val="21"/>
+                <w:szCs w:val="21"/>
+                <w:shd w:val="clear" w:fill="FFFFFF"/>
+                <w:lang w:val="en-US" w:eastAsia="zh-CN" w:bidi="ar"/>
+              </w:rPr>
+              <w:t>]</w:t>
+            </w:r>
+          </w:p>
+          <w:p>
+            <w:pPr>
+              <w:keepNext w:val="0"/>
+              <w:keepLines w:val="0"/>
+              <w:widowControl/>
+              <w:suppressLineNumbers w:val="0"/>
+              <w:shd w:val="clear" w:fill="FFFFFF"/>
+              <w:spacing w:line="285" w:lineRule="atLeast"/>
+              <w:jc w:val="left"/>
+              <w:rPr>
+                <w:rFonts w:hint="default" w:ascii="Consolas" w:hAnsi="Consolas" w:eastAsia="Consolas" w:cs="Consolas"/>
+                <w:b w:val="0"/>
+                <w:bCs w:val="0"/>
+                <w:color w:val="202020"/>
+                <w:sz w:val="21"/>
+                <w:szCs w:val="21"/>
+              </w:rPr>
+            </w:pPr>
+            <w:r>
+              <w:rPr>
+                <w:rFonts w:hint="default" w:ascii="Consolas" w:hAnsi="Consolas" w:eastAsia="Consolas" w:cs="Consolas"/>
+                <w:b w:val="0"/>
+                <w:bCs w:val="0"/>
+                <w:color w:val="6E7781"/>
+                <w:kern w:val="0"/>
+                <w:sz w:val="21"/>
+                <w:szCs w:val="21"/>
+                <w:shd w:val="clear" w:fill="FFFFFF"/>
+                <w:lang w:val="en-US" w:eastAsia="zh-CN" w:bidi="ar"/>
+              </w:rPr>
+              <w:t># 特征向量的方向可以整体取反，不影响结果，但为了和sklearn结果比较，统一一下</w:t>
+            </w:r>
+          </w:p>
+          <w:p>
+            <w:pPr>
+              <w:keepNext w:val="0"/>
+              <w:keepLines w:val="0"/>
+              <w:widowControl/>
+              <w:suppressLineNumbers w:val="0"/>
+              <w:shd w:val="clear" w:fill="FFFFFF"/>
+              <w:spacing w:line="285" w:lineRule="atLeast"/>
+              <w:jc w:val="left"/>
+              <w:rPr>
+                <w:rFonts w:hint="default" w:ascii="Consolas" w:hAnsi="Consolas" w:eastAsia="Consolas" w:cs="Consolas"/>
+                <w:b w:val="0"/>
+                <w:bCs w:val="0"/>
+                <w:color w:val="202020"/>
+                <w:sz w:val="21"/>
+                <w:szCs w:val="21"/>
+              </w:rPr>
+            </w:pPr>
+            <w:r>
+              <w:rPr>
+                <w:rFonts w:hint="default" w:ascii="Consolas" w:hAnsi="Consolas" w:eastAsia="Consolas" w:cs="Consolas"/>
+                <w:b w:val="0"/>
+                <w:bCs w:val="0"/>
+                <w:color w:val="6E7781"/>
+                <w:kern w:val="0"/>
+                <w:sz w:val="21"/>
+                <w:szCs w:val="21"/>
+                <w:shd w:val="clear" w:fill="FFFFFF"/>
+                <w:lang w:val="en-US" w:eastAsia="zh-CN" w:bidi="ar"/>
+              </w:rPr>
+              <w:t># 对每一列，找到绝对值最大的那个元素，如果它是负数，就把整列取反</w:t>
+            </w:r>
+          </w:p>
+          <w:p>
+            <w:pPr>
+              <w:keepNext w:val="0"/>
+              <w:keepLines w:val="0"/>
+              <w:widowControl/>
+              <w:suppressLineNumbers w:val="0"/>
+              <w:shd w:val="clear" w:fill="FFFFFF"/>
+              <w:spacing w:line="285" w:lineRule="atLeast"/>
+              <w:jc w:val="left"/>
+              <w:rPr>
+                <w:rFonts w:hint="default" w:ascii="Consolas" w:hAnsi="Consolas" w:eastAsia="Consolas" w:cs="Consolas"/>
+                <w:b w:val="0"/>
+                <w:bCs w:val="0"/>
+                <w:color w:val="202020"/>
+                <w:sz w:val="21"/>
+                <w:szCs w:val="21"/>
+              </w:rPr>
+            </w:pPr>
+            <w:r>
+              <w:rPr>
+                <w:rFonts w:hint="default" w:ascii="Consolas" w:hAnsi="Consolas" w:eastAsia="Consolas" w:cs="Consolas"/>
+                <w:b w:val="0"/>
+                <w:bCs w:val="0"/>
+                <w:color w:val="AF00DB"/>
+                <w:kern w:val="0"/>
+                <w:sz w:val="21"/>
+                <w:szCs w:val="21"/>
+                <w:shd w:val="clear" w:fill="FFFFFF"/>
+                <w:lang w:val="en-US" w:eastAsia="zh-CN" w:bidi="ar"/>
+              </w:rPr>
+              <w:t>for</w:t>
+            </w:r>
+            <w:r>
+              <w:rPr>
+                <w:rFonts w:hint="default" w:ascii="Consolas" w:hAnsi="Consolas" w:eastAsia="Consolas" w:cs="Consolas"/>
+                <w:b w:val="0"/>
+                <w:bCs w:val="0"/>
+                <w:color w:val="202020"/>
+                <w:kern w:val="0"/>
+                <w:sz w:val="21"/>
+                <w:szCs w:val="21"/>
+                <w:shd w:val="clear" w:fill="FFFFFF"/>
+                <w:lang w:val="en-US" w:eastAsia="zh-CN" w:bidi="ar"/>
+              </w:rPr>
+              <w:t xml:space="preserve"> </w:t>
+            </w:r>
+            <w:r>
+              <w:rPr>
+                <w:rFonts w:hint="default" w:ascii="Consolas" w:hAnsi="Consolas" w:eastAsia="Consolas" w:cs="Consolas"/>
+                <w:b w:val="0"/>
+                <w:bCs w:val="0"/>
+                <w:color w:val="1F2328"/>
+                <w:kern w:val="0"/>
+                <w:sz w:val="21"/>
+                <w:szCs w:val="21"/>
+                <w:shd w:val="clear" w:fill="FFFFFF"/>
+                <w:lang w:val="en-US" w:eastAsia="zh-CN" w:bidi="ar"/>
+              </w:rPr>
+              <w:t>i</w:t>
+            </w:r>
+            <w:r>
+              <w:rPr>
+                <w:rFonts w:hint="default" w:ascii="Consolas" w:hAnsi="Consolas" w:eastAsia="Consolas" w:cs="Consolas"/>
+                <w:b w:val="0"/>
+                <w:bCs w:val="0"/>
+                <w:color w:val="202020"/>
+                <w:kern w:val="0"/>
+                <w:sz w:val="21"/>
+                <w:szCs w:val="21"/>
+                <w:shd w:val="clear" w:fill="FFFFFF"/>
+                <w:lang w:val="en-US" w:eastAsia="zh-CN" w:bidi="ar"/>
+              </w:rPr>
+              <w:t xml:space="preserve"> </w:t>
+            </w:r>
+            <w:r>
+              <w:rPr>
+                <w:rFonts w:hint="default" w:ascii="Consolas" w:hAnsi="Consolas" w:eastAsia="Consolas" w:cs="Consolas"/>
+                <w:b w:val="0"/>
+                <w:bCs w:val="0"/>
+                <w:color w:val="AF00DB"/>
+                <w:kern w:val="0"/>
+                <w:sz w:val="21"/>
+                <w:szCs w:val="21"/>
+                <w:shd w:val="clear" w:fill="FFFFFF"/>
+                <w:lang w:val="en-US" w:eastAsia="zh-CN" w:bidi="ar"/>
+              </w:rPr>
+              <w:t>in</w:t>
+            </w:r>
+            <w:r>
+              <w:rPr>
+                <w:rFonts w:hint="default" w:ascii="Consolas" w:hAnsi="Consolas" w:eastAsia="Consolas" w:cs="Consolas"/>
+                <w:b w:val="0"/>
+                <w:bCs w:val="0"/>
+                <w:color w:val="202020"/>
+                <w:kern w:val="0"/>
+                <w:sz w:val="21"/>
+                <w:szCs w:val="21"/>
+                <w:shd w:val="clear" w:fill="FFFFFF"/>
+                <w:lang w:val="en-US" w:eastAsia="zh-CN" w:bidi="ar"/>
+              </w:rPr>
+              <w:t xml:space="preserve"> </w:t>
+            </w:r>
+            <w:r>
+              <w:rPr>
+                <w:rFonts w:hint="default" w:ascii="Consolas" w:hAnsi="Consolas" w:eastAsia="Consolas" w:cs="Consolas"/>
+                <w:b w:val="0"/>
+                <w:bCs w:val="0"/>
+                <w:color w:val="267F99"/>
+                <w:kern w:val="0"/>
+                <w:sz w:val="21"/>
+                <w:szCs w:val="21"/>
+                <w:shd w:val="clear" w:fill="FFFFFF"/>
+                <w:lang w:val="en-US" w:eastAsia="zh-CN" w:bidi="ar"/>
+              </w:rPr>
+              <w:t>range</w:t>
+            </w:r>
+            <w:r>
+              <w:rPr>
+                <w:rFonts w:hint="default" w:ascii="Consolas" w:hAnsi="Consolas" w:eastAsia="Consolas" w:cs="Consolas"/>
+                <w:b w:val="0"/>
+                <w:bCs w:val="0"/>
+                <w:color w:val="202020"/>
+                <w:kern w:val="0"/>
+                <w:sz w:val="21"/>
+                <w:szCs w:val="21"/>
+                <w:shd w:val="clear" w:fill="FFFFFF"/>
+                <w:lang w:val="en-US" w:eastAsia="zh-CN" w:bidi="ar"/>
+              </w:rPr>
+              <w:t>(</w:t>
+            </w:r>
+            <w:r>
+              <w:rPr>
+                <w:rFonts w:hint="default" w:ascii="Consolas" w:hAnsi="Consolas" w:eastAsia="Consolas" w:cs="Consolas"/>
+                <w:b w:val="0"/>
+                <w:bCs w:val="0"/>
+                <w:color w:val="1F2328"/>
+                <w:kern w:val="0"/>
+                <w:sz w:val="21"/>
+                <w:szCs w:val="21"/>
+                <w:shd w:val="clear" w:fill="FFFFFF"/>
+                <w:lang w:val="en-US" w:eastAsia="zh-CN" w:bidi="ar"/>
+              </w:rPr>
+              <w:t>eig_vecs</w:t>
+            </w:r>
+            <w:r>
+              <w:rPr>
+                <w:rFonts w:hint="default" w:ascii="Consolas" w:hAnsi="Consolas" w:eastAsia="Consolas" w:cs="Consolas"/>
+                <w:b w:val="0"/>
+                <w:bCs w:val="0"/>
+                <w:color w:val="202020"/>
+                <w:kern w:val="0"/>
+                <w:sz w:val="21"/>
+                <w:szCs w:val="21"/>
+                <w:shd w:val="clear" w:fill="FFFFFF"/>
+                <w:lang w:val="en-US" w:eastAsia="zh-CN" w:bidi="ar"/>
+              </w:rPr>
+              <w:t>.</w:t>
+            </w:r>
+            <w:r>
+              <w:rPr>
+                <w:rFonts w:hint="default" w:ascii="Consolas" w:hAnsi="Consolas" w:eastAsia="Consolas" w:cs="Consolas"/>
+                <w:b w:val="0"/>
+                <w:bCs w:val="0"/>
+                <w:color w:val="1F2328"/>
+                <w:kern w:val="0"/>
+                <w:sz w:val="21"/>
+                <w:szCs w:val="21"/>
+                <w:shd w:val="clear" w:fill="FFFFFF"/>
+                <w:lang w:val="en-US" w:eastAsia="zh-CN" w:bidi="ar"/>
+              </w:rPr>
+              <w:t>shape</w:t>
+            </w:r>
+            <w:r>
+              <w:rPr>
+                <w:rFonts w:hint="default" w:ascii="Consolas" w:hAnsi="Consolas" w:eastAsia="Consolas" w:cs="Consolas"/>
+                <w:b w:val="0"/>
+                <w:bCs w:val="0"/>
+                <w:color w:val="202020"/>
+                <w:kern w:val="0"/>
+                <w:sz w:val="21"/>
+                <w:szCs w:val="21"/>
+                <w:shd w:val="clear" w:fill="FFFFFF"/>
+                <w:lang w:val="en-US" w:eastAsia="zh-CN" w:bidi="ar"/>
+              </w:rPr>
+              <w:t>[</w:t>
+            </w:r>
+            <w:r>
+              <w:rPr>
+                <w:rFonts w:hint="default" w:ascii="Consolas" w:hAnsi="Consolas" w:eastAsia="Consolas" w:cs="Consolas"/>
+                <w:b w:val="0"/>
+                <w:bCs w:val="0"/>
+                <w:color w:val="098658"/>
+                <w:kern w:val="0"/>
+                <w:sz w:val="21"/>
+                <w:szCs w:val="21"/>
+                <w:shd w:val="clear" w:fill="FFFFFF"/>
+                <w:lang w:val="en-US" w:eastAsia="zh-CN" w:bidi="ar"/>
+              </w:rPr>
+              <w:t>1</w:t>
+            </w:r>
+            <w:r>
+              <w:rPr>
+                <w:rFonts w:hint="default" w:ascii="Consolas" w:hAnsi="Consolas" w:eastAsia="Consolas" w:cs="Consolas"/>
+                <w:b w:val="0"/>
+                <w:bCs w:val="0"/>
+                <w:color w:val="202020"/>
+                <w:kern w:val="0"/>
+                <w:sz w:val="21"/>
+                <w:szCs w:val="21"/>
+                <w:shd w:val="clear" w:fill="FFFFFF"/>
+                <w:lang w:val="en-US" w:eastAsia="zh-CN" w:bidi="ar"/>
+              </w:rPr>
+              <w:t>]):</w:t>
+            </w:r>
+          </w:p>
+          <w:p>
+            <w:pPr>
+              <w:keepNext w:val="0"/>
+              <w:keepLines w:val="0"/>
+              <w:widowControl/>
+              <w:suppressLineNumbers w:val="0"/>
+              <w:shd w:val="clear" w:fill="FFFFFF"/>
+              <w:spacing w:line="285" w:lineRule="atLeast"/>
+              <w:jc w:val="left"/>
+              <w:rPr>
+                <w:rFonts w:hint="default" w:ascii="Consolas" w:hAnsi="Consolas" w:eastAsia="Consolas" w:cs="Consolas"/>
+                <w:b w:val="0"/>
+                <w:bCs w:val="0"/>
+                <w:color w:val="202020"/>
+                <w:sz w:val="21"/>
+                <w:szCs w:val="21"/>
+              </w:rPr>
+            </w:pPr>
+            <w:r>
+              <w:rPr>
+                <w:rFonts w:hint="default" w:ascii="Consolas" w:hAnsi="Consolas" w:eastAsia="Consolas" w:cs="Consolas"/>
+                <w:b w:val="0"/>
+                <w:bCs w:val="0"/>
+                <w:color w:val="202020"/>
+                <w:kern w:val="0"/>
+                <w:sz w:val="21"/>
+                <w:szCs w:val="21"/>
+                <w:shd w:val="clear" w:fill="FFFFFF"/>
+                <w:lang w:val="en-US" w:eastAsia="zh-CN" w:bidi="ar"/>
+              </w:rPr>
+              <w:t xml:space="preserve">    </w:t>
+            </w:r>
+            <w:r>
+              <w:rPr>
+                <w:rFonts w:hint="default" w:ascii="Consolas" w:hAnsi="Consolas" w:eastAsia="Consolas" w:cs="Consolas"/>
+                <w:b w:val="0"/>
+                <w:bCs w:val="0"/>
+                <w:color w:val="AF00DB"/>
+                <w:kern w:val="0"/>
+                <w:sz w:val="21"/>
+                <w:szCs w:val="21"/>
+                <w:shd w:val="clear" w:fill="FFFFFF"/>
+                <w:lang w:val="en-US" w:eastAsia="zh-CN" w:bidi="ar"/>
+              </w:rPr>
+              <w:t>if</w:t>
+            </w:r>
+            <w:r>
+              <w:rPr>
+                <w:rFonts w:hint="default" w:ascii="Consolas" w:hAnsi="Consolas" w:eastAsia="Consolas" w:cs="Consolas"/>
+                <w:b w:val="0"/>
+                <w:bCs w:val="0"/>
+                <w:color w:val="202020"/>
+                <w:kern w:val="0"/>
+                <w:sz w:val="21"/>
+                <w:szCs w:val="21"/>
+                <w:shd w:val="clear" w:fill="FFFFFF"/>
+                <w:lang w:val="en-US" w:eastAsia="zh-CN" w:bidi="ar"/>
+              </w:rPr>
+              <w:t xml:space="preserve"> </w:t>
+            </w:r>
+            <w:r>
+              <w:rPr>
+                <w:rFonts w:hint="default" w:ascii="Consolas" w:hAnsi="Consolas" w:eastAsia="Consolas" w:cs="Consolas"/>
+                <w:b w:val="0"/>
+                <w:bCs w:val="0"/>
+                <w:color w:val="1F2328"/>
+                <w:kern w:val="0"/>
+                <w:sz w:val="21"/>
+                <w:szCs w:val="21"/>
+                <w:shd w:val="clear" w:fill="FFFFFF"/>
+                <w:lang w:val="en-US" w:eastAsia="zh-CN" w:bidi="ar"/>
+              </w:rPr>
+              <w:t>eig_vecs</w:t>
+            </w:r>
+            <w:r>
+              <w:rPr>
+                <w:rFonts w:hint="default" w:ascii="Consolas" w:hAnsi="Consolas" w:eastAsia="Consolas" w:cs="Consolas"/>
+                <w:b w:val="0"/>
+                <w:bCs w:val="0"/>
+                <w:color w:val="202020"/>
+                <w:kern w:val="0"/>
+                <w:sz w:val="21"/>
+                <w:szCs w:val="21"/>
+                <w:shd w:val="clear" w:fill="FFFFFF"/>
+                <w:lang w:val="en-US" w:eastAsia="zh-CN" w:bidi="ar"/>
+              </w:rPr>
+              <w:t>[</w:t>
+            </w:r>
+            <w:r>
+              <w:rPr>
+                <w:rFonts w:hint="default" w:ascii="Consolas" w:hAnsi="Consolas" w:eastAsia="Consolas" w:cs="Consolas"/>
+                <w:b w:val="0"/>
+                <w:bCs w:val="0"/>
+                <w:color w:val="267F99"/>
+                <w:kern w:val="0"/>
+                <w:sz w:val="21"/>
+                <w:szCs w:val="21"/>
+                <w:shd w:val="clear" w:fill="FFFFFF"/>
+                <w:lang w:val="en-US" w:eastAsia="zh-CN" w:bidi="ar"/>
+              </w:rPr>
+              <w:t>np</w:t>
+            </w:r>
+            <w:r>
+              <w:rPr>
+                <w:rFonts w:hint="default" w:ascii="Consolas" w:hAnsi="Consolas" w:eastAsia="Consolas" w:cs="Consolas"/>
+                <w:b w:val="0"/>
+                <w:bCs w:val="0"/>
+                <w:color w:val="202020"/>
+                <w:kern w:val="0"/>
+                <w:sz w:val="21"/>
+                <w:szCs w:val="21"/>
+                <w:shd w:val="clear" w:fill="FFFFFF"/>
+                <w:lang w:val="en-US" w:eastAsia="zh-CN" w:bidi="ar"/>
+              </w:rPr>
+              <w:t>.</w:t>
+            </w:r>
+            <w:r>
+              <w:rPr>
+                <w:rFonts w:hint="default" w:ascii="Consolas" w:hAnsi="Consolas" w:eastAsia="Consolas" w:cs="Consolas"/>
+                <w:b w:val="0"/>
+                <w:bCs w:val="0"/>
+                <w:color w:val="8250DF"/>
+                <w:kern w:val="0"/>
+                <w:sz w:val="21"/>
+                <w:szCs w:val="21"/>
+                <w:shd w:val="clear" w:fill="FFFFFF"/>
+                <w:lang w:val="en-US" w:eastAsia="zh-CN" w:bidi="ar"/>
+              </w:rPr>
+              <w:t>argmax</w:t>
+            </w:r>
+            <w:r>
+              <w:rPr>
+                <w:rFonts w:hint="default" w:ascii="Consolas" w:hAnsi="Consolas" w:eastAsia="Consolas" w:cs="Consolas"/>
+                <w:b w:val="0"/>
+                <w:bCs w:val="0"/>
+                <w:color w:val="202020"/>
+                <w:kern w:val="0"/>
+                <w:sz w:val="21"/>
+                <w:szCs w:val="21"/>
+                <w:shd w:val="clear" w:fill="FFFFFF"/>
+                <w:lang w:val="en-US" w:eastAsia="zh-CN" w:bidi="ar"/>
+              </w:rPr>
+              <w:t>(</w:t>
+            </w:r>
+            <w:r>
+              <w:rPr>
+                <w:rFonts w:hint="default" w:ascii="Consolas" w:hAnsi="Consolas" w:eastAsia="Consolas" w:cs="Consolas"/>
+                <w:b w:val="0"/>
+                <w:bCs w:val="0"/>
+                <w:color w:val="267F99"/>
+                <w:kern w:val="0"/>
+                <w:sz w:val="21"/>
+                <w:szCs w:val="21"/>
+                <w:shd w:val="clear" w:fill="FFFFFF"/>
+                <w:lang w:val="en-US" w:eastAsia="zh-CN" w:bidi="ar"/>
+              </w:rPr>
+              <w:t>np</w:t>
+            </w:r>
+            <w:r>
+              <w:rPr>
+                <w:rFonts w:hint="default" w:ascii="Consolas" w:hAnsi="Consolas" w:eastAsia="Consolas" w:cs="Consolas"/>
+                <w:b w:val="0"/>
+                <w:bCs w:val="0"/>
+                <w:color w:val="202020"/>
+                <w:kern w:val="0"/>
+                <w:sz w:val="21"/>
+                <w:szCs w:val="21"/>
+                <w:shd w:val="clear" w:fill="FFFFFF"/>
+                <w:lang w:val="en-US" w:eastAsia="zh-CN" w:bidi="ar"/>
+              </w:rPr>
+              <w:t>.</w:t>
+            </w:r>
+            <w:r>
+              <w:rPr>
+                <w:rFonts w:hint="default" w:ascii="Consolas" w:hAnsi="Consolas" w:eastAsia="Consolas" w:cs="Consolas"/>
+                <w:b w:val="0"/>
+                <w:bCs w:val="0"/>
+                <w:color w:val="1F2328"/>
+                <w:kern w:val="0"/>
+                <w:sz w:val="21"/>
+                <w:szCs w:val="21"/>
+                <w:shd w:val="clear" w:fill="FFFFFF"/>
+                <w:lang w:val="en-US" w:eastAsia="zh-CN" w:bidi="ar"/>
+              </w:rPr>
+              <w:t>abs</w:t>
+            </w:r>
+            <w:r>
+              <w:rPr>
+                <w:rFonts w:hint="default" w:ascii="Consolas" w:hAnsi="Consolas" w:eastAsia="Consolas" w:cs="Consolas"/>
+                <w:b w:val="0"/>
+                <w:bCs w:val="0"/>
+                <w:color w:val="202020"/>
+                <w:kern w:val="0"/>
+                <w:sz w:val="21"/>
+                <w:szCs w:val="21"/>
+                <w:shd w:val="clear" w:fill="FFFFFF"/>
+                <w:lang w:val="en-US" w:eastAsia="zh-CN" w:bidi="ar"/>
+              </w:rPr>
+              <w:t>(</w:t>
+            </w:r>
+            <w:r>
+              <w:rPr>
+                <w:rFonts w:hint="default" w:ascii="Consolas" w:hAnsi="Consolas" w:eastAsia="Consolas" w:cs="Consolas"/>
+                <w:b w:val="0"/>
+                <w:bCs w:val="0"/>
+                <w:color w:val="1F2328"/>
+                <w:kern w:val="0"/>
+                <w:sz w:val="21"/>
+                <w:szCs w:val="21"/>
+                <w:shd w:val="clear" w:fill="FFFFFF"/>
+                <w:lang w:val="en-US" w:eastAsia="zh-CN" w:bidi="ar"/>
+              </w:rPr>
+              <w:t>eig_vecs</w:t>
+            </w:r>
+            <w:r>
+              <w:rPr>
+                <w:rFonts w:hint="default" w:ascii="Consolas" w:hAnsi="Consolas" w:eastAsia="Consolas" w:cs="Consolas"/>
+                <w:b w:val="0"/>
+                <w:bCs w:val="0"/>
+                <w:color w:val="202020"/>
+                <w:kern w:val="0"/>
+                <w:sz w:val="21"/>
+                <w:szCs w:val="21"/>
+                <w:shd w:val="clear" w:fill="FFFFFF"/>
+                <w:lang w:val="en-US" w:eastAsia="zh-CN" w:bidi="ar"/>
+              </w:rPr>
+              <w:t xml:space="preserve">[:, </w:t>
+            </w:r>
+            <w:r>
+              <w:rPr>
+                <w:rFonts w:hint="default" w:ascii="Consolas" w:hAnsi="Consolas" w:eastAsia="Consolas" w:cs="Consolas"/>
+                <w:b w:val="0"/>
+                <w:bCs w:val="0"/>
+                <w:color w:val="1F2328"/>
+                <w:kern w:val="0"/>
+                <w:sz w:val="21"/>
+                <w:szCs w:val="21"/>
+                <w:shd w:val="clear" w:fill="FFFFFF"/>
+                <w:lang w:val="en-US" w:eastAsia="zh-CN" w:bidi="ar"/>
+              </w:rPr>
+              <w:t>i</w:t>
+            </w:r>
+            <w:r>
+              <w:rPr>
+                <w:rFonts w:hint="default" w:ascii="Consolas" w:hAnsi="Consolas" w:eastAsia="Consolas" w:cs="Consolas"/>
+                <w:b w:val="0"/>
+                <w:bCs w:val="0"/>
+                <w:color w:val="202020"/>
+                <w:kern w:val="0"/>
+                <w:sz w:val="21"/>
+                <w:szCs w:val="21"/>
+                <w:shd w:val="clear" w:fill="FFFFFF"/>
+                <w:lang w:val="en-US" w:eastAsia="zh-CN" w:bidi="ar"/>
+              </w:rPr>
+              <w:t xml:space="preserve">])), </w:t>
+            </w:r>
+            <w:r>
+              <w:rPr>
+                <w:rFonts w:hint="default" w:ascii="Consolas" w:hAnsi="Consolas" w:eastAsia="Consolas" w:cs="Consolas"/>
+                <w:b w:val="0"/>
+                <w:bCs w:val="0"/>
+                <w:color w:val="1F2328"/>
+                <w:kern w:val="0"/>
+                <w:sz w:val="21"/>
+                <w:szCs w:val="21"/>
+                <w:shd w:val="clear" w:fill="FFFFFF"/>
+                <w:lang w:val="en-US" w:eastAsia="zh-CN" w:bidi="ar"/>
+              </w:rPr>
+              <w:t>i</w:t>
+            </w:r>
+            <w:r>
+              <w:rPr>
+                <w:rFonts w:hint="default" w:ascii="Consolas" w:hAnsi="Consolas" w:eastAsia="Consolas" w:cs="Consolas"/>
+                <w:b w:val="0"/>
+                <w:bCs w:val="0"/>
+                <w:color w:val="202020"/>
+                <w:kern w:val="0"/>
+                <w:sz w:val="21"/>
+                <w:szCs w:val="21"/>
+                <w:shd w:val="clear" w:fill="FFFFFF"/>
+                <w:lang w:val="en-US" w:eastAsia="zh-CN" w:bidi="ar"/>
+              </w:rPr>
+              <w:t xml:space="preserve">] </w:t>
+            </w:r>
+            <w:r>
+              <w:rPr>
+                <w:rFonts w:hint="default" w:ascii="Consolas" w:hAnsi="Consolas" w:eastAsia="Consolas" w:cs="Consolas"/>
+                <w:b w:val="0"/>
+                <w:bCs w:val="0"/>
+                <w:color w:val="000000"/>
+                <w:kern w:val="0"/>
+                <w:sz w:val="21"/>
+                <w:szCs w:val="21"/>
+                <w:shd w:val="clear" w:fill="FFFFFF"/>
+                <w:lang w:val="en-US" w:eastAsia="zh-CN" w:bidi="ar"/>
+              </w:rPr>
+              <w:t>&lt;</w:t>
+            </w:r>
+            <w:r>
+              <w:rPr>
+                <w:rFonts w:hint="default" w:ascii="Consolas" w:hAnsi="Consolas" w:eastAsia="Consolas" w:cs="Consolas"/>
+                <w:b w:val="0"/>
+                <w:bCs w:val="0"/>
+                <w:color w:val="202020"/>
+                <w:kern w:val="0"/>
+                <w:sz w:val="21"/>
+                <w:szCs w:val="21"/>
+                <w:shd w:val="clear" w:fill="FFFFFF"/>
+                <w:lang w:val="en-US" w:eastAsia="zh-CN" w:bidi="ar"/>
+              </w:rPr>
+              <w:t xml:space="preserve"> </w:t>
+            </w:r>
+            <w:r>
+              <w:rPr>
+                <w:rFonts w:hint="default" w:ascii="Consolas" w:hAnsi="Consolas" w:eastAsia="Consolas" w:cs="Consolas"/>
+                <w:b w:val="0"/>
+                <w:bCs w:val="0"/>
+                <w:color w:val="098658"/>
+                <w:kern w:val="0"/>
+                <w:sz w:val="21"/>
+                <w:szCs w:val="21"/>
+                <w:shd w:val="clear" w:fill="FFFFFF"/>
+                <w:lang w:val="en-US" w:eastAsia="zh-CN" w:bidi="ar"/>
+              </w:rPr>
+              <w:t>0</w:t>
+            </w:r>
+            <w:r>
+              <w:rPr>
+                <w:rFonts w:hint="default" w:ascii="Consolas" w:hAnsi="Consolas" w:eastAsia="Consolas" w:cs="Consolas"/>
+                <w:b w:val="0"/>
+                <w:bCs w:val="0"/>
+                <w:color w:val="202020"/>
+                <w:kern w:val="0"/>
+                <w:sz w:val="21"/>
+                <w:szCs w:val="21"/>
+                <w:shd w:val="clear" w:fill="FFFFFF"/>
+                <w:lang w:val="en-US" w:eastAsia="zh-CN" w:bidi="ar"/>
+              </w:rPr>
+              <w:t>:</w:t>
+            </w:r>
+          </w:p>
+          <w:p>
+            <w:pPr>
+              <w:keepNext w:val="0"/>
+              <w:keepLines w:val="0"/>
+              <w:widowControl/>
+              <w:suppressLineNumbers w:val="0"/>
+              <w:shd w:val="clear" w:fill="FFFFFF"/>
+              <w:spacing w:line="285" w:lineRule="atLeast"/>
+              <w:jc w:val="left"/>
+              <w:rPr>
+                <w:rFonts w:hint="default" w:ascii="Consolas" w:hAnsi="Consolas" w:eastAsia="Consolas" w:cs="Consolas"/>
+                <w:b w:val="0"/>
+                <w:bCs w:val="0"/>
+                <w:color w:val="202020"/>
+                <w:sz w:val="21"/>
+                <w:szCs w:val="21"/>
+              </w:rPr>
+            </w:pPr>
+            <w:r>
+              <w:rPr>
+                <w:rFonts w:hint="default" w:ascii="Consolas" w:hAnsi="Consolas" w:eastAsia="Consolas" w:cs="Consolas"/>
+                <w:b w:val="0"/>
+                <w:bCs w:val="0"/>
+                <w:color w:val="202020"/>
+                <w:kern w:val="0"/>
+                <w:sz w:val="21"/>
+                <w:szCs w:val="21"/>
+                <w:shd w:val="clear" w:fill="FFFFFF"/>
+                <w:lang w:val="en-US" w:eastAsia="zh-CN" w:bidi="ar"/>
+              </w:rPr>
+              <w:t xml:space="preserve">        </w:t>
+            </w:r>
+            <w:r>
+              <w:rPr>
+                <w:rFonts w:hint="default" w:ascii="Consolas" w:hAnsi="Consolas" w:eastAsia="Consolas" w:cs="Consolas"/>
+                <w:b w:val="0"/>
+                <w:bCs w:val="0"/>
+                <w:color w:val="1F2328"/>
+                <w:kern w:val="0"/>
+                <w:sz w:val="21"/>
+                <w:szCs w:val="21"/>
+                <w:shd w:val="clear" w:fill="FFFFFF"/>
+                <w:lang w:val="en-US" w:eastAsia="zh-CN" w:bidi="ar"/>
+              </w:rPr>
+              <w:t>eig_vecs</w:t>
+            </w:r>
+            <w:r>
+              <w:rPr>
+                <w:rFonts w:hint="default" w:ascii="Consolas" w:hAnsi="Consolas" w:eastAsia="Consolas" w:cs="Consolas"/>
+                <w:b w:val="0"/>
+                <w:bCs w:val="0"/>
+                <w:color w:val="202020"/>
+                <w:kern w:val="0"/>
+                <w:sz w:val="21"/>
+                <w:szCs w:val="21"/>
+                <w:shd w:val="clear" w:fill="FFFFFF"/>
+                <w:lang w:val="en-US" w:eastAsia="zh-CN" w:bidi="ar"/>
+              </w:rPr>
+              <w:t xml:space="preserve">[:, </w:t>
+            </w:r>
+            <w:r>
+              <w:rPr>
+                <w:rFonts w:hint="default" w:ascii="Consolas" w:hAnsi="Consolas" w:eastAsia="Consolas" w:cs="Consolas"/>
+                <w:b w:val="0"/>
+                <w:bCs w:val="0"/>
+                <w:color w:val="1F2328"/>
+                <w:kern w:val="0"/>
+                <w:sz w:val="21"/>
+                <w:szCs w:val="21"/>
+                <w:shd w:val="clear" w:fill="FFFFFF"/>
+                <w:lang w:val="en-US" w:eastAsia="zh-CN" w:bidi="ar"/>
+              </w:rPr>
+              <w:t>i</w:t>
+            </w:r>
+            <w:r>
+              <w:rPr>
+                <w:rFonts w:hint="default" w:ascii="Consolas" w:hAnsi="Consolas" w:eastAsia="Consolas" w:cs="Consolas"/>
+                <w:b w:val="0"/>
+                <w:bCs w:val="0"/>
+                <w:color w:val="202020"/>
+                <w:kern w:val="0"/>
+                <w:sz w:val="21"/>
+                <w:szCs w:val="21"/>
+                <w:shd w:val="clear" w:fill="FFFFFF"/>
+                <w:lang w:val="en-US" w:eastAsia="zh-CN" w:bidi="ar"/>
+              </w:rPr>
+              <w:t xml:space="preserve">] </w:t>
+            </w:r>
+            <w:r>
+              <w:rPr>
+                <w:rFonts w:hint="default" w:ascii="Consolas" w:hAnsi="Consolas" w:eastAsia="Consolas" w:cs="Consolas"/>
+                <w:b w:val="0"/>
+                <w:bCs w:val="0"/>
+                <w:color w:val="000000"/>
+                <w:kern w:val="0"/>
+                <w:sz w:val="21"/>
+                <w:szCs w:val="21"/>
+                <w:shd w:val="clear" w:fill="FFFFFF"/>
+                <w:lang w:val="en-US" w:eastAsia="zh-CN" w:bidi="ar"/>
+              </w:rPr>
+              <w:t>=</w:t>
+            </w:r>
+            <w:r>
+              <w:rPr>
+                <w:rFonts w:hint="default" w:ascii="Consolas" w:hAnsi="Consolas" w:eastAsia="Consolas" w:cs="Consolas"/>
+                <w:b w:val="0"/>
+                <w:bCs w:val="0"/>
+                <w:color w:val="202020"/>
+                <w:kern w:val="0"/>
+                <w:sz w:val="21"/>
+                <w:szCs w:val="21"/>
+                <w:shd w:val="clear" w:fill="FFFFFF"/>
+                <w:lang w:val="en-US" w:eastAsia="zh-CN" w:bidi="ar"/>
+              </w:rPr>
+              <w:t xml:space="preserve"> </w:t>
+            </w:r>
+            <w:r>
+              <w:rPr>
+                <w:rFonts w:hint="default" w:ascii="Consolas" w:hAnsi="Consolas" w:eastAsia="Consolas" w:cs="Consolas"/>
+                <w:b w:val="0"/>
+                <w:bCs w:val="0"/>
+                <w:color w:val="795E26"/>
+                <w:kern w:val="0"/>
+                <w:sz w:val="21"/>
+                <w:szCs w:val="21"/>
+                <w:shd w:val="clear" w:fill="FFFFFF"/>
+                <w:lang w:val="en-US" w:eastAsia="zh-CN" w:bidi="ar"/>
+              </w:rPr>
+              <w:t>-</w:t>
+            </w:r>
+            <w:r>
+              <w:rPr>
+                <w:rFonts w:hint="default" w:ascii="Consolas" w:hAnsi="Consolas" w:eastAsia="Consolas" w:cs="Consolas"/>
+                <w:b w:val="0"/>
+                <w:bCs w:val="0"/>
+                <w:color w:val="1F2328"/>
+                <w:kern w:val="0"/>
+                <w:sz w:val="21"/>
+                <w:szCs w:val="21"/>
+                <w:shd w:val="clear" w:fill="FFFFFF"/>
+                <w:lang w:val="en-US" w:eastAsia="zh-CN" w:bidi="ar"/>
+              </w:rPr>
+              <w:t>eig_vecs</w:t>
+            </w:r>
+            <w:r>
+              <w:rPr>
+                <w:rFonts w:hint="default" w:ascii="Consolas" w:hAnsi="Consolas" w:eastAsia="Consolas" w:cs="Consolas"/>
+                <w:b w:val="0"/>
+                <w:bCs w:val="0"/>
+                <w:color w:val="202020"/>
+                <w:kern w:val="0"/>
+                <w:sz w:val="21"/>
+                <w:szCs w:val="21"/>
+                <w:shd w:val="clear" w:fill="FFFFFF"/>
+                <w:lang w:val="en-US" w:eastAsia="zh-CN" w:bidi="ar"/>
+              </w:rPr>
+              <w:t xml:space="preserve">[:, </w:t>
+            </w:r>
+            <w:r>
+              <w:rPr>
+                <w:rFonts w:hint="default" w:ascii="Consolas" w:hAnsi="Consolas" w:eastAsia="Consolas" w:cs="Consolas"/>
+                <w:b w:val="0"/>
+                <w:bCs w:val="0"/>
+                <w:color w:val="1F2328"/>
+                <w:kern w:val="0"/>
+                <w:sz w:val="21"/>
+                <w:szCs w:val="21"/>
+                <w:shd w:val="clear" w:fill="FFFFFF"/>
+                <w:lang w:val="en-US" w:eastAsia="zh-CN" w:bidi="ar"/>
+              </w:rPr>
+              <w:t>i</w:t>
+            </w:r>
+            <w:r>
+              <w:rPr>
+                <w:rFonts w:hint="default" w:ascii="Consolas" w:hAnsi="Consolas" w:eastAsia="Consolas" w:cs="Consolas"/>
+                <w:b w:val="0"/>
+                <w:bCs w:val="0"/>
+                <w:color w:val="202020"/>
+                <w:kern w:val="0"/>
+                <w:sz w:val="21"/>
+                <w:szCs w:val="21"/>
+                <w:shd w:val="clear" w:fill="FFFFFF"/>
+                <w:lang w:val="en-US" w:eastAsia="zh-CN" w:bidi="ar"/>
+              </w:rPr>
+              <w:t>]</w:t>
+            </w:r>
+          </w:p>
+          <w:p>
+            <w:pPr>
+              <w:keepNext w:val="0"/>
+              <w:keepLines w:val="0"/>
+              <w:widowControl/>
+              <w:suppressLineNumbers w:val="0"/>
+              <w:shd w:val="clear" w:fill="FFFFFF"/>
+              <w:spacing w:line="285" w:lineRule="atLeast"/>
+              <w:jc w:val="left"/>
+              <w:rPr>
+                <w:rFonts w:hint="default" w:ascii="Consolas" w:hAnsi="Consolas" w:eastAsia="Consolas" w:cs="Consolas"/>
+                <w:b w:val="0"/>
+                <w:bCs w:val="0"/>
+                <w:color w:val="202020"/>
+                <w:sz w:val="21"/>
+                <w:szCs w:val="21"/>
+              </w:rPr>
+            </w:pPr>
+          </w:p>
+          <w:p>
+            <w:pPr>
+              <w:keepNext w:val="0"/>
+              <w:keepLines w:val="0"/>
+              <w:widowControl/>
+              <w:suppressLineNumbers w:val="0"/>
+              <w:shd w:val="clear" w:fill="FFFFFF"/>
+              <w:spacing w:line="285" w:lineRule="atLeast"/>
+              <w:jc w:val="left"/>
+              <w:rPr>
+                <w:rFonts w:hint="default" w:ascii="Consolas" w:hAnsi="Consolas" w:eastAsia="Consolas" w:cs="Consolas"/>
+                <w:b w:val="0"/>
+                <w:bCs w:val="0"/>
+                <w:color w:val="202020"/>
+                <w:sz w:val="21"/>
+                <w:szCs w:val="21"/>
+              </w:rPr>
+            </w:pPr>
+            <w:r>
+              <w:rPr>
+                <w:rFonts w:hint="default" w:ascii="Consolas" w:hAnsi="Consolas" w:eastAsia="Consolas" w:cs="Consolas"/>
+                <w:b w:val="0"/>
+                <w:bCs w:val="0"/>
+                <w:color w:val="8250DF"/>
+                <w:kern w:val="0"/>
+                <w:sz w:val="21"/>
+                <w:szCs w:val="21"/>
+                <w:shd w:val="clear" w:fill="FFFFFF"/>
+                <w:lang w:val="en-US" w:eastAsia="zh-CN" w:bidi="ar"/>
+              </w:rPr>
+              <w:t>print</w:t>
+            </w:r>
+            <w:r>
+              <w:rPr>
+                <w:rFonts w:hint="default" w:ascii="Consolas" w:hAnsi="Consolas" w:eastAsia="Consolas" w:cs="Consolas"/>
+                <w:b w:val="0"/>
+                <w:bCs w:val="0"/>
+                <w:color w:val="202020"/>
+                <w:kern w:val="0"/>
+                <w:sz w:val="21"/>
+                <w:szCs w:val="21"/>
+                <w:shd w:val="clear" w:fill="FFFFFF"/>
+                <w:lang w:val="en-US" w:eastAsia="zh-CN" w:bidi="ar"/>
+              </w:rPr>
+              <w:t>(</w:t>
+            </w:r>
+            <w:r>
+              <w:rPr>
+                <w:rFonts w:hint="default" w:ascii="Consolas" w:hAnsi="Consolas" w:eastAsia="Consolas" w:cs="Consolas"/>
+                <w:b w:val="0"/>
+                <w:bCs w:val="0"/>
+                <w:color w:val="0A3069"/>
+                <w:kern w:val="0"/>
+                <w:sz w:val="21"/>
+                <w:szCs w:val="21"/>
+                <w:shd w:val="clear" w:fill="FFFFFF"/>
+                <w:lang w:val="en-US" w:eastAsia="zh-CN" w:bidi="ar"/>
+              </w:rPr>
+              <w:t>"特征值（降序）："</w:t>
+            </w:r>
+            <w:r>
+              <w:rPr>
+                <w:rFonts w:hint="default" w:ascii="Consolas" w:hAnsi="Consolas" w:eastAsia="Consolas" w:cs="Consolas"/>
+                <w:b w:val="0"/>
+                <w:bCs w:val="0"/>
+                <w:color w:val="202020"/>
+                <w:kern w:val="0"/>
+                <w:sz w:val="21"/>
+                <w:szCs w:val="21"/>
+                <w:shd w:val="clear" w:fill="FFFFFF"/>
+                <w:lang w:val="en-US" w:eastAsia="zh-CN" w:bidi="ar"/>
+              </w:rPr>
+              <w:t>)</w:t>
+            </w:r>
+          </w:p>
+          <w:p>
+            <w:pPr>
+              <w:keepNext w:val="0"/>
+              <w:keepLines w:val="0"/>
+              <w:widowControl/>
+              <w:suppressLineNumbers w:val="0"/>
+              <w:shd w:val="clear" w:fill="FFFFFF"/>
+              <w:spacing w:line="285" w:lineRule="atLeast"/>
+              <w:jc w:val="left"/>
+              <w:rPr>
+                <w:rFonts w:hint="default" w:ascii="Consolas" w:hAnsi="Consolas" w:eastAsia="Consolas" w:cs="Consolas"/>
+                <w:b w:val="0"/>
+                <w:bCs w:val="0"/>
+                <w:color w:val="202020"/>
+                <w:sz w:val="21"/>
+                <w:szCs w:val="21"/>
+              </w:rPr>
+            </w:pPr>
+            <w:r>
+              <w:rPr>
+                <w:rFonts w:hint="default" w:ascii="Consolas" w:hAnsi="Consolas" w:eastAsia="Consolas" w:cs="Consolas"/>
+                <w:b w:val="0"/>
+                <w:bCs w:val="0"/>
+                <w:color w:val="8250DF"/>
+                <w:kern w:val="0"/>
+                <w:sz w:val="21"/>
+                <w:szCs w:val="21"/>
+                <w:shd w:val="clear" w:fill="FFFFFF"/>
+                <w:lang w:val="en-US" w:eastAsia="zh-CN" w:bidi="ar"/>
+              </w:rPr>
+              <w:t>print</w:t>
+            </w:r>
+            <w:r>
+              <w:rPr>
+                <w:rFonts w:hint="default" w:ascii="Consolas" w:hAnsi="Consolas" w:eastAsia="Consolas" w:cs="Consolas"/>
+                <w:b w:val="0"/>
+                <w:bCs w:val="0"/>
+                <w:color w:val="202020"/>
+                <w:kern w:val="0"/>
+                <w:sz w:val="21"/>
+                <w:szCs w:val="21"/>
+                <w:shd w:val="clear" w:fill="FFFFFF"/>
+                <w:lang w:val="en-US" w:eastAsia="zh-CN" w:bidi="ar"/>
+              </w:rPr>
+              <w:t>(</w:t>
+            </w:r>
+            <w:r>
+              <w:rPr>
+                <w:rFonts w:hint="default" w:ascii="Consolas" w:hAnsi="Consolas" w:eastAsia="Consolas" w:cs="Consolas"/>
+                <w:b w:val="0"/>
+                <w:bCs w:val="0"/>
+                <w:color w:val="1F2328"/>
+                <w:kern w:val="0"/>
+                <w:sz w:val="21"/>
+                <w:szCs w:val="21"/>
+                <w:shd w:val="clear" w:fill="FFFFFF"/>
+                <w:lang w:val="en-US" w:eastAsia="zh-CN" w:bidi="ar"/>
+              </w:rPr>
+              <w:t>eig_vals</w:t>
+            </w:r>
+            <w:r>
+              <w:rPr>
+                <w:rFonts w:hint="default" w:ascii="Consolas" w:hAnsi="Consolas" w:eastAsia="Consolas" w:cs="Consolas"/>
+                <w:b w:val="0"/>
+                <w:bCs w:val="0"/>
+                <w:color w:val="202020"/>
+                <w:kern w:val="0"/>
+                <w:sz w:val="21"/>
+                <w:szCs w:val="21"/>
+                <w:shd w:val="clear" w:fill="FFFFFF"/>
+                <w:lang w:val="en-US" w:eastAsia="zh-CN" w:bidi="ar"/>
+              </w:rPr>
+              <w:t>)</w:t>
+            </w:r>
+          </w:p>
+          <w:p>
+            <w:pPr>
+              <w:keepNext w:val="0"/>
+              <w:keepLines w:val="0"/>
+              <w:widowControl/>
+              <w:suppressLineNumbers w:val="0"/>
+              <w:shd w:val="clear" w:fill="FFFFFF"/>
+              <w:spacing w:line="285" w:lineRule="atLeast"/>
+              <w:jc w:val="left"/>
+              <w:rPr>
+                <w:rFonts w:hint="default" w:ascii="Consolas" w:hAnsi="Consolas" w:eastAsia="Consolas" w:cs="Consolas"/>
+                <w:b w:val="0"/>
+                <w:bCs w:val="0"/>
+                <w:color w:val="202020"/>
+                <w:sz w:val="21"/>
+                <w:szCs w:val="21"/>
+              </w:rPr>
+            </w:pPr>
+            <w:r>
+              <w:rPr>
+                <w:rFonts w:hint="default" w:ascii="Consolas" w:hAnsi="Consolas" w:eastAsia="Consolas" w:cs="Consolas"/>
+                <w:b w:val="0"/>
+                <w:bCs w:val="0"/>
+                <w:color w:val="8250DF"/>
+                <w:kern w:val="0"/>
+                <w:sz w:val="21"/>
+                <w:szCs w:val="21"/>
+                <w:shd w:val="clear" w:fill="FFFFFF"/>
+                <w:lang w:val="en-US" w:eastAsia="zh-CN" w:bidi="ar"/>
+              </w:rPr>
+              <w:t>print</w:t>
+            </w:r>
+            <w:r>
+              <w:rPr>
+                <w:rFonts w:hint="default" w:ascii="Consolas" w:hAnsi="Consolas" w:eastAsia="Consolas" w:cs="Consolas"/>
+                <w:b w:val="0"/>
+                <w:bCs w:val="0"/>
+                <w:color w:val="202020"/>
+                <w:kern w:val="0"/>
+                <w:sz w:val="21"/>
+                <w:szCs w:val="21"/>
+                <w:shd w:val="clear" w:fill="FFFFFF"/>
+                <w:lang w:val="en-US" w:eastAsia="zh-CN" w:bidi="ar"/>
+              </w:rPr>
+              <w:t>(</w:t>
+            </w:r>
+            <w:r>
+              <w:rPr>
+                <w:rFonts w:hint="default" w:ascii="Consolas" w:hAnsi="Consolas" w:eastAsia="Consolas" w:cs="Consolas"/>
+                <w:b w:val="0"/>
+                <w:bCs w:val="0"/>
+                <w:color w:val="0A3069"/>
+                <w:kern w:val="0"/>
+                <w:sz w:val="21"/>
+                <w:szCs w:val="21"/>
+                <w:shd w:val="clear" w:fill="FFFFFF"/>
+                <w:lang w:val="en-US" w:eastAsia="zh-CN" w:bidi="ar"/>
+              </w:rPr>
+              <w:t>"特征向量（列对应特征值）："</w:t>
+            </w:r>
+            <w:r>
+              <w:rPr>
+                <w:rFonts w:hint="default" w:ascii="Consolas" w:hAnsi="Consolas" w:eastAsia="Consolas" w:cs="Consolas"/>
+                <w:b w:val="0"/>
+                <w:bCs w:val="0"/>
+                <w:color w:val="202020"/>
+                <w:kern w:val="0"/>
+                <w:sz w:val="21"/>
+                <w:szCs w:val="21"/>
+                <w:shd w:val="clear" w:fill="FFFFFF"/>
+                <w:lang w:val="en-US" w:eastAsia="zh-CN" w:bidi="ar"/>
+              </w:rPr>
+              <w:t>)</w:t>
+            </w:r>
+          </w:p>
+          <w:p>
+            <w:pPr>
+              <w:keepNext w:val="0"/>
+              <w:keepLines w:val="0"/>
+              <w:widowControl/>
+              <w:suppressLineNumbers w:val="0"/>
+              <w:shd w:val="clear" w:fill="FFFFFF"/>
+              <w:spacing w:line="285" w:lineRule="atLeast"/>
+              <w:jc w:val="left"/>
+              <w:rPr>
+                <w:rFonts w:hint="default" w:ascii="Consolas" w:hAnsi="Consolas" w:eastAsia="Consolas" w:cs="Consolas"/>
+                <w:b w:val="0"/>
+                <w:bCs w:val="0"/>
+                <w:color w:val="202020"/>
+                <w:sz w:val="21"/>
+                <w:szCs w:val="21"/>
+              </w:rPr>
+            </w:pPr>
+            <w:r>
+              <w:rPr>
+                <w:rFonts w:hint="default" w:ascii="Consolas" w:hAnsi="Consolas" w:eastAsia="Consolas" w:cs="Consolas"/>
+                <w:b w:val="0"/>
+                <w:bCs w:val="0"/>
+                <w:color w:val="8250DF"/>
+                <w:kern w:val="0"/>
+                <w:sz w:val="21"/>
+                <w:szCs w:val="21"/>
+                <w:shd w:val="clear" w:fill="FFFFFF"/>
+                <w:lang w:val="en-US" w:eastAsia="zh-CN" w:bidi="ar"/>
+              </w:rPr>
+              <w:t>print</w:t>
+            </w:r>
+            <w:r>
+              <w:rPr>
+                <w:rFonts w:hint="default" w:ascii="Consolas" w:hAnsi="Consolas" w:eastAsia="Consolas" w:cs="Consolas"/>
+                <w:b w:val="0"/>
+                <w:bCs w:val="0"/>
+                <w:color w:val="202020"/>
+                <w:kern w:val="0"/>
+                <w:sz w:val="21"/>
+                <w:szCs w:val="21"/>
+                <w:shd w:val="clear" w:fill="FFFFFF"/>
+                <w:lang w:val="en-US" w:eastAsia="zh-CN" w:bidi="ar"/>
+              </w:rPr>
+              <w:t>(</w:t>
+            </w:r>
+            <w:r>
+              <w:rPr>
+                <w:rFonts w:hint="default" w:ascii="Consolas" w:hAnsi="Consolas" w:eastAsia="Consolas" w:cs="Consolas"/>
+                <w:b w:val="0"/>
+                <w:bCs w:val="0"/>
+                <w:color w:val="1F2328"/>
+                <w:kern w:val="0"/>
+                <w:sz w:val="21"/>
+                <w:szCs w:val="21"/>
+                <w:shd w:val="clear" w:fill="FFFFFF"/>
+                <w:lang w:val="en-US" w:eastAsia="zh-CN" w:bidi="ar"/>
+              </w:rPr>
+              <w:t>eig_vecs</w:t>
+            </w:r>
+            <w:r>
+              <w:rPr>
+                <w:rFonts w:hint="default" w:ascii="Consolas" w:hAnsi="Consolas" w:eastAsia="Consolas" w:cs="Consolas"/>
+                <w:b w:val="0"/>
+                <w:bCs w:val="0"/>
+                <w:color w:val="202020"/>
+                <w:kern w:val="0"/>
+                <w:sz w:val="21"/>
+                <w:szCs w:val="21"/>
+                <w:shd w:val="clear" w:fill="FFFFFF"/>
+                <w:lang w:val="en-US" w:eastAsia="zh-CN" w:bidi="ar"/>
+              </w:rPr>
+              <w:t>)</w:t>
+            </w:r>
+          </w:p>
+          <w:p>
+            <w:pPr>
+              <w:rPr>
+                <w:rFonts w:hint="eastAsia" w:ascii="Times New Roman" w:hAnsi="Times New Roman" w:eastAsia="宋体"/>
+                <w:b/>
+                <w:sz w:val="24"/>
+                <w:szCs w:val="24"/>
+                <w:vertAlign w:val="baseline"/>
+              </w:rPr>
+            </w:pPr>
+          </w:p>
+        </w:tc>
+      </w:tr>
+    </w:tbl>
+    <w:p>
+      <w:pPr>
+        <w:rPr>
+          <w:rFonts w:hint="eastAsia" w:ascii="Times New Roman" w:hAnsi="Times New Roman" w:eastAsia="宋体"/>
+          <w:b/>
+          <w:sz w:val="24"/>
+          <w:szCs w:val="24"/>
+        </w:rPr>
+      </w:pPr>
     </w:p>
     <w:p>
       <w:pPr>
@@ -789,7 +4440,7 @@
       <w:pPr>
         <w:ind w:firstLine="602" w:firstLineChars="250"/>
         <w:rPr>
-          <w:rFonts w:ascii="Times New Roman" w:hAnsi="Times New Roman" w:eastAsia="宋体"/>
+          <w:rFonts w:hint="eastAsia" w:ascii="Times New Roman" w:hAnsi="Times New Roman" w:eastAsia="宋体"/>
           <w:b/>
           <w:sz w:val="24"/>
           <w:szCs w:val="24"/>
@@ -805,10 +4456,110 @@
         <w:t>特征值及特征向量结果为：</w:t>
       </w:r>
     </w:p>
+    <w:tbl>
+      <w:tblPr>
+        <w:tblStyle w:val="5"/>
+        <w:tblW w:w="0" w:type="auto"/>
+        <w:tblInd w:w="0" w:type="dxa"/>
+        <w:tblBorders>
+          <w:top w:val="single" w:color="auto" w:sz="4" w:space="0"/>
+          <w:left w:val="single" w:color="auto" w:sz="4" w:space="0"/>
+          <w:bottom w:val="single" w:color="auto" w:sz="4" w:space="0"/>
+          <w:right w:val="single" w:color="auto" w:sz="4" w:space="0"/>
+          <w:insideH w:val="single" w:color="auto" w:sz="4" w:space="0"/>
+          <w:insideV w:val="single" w:color="auto" w:sz="4" w:space="0"/>
+        </w:tblBorders>
+        <w:tblLayout w:type="autofit"/>
+        <w:tblCellMar>
+          <w:left w:w="108" w:type="dxa"/>
+          <w:right w:w="108" w:type="dxa"/>
+        </w:tblCellMar>
+      </w:tblPr>
+      <w:tblGrid>
+        <w:gridCol w:w="8306"/>
+      </w:tblGrid>
+      <w:tr>
+        <w:tblPrEx>
+          <w:tblBorders>
+            <w:top w:val="single" w:color="auto" w:sz="4" w:space="0"/>
+            <w:left w:val="single" w:color="auto" w:sz="4" w:space="0"/>
+            <w:bottom w:val="single" w:color="auto" w:sz="4" w:space="0"/>
+            <w:right w:val="single" w:color="auto" w:sz="4" w:space="0"/>
+            <w:insideH w:val="single" w:color="auto" w:sz="4" w:space="0"/>
+            <w:insideV w:val="single" w:color="auto" w:sz="4" w:space="0"/>
+          </w:tblBorders>
+          <w:tblCellMar>
+            <w:left w:w="108" w:type="dxa"/>
+            <w:right w:w="108" w:type="dxa"/>
+          </w:tblCellMar>
+        </w:tblPrEx>
+        <w:tc>
+          <w:tcPr>
+            <w:tcW w:w="8306" w:type="dxa"/>
+          </w:tcPr>
+          <w:p>
+            <w:pPr>
+              <w:rPr>
+                <w:rFonts w:hint="eastAsia" w:ascii="Times New Roman" w:hAnsi="Times New Roman" w:eastAsia="宋体"/>
+                <w:b/>
+                <w:sz w:val="24"/>
+                <w:szCs w:val="24"/>
+                <w:vertAlign w:val="baseline"/>
+              </w:rPr>
+            </w:pPr>
+            <w:r>
+              <w:drawing>
+                <wp:inline distT="0" distB="0" distL="114300" distR="114300">
+                  <wp:extent cx="3819525" cy="1190625"/>
+                  <wp:effectExtent l="0" t="0" r="9525" b="9525"/>
+                  <wp:docPr id="3" name="图片 3"/>
+                  <wp:cNvGraphicFramePr>
+                    <a:graphicFrameLocks xmlns:a="http://schemas.openxmlformats.org/drawingml/2006/main" noChangeAspect="1"/>
+                  </wp:cNvGraphicFramePr>
+                  <a:graphic xmlns:a="http://schemas.openxmlformats.org/drawingml/2006/main">
+                    <a:graphicData uri="http://schemas.openxmlformats.org/drawingml/2006/picture">
+                      <pic:pic xmlns:pic="http://schemas.openxmlformats.org/drawingml/2006/picture">
+                        <pic:nvPicPr>
+                          <pic:cNvPr id="3" name="图片 3"/>
+                          <pic:cNvPicPr>
+                            <a:picLocks noChangeAspect="1"/>
+                          </pic:cNvPicPr>
+                        </pic:nvPicPr>
+                        <pic:blipFill>
+                          <a:blip r:embed="rId6"/>
+                          <a:stretch>
+                            <a:fillRect/>
+                          </a:stretch>
+                        </pic:blipFill>
+                        <pic:spPr>
+                          <a:xfrm>
+                            <a:off x="0" y="0"/>
+                            <a:ext cx="3819525" cy="1190625"/>
+                          </a:xfrm>
+                          <a:prstGeom prst="rect">
+                            <a:avLst/>
+                          </a:prstGeom>
+                          <a:noFill/>
+                          <a:ln>
+                            <a:noFill/>
+                          </a:ln>
+                        </pic:spPr>
+                      </pic:pic>
+                    </a:graphicData>
+                  </a:graphic>
+                </wp:inline>
+              </w:drawing>
+            </w:r>
+          </w:p>
+        </w:tc>
+      </w:tr>
+    </w:tbl>
     <w:p>
       <w:pPr>
-        <w:rPr>
-          <w:rFonts w:ascii="Times New Roman" w:hAnsi="Times New Roman" w:eastAsia="宋体"/>
+        <w:ind w:firstLine="602" w:firstLineChars="250"/>
+        <w:rPr>
+          <w:rFonts w:hint="eastAsia" w:ascii="Times New Roman" w:hAnsi="Times New Roman" w:eastAsia="宋体"/>
+          <w:b/>
           <w:sz w:val="24"/>
           <w:szCs w:val="24"/>
         </w:rPr>
@@ -822,6 +4573,16 @@
           <w:szCs w:val="24"/>
         </w:rPr>
       </w:pPr>
+    </w:p>
+    <w:p>
+      <w:pPr>
+        <w:rPr>
+          <w:rFonts w:hint="eastAsia" w:ascii="Times New Roman" w:hAnsi="Times New Roman" w:eastAsia="宋体"/>
+          <w:b/>
+          <w:sz w:val="24"/>
+          <w:szCs w:val="24"/>
+        </w:rPr>
+      </w:pPr>
       <w:r>
         <w:rPr>
           <w:rFonts w:hint="eastAsia" w:ascii="Times New Roman" w:hAnsi="Times New Roman" w:eastAsia="宋体"/>
@@ -888,6 +4649,100 @@
         <w:t>降维后的数据（计算全部数据，输出前五行）为：</w:t>
       </w:r>
     </w:p>
+    <w:tbl>
+      <w:tblPr>
+        <w:tblStyle w:val="5"/>
+        <w:tblW w:w="0" w:type="auto"/>
+        <w:tblInd w:w="0" w:type="dxa"/>
+        <w:tblBorders>
+          <w:top w:val="single" w:color="auto" w:sz="4" w:space="0"/>
+          <w:left w:val="single" w:color="auto" w:sz="4" w:space="0"/>
+          <w:bottom w:val="single" w:color="auto" w:sz="4" w:space="0"/>
+          <w:right w:val="single" w:color="auto" w:sz="4" w:space="0"/>
+          <w:insideH w:val="single" w:color="auto" w:sz="4" w:space="0"/>
+          <w:insideV w:val="single" w:color="auto" w:sz="4" w:space="0"/>
+        </w:tblBorders>
+        <w:tblLayout w:type="autofit"/>
+        <w:tblCellMar>
+          <w:left w:w="108" w:type="dxa"/>
+          <w:right w:w="108" w:type="dxa"/>
+        </w:tblCellMar>
+      </w:tblPr>
+      <w:tblGrid>
+        <w:gridCol w:w="8306"/>
+      </w:tblGrid>
+      <w:tr>
+        <w:tblPrEx>
+          <w:tblBorders>
+            <w:top w:val="single" w:color="auto" w:sz="4" w:space="0"/>
+            <w:left w:val="single" w:color="auto" w:sz="4" w:space="0"/>
+            <w:bottom w:val="single" w:color="auto" w:sz="4" w:space="0"/>
+            <w:right w:val="single" w:color="auto" w:sz="4" w:space="0"/>
+            <w:insideH w:val="single" w:color="auto" w:sz="4" w:space="0"/>
+            <w:insideV w:val="single" w:color="auto" w:sz="4" w:space="0"/>
+          </w:tblBorders>
+        </w:tblPrEx>
+        <w:tc>
+          <w:tcPr>
+            <w:tcW w:w="8306" w:type="dxa"/>
+          </w:tcPr>
+          <w:p>
+            <w:pPr>
+              <w:rPr>
+                <w:rFonts w:hint="eastAsia" w:ascii="Times New Roman" w:hAnsi="Times New Roman" w:eastAsia="宋体"/>
+                <w:b/>
+                <w:sz w:val="24"/>
+                <w:szCs w:val="24"/>
+                <w:vertAlign w:val="baseline"/>
+              </w:rPr>
+            </w:pPr>
+            <w:r>
+              <w:drawing>
+                <wp:inline distT="0" distB="0" distL="114300" distR="114300">
+                  <wp:extent cx="3257550" cy="1352550"/>
+                  <wp:effectExtent l="0" t="0" r="0" b="0"/>
+                  <wp:docPr id="4" name="图片 4"/>
+                  <wp:cNvGraphicFramePr>
+                    <a:graphicFrameLocks xmlns:a="http://schemas.openxmlformats.org/drawingml/2006/main" noChangeAspect="1"/>
+                  </wp:cNvGraphicFramePr>
+                  <a:graphic xmlns:a="http://schemas.openxmlformats.org/drawingml/2006/main">
+                    <a:graphicData uri="http://schemas.openxmlformats.org/drawingml/2006/picture">
+                      <pic:pic xmlns:pic="http://schemas.openxmlformats.org/drawingml/2006/picture">
+                        <pic:nvPicPr>
+                          <pic:cNvPr id="4" name="图片 4"/>
+                          <pic:cNvPicPr>
+                            <a:picLocks noChangeAspect="1"/>
+                          </pic:cNvPicPr>
+                        </pic:nvPicPr>
+                        <pic:blipFill>
+                          <a:blip r:embed="rId7"/>
+                          <a:stretch>
+                            <a:fillRect/>
+                          </a:stretch>
+                        </pic:blipFill>
+                        <pic:spPr>
+                          <a:xfrm>
+                            <a:off x="0" y="0"/>
+                            <a:ext cx="3257550" cy="1352550"/>
+                          </a:xfrm>
+                          <a:prstGeom prst="rect">
+                            <a:avLst/>
+                          </a:prstGeom>
+                          <a:noFill/>
+                          <a:ln>
+                            <a:noFill/>
+                          </a:ln>
+                        </pic:spPr>
+                      </pic:pic>
+                    </a:graphicData>
+                  </a:graphic>
+                </wp:inline>
+              </w:drawing>
+            </w:r>
+          </w:p>
+        </w:tc>
+      </w:tr>
+    </w:tbl>
     <w:p>
       <w:pPr>
         <w:rPr>
@@ -974,7 +4829,8 @@
     <w:p>
       <w:pPr>
         <w:rPr>
-          <w:rFonts w:ascii="Times New Roman" w:hAnsi="Times New Roman" w:eastAsia="宋体"/>
+          <w:rFonts w:hint="eastAsia" w:ascii="Times New Roman" w:hAnsi="Times New Roman" w:eastAsia="宋体"/>
+          <w:b/>
           <w:sz w:val="24"/>
           <w:szCs w:val="24"/>
         </w:rPr>
@@ -989,10 +4845,111 @@
         <w:t>降维后的数据（计算全部数据，输出前五行）为：</w:t>
       </w:r>
     </w:p>
+    <w:tbl>
+      <w:tblPr>
+        <w:tblStyle w:val="5"/>
+        <w:tblW w:w="0" w:type="auto"/>
+        <w:tblInd w:w="0" w:type="dxa"/>
+        <w:tblBorders>
+          <w:top w:val="single" w:color="auto" w:sz="4" w:space="0"/>
+          <w:left w:val="single" w:color="auto" w:sz="4" w:space="0"/>
+          <w:bottom w:val="single" w:color="auto" w:sz="4" w:space="0"/>
+          <w:right w:val="single" w:color="auto" w:sz="4" w:space="0"/>
+          <w:insideH w:val="single" w:color="auto" w:sz="4" w:space="0"/>
+          <w:insideV w:val="single" w:color="auto" w:sz="4" w:space="0"/>
+        </w:tblBorders>
+        <w:tblLayout w:type="autofit"/>
+        <w:tblCellMar>
+          <w:left w:w="108" w:type="dxa"/>
+          <w:right w:w="108" w:type="dxa"/>
+        </w:tblCellMar>
+      </w:tblPr>
+      <w:tblGrid>
+        <w:gridCol w:w="8306"/>
+      </w:tblGrid>
+      <w:tr>
+        <w:tblPrEx>
+          <w:tblBorders>
+            <w:top w:val="single" w:color="auto" w:sz="4" w:space="0"/>
+            <w:left w:val="single" w:color="auto" w:sz="4" w:space="0"/>
+            <w:bottom w:val="single" w:color="auto" w:sz="4" w:space="0"/>
+            <w:right w:val="single" w:color="auto" w:sz="4" w:space="0"/>
+            <w:insideH w:val="single" w:color="auto" w:sz="4" w:space="0"/>
+            <w:insideV w:val="single" w:color="auto" w:sz="4" w:space="0"/>
+          </w:tblBorders>
+          <w:tblCellMar>
+            <w:left w:w="108" w:type="dxa"/>
+            <w:right w:w="108" w:type="dxa"/>
+          </w:tblCellMar>
+        </w:tblPrEx>
+        <w:tc>
+          <w:tcPr>
+            <w:tcW w:w="8306" w:type="dxa"/>
+          </w:tcPr>
+          <w:p>
+            <w:pPr>
+              <w:rPr>
+                <w:rFonts w:hint="eastAsia" w:ascii="Times New Roman" w:hAnsi="Times New Roman" w:eastAsia="宋体"/>
+                <w:b/>
+                <w:sz w:val="24"/>
+                <w:szCs w:val="24"/>
+                <w:vertAlign w:val="baseline"/>
+              </w:rPr>
+            </w:pPr>
+            <w:r>
+              <w:drawing>
+                <wp:inline distT="0" distB="0" distL="114300" distR="114300">
+                  <wp:extent cx="3571875" cy="1304925"/>
+                  <wp:effectExtent l="0" t="0" r="9525" b="9525"/>
+                  <wp:docPr id="5" name="图片 5"/>
+                  <wp:cNvGraphicFramePr>
+                    <a:graphicFrameLocks xmlns:a="http://schemas.openxmlformats.org/drawingml/2006/main" noChangeAspect="1"/>
+                  </wp:cNvGraphicFramePr>
+                  <a:graphic xmlns:a="http://schemas.openxmlformats.org/drawingml/2006/main">
+                    <a:graphicData uri="http://schemas.openxmlformats.org/drawingml/2006/picture">
+                      <pic:pic xmlns:pic="http://schemas.openxmlformats.org/drawingml/2006/picture">
+                        <pic:nvPicPr>
+                          <pic:cNvPr id="5" name="图片 5"/>
+                          <pic:cNvPicPr>
+                            <a:picLocks noChangeAspect="1"/>
+                          </pic:cNvPicPr>
+                        </pic:nvPicPr>
+                        <pic:blipFill>
+                          <a:blip r:embed="rId8"/>
+                          <a:stretch>
+                            <a:fillRect/>
+                          </a:stretch>
+                        </pic:blipFill>
+                        <pic:spPr>
+                          <a:xfrm>
+                            <a:off x="0" y="0"/>
+                            <a:ext cx="3571875" cy="1304925"/>
+                          </a:xfrm>
+                          <a:prstGeom prst="rect">
+                            <a:avLst/>
+                          </a:prstGeom>
+                          <a:noFill/>
+                          <a:ln>
+                            <a:noFill/>
+                          </a:ln>
+                        </pic:spPr>
+                      </pic:pic>
+                    </a:graphicData>
+                  </a:graphic>
+                </wp:inline>
+              </w:drawing>
+            </w:r>
+            <w:bookmarkStart w:id="0" w:name="_GoBack"/>
+            <w:bookmarkEnd w:id="0"/>
+          </w:p>
+        </w:tc>
+      </w:tr>
+    </w:tbl>
     <w:p>
       <w:pPr>
         <w:rPr>
-          <w:rFonts w:ascii="Times New Roman" w:hAnsi="Times New Roman" w:eastAsia="宋体"/>
+          <w:rFonts w:hint="eastAsia" w:ascii="Times New Roman" w:hAnsi="Times New Roman" w:eastAsia="宋体"/>
+          <w:b/>
           <w:sz w:val="24"/>
           <w:szCs w:val="24"/>
         </w:rPr>
@@ -1002,47 +4959,100 @@
       <w:pPr>
         <w:rPr>
           <w:rFonts w:ascii="Times New Roman" w:hAnsi="Times New Roman" w:eastAsia="宋体"/>
-          <w:b/>
           <w:sz w:val="24"/>
           <w:szCs w:val="24"/>
         </w:rPr>
       </w:pPr>
-      <w:r>
-        <w:rPr>
-          <w:rFonts w:hint="eastAsia" w:ascii="Times New Roman" w:hAnsi="Times New Roman" w:eastAsia="宋体"/>
-          <w:b/>
-          <w:sz w:val="24"/>
-          <w:szCs w:val="24"/>
-        </w:rPr>
-        <w:t>5</w:t>
-      </w:r>
-      <w:r>
-        <w:rPr>
-          <w:rFonts w:ascii="Times New Roman" w:hAnsi="Times New Roman" w:eastAsia="宋体"/>
-          <w:b/>
-          <w:sz w:val="24"/>
-          <w:szCs w:val="24"/>
-        </w:rPr>
-        <w:t xml:space="preserve">. </w:t>
-      </w:r>
-      <w:r>
-        <w:rPr>
-          <w:rFonts w:hint="eastAsia" w:ascii="Times New Roman" w:hAnsi="Times New Roman" w:eastAsia="宋体"/>
-          <w:b/>
-          <w:sz w:val="24"/>
-          <w:szCs w:val="24"/>
-        </w:rPr>
-        <w:t>实验心得</w:t>
-      </w:r>
     </w:p>
     <w:p>
       <w:pPr>
         <w:rPr>
-          <w:rFonts w:ascii="Times New Roman" w:hAnsi="Times New Roman" w:eastAsia="宋体"/>
+          <w:rFonts w:hint="eastAsia" w:ascii="Times New Roman" w:hAnsi="Times New Roman" w:eastAsia="宋体"/>
+          <w:b/>
           <w:sz w:val="24"/>
           <w:szCs w:val="24"/>
         </w:rPr>
       </w:pPr>
+      <w:r>
+        <w:rPr>
+          <w:rFonts w:hint="eastAsia" w:ascii="Times New Roman" w:hAnsi="Times New Roman" w:eastAsia="宋体"/>
+          <w:b/>
+          <w:sz w:val="24"/>
+          <w:szCs w:val="24"/>
+        </w:rPr>
+        <w:t>5</w:t>
+      </w:r>
+      <w:r>
+        <w:rPr>
+          <w:rFonts w:ascii="Times New Roman" w:hAnsi="Times New Roman" w:eastAsia="宋体"/>
+          <w:b/>
+          <w:sz w:val="24"/>
+          <w:szCs w:val="24"/>
+        </w:rPr>
+        <w:t xml:space="preserve">. </w:t>
+      </w:r>
+      <w:r>
+        <w:rPr>
+          <w:rFonts w:hint="eastAsia" w:ascii="Times New Roman" w:hAnsi="Times New Roman" w:eastAsia="宋体"/>
+          <w:b/>
+          <w:sz w:val="24"/>
+          <w:szCs w:val="24"/>
+        </w:rPr>
+        <w:t>实验心得</w:t>
+      </w:r>
+    </w:p>
+    <w:p>
+      <w:pPr>
+        <w:rPr>
+          <w:rFonts w:hint="eastAsia" w:ascii="Times New Roman" w:hAnsi="Times New Roman" w:eastAsia="宋体"/>
+          <w:b/>
+          <w:sz w:val="24"/>
+          <w:szCs w:val="24"/>
+        </w:rPr>
+      </w:pPr>
+    </w:p>
+    <w:p>
+      <w:pPr>
+        <w:rPr>
+          <w:rFonts w:hint="eastAsia" w:ascii="Times New Roman" w:hAnsi="Times New Roman" w:eastAsia="宋体"/>
+          <w:sz w:val="24"/>
+          <w:szCs w:val="24"/>
+        </w:rPr>
+      </w:pPr>
+      <w:r>
+        <w:rPr>
+          <w:rFonts w:hint="eastAsia" w:ascii="Times New Roman" w:hAnsi="Times New Roman" w:eastAsia="宋体"/>
+          <w:sz w:val="24"/>
+          <w:szCs w:val="24"/>
+        </w:rPr>
+        <w:t>通过本次实验，我不仅理解了PCA的数学过程，还看懂了实现PCA的Python代码。以前看到代码就头疼，现在我知道每一行在做什么：load_iris()是加载数据，np.mean是求平均值，X - X_mean是去均值，np.dot是矩阵乘法，np.linalg.eigh是求特征值和特征向量，X_centered.dot(W)是把数据投影到新方向。sklearn的PCA(n_components=2)把前面这些步骤打包成一行，用起来很方便。</w:t>
+      </w:r>
+    </w:p>
+    <w:p>
+      <w:pPr>
+        <w:rPr>
+          <w:rFonts w:hint="eastAsia" w:ascii="Times New Roman" w:hAnsi="Times New Roman" w:eastAsia="宋体"/>
+          <w:sz w:val="24"/>
+          <w:szCs w:val="24"/>
+        </w:rPr>
+      </w:pPr>
+    </w:p>
+    <w:p>
+      <w:pPr>
+        <w:rPr>
+          <w:rFonts w:ascii="Times New Roman" w:hAnsi="Times New Roman" w:eastAsia="宋体"/>
+          <w:sz w:val="24"/>
+          <w:szCs w:val="24"/>
+        </w:rPr>
+      </w:pPr>
+      <w:r>
+        <w:rPr>
+          <w:rFonts w:hint="eastAsia" w:ascii="Times New Roman" w:hAnsi="Times New Roman" w:eastAsia="宋体"/>
+          <w:sz w:val="24"/>
+          <w:szCs w:val="24"/>
+        </w:rPr>
+        <w:t>实验结果表明，iris数据集原来有4个特征，降到2维后前两个主成分累计解释了约97.78%的信息，说明降维后仍然保留了绝大部分信息。我也认识到PCA对数据预处理比较敏感，如果特征量纲差别大，通常需要先标准化。通过手动实现和sklearn对比，我更加确信自己理解了PCA的每一步。这次实验让我既学会了原理，也学会了代码。</w:t>
+      </w:r>
     </w:p>
     <w:sectPr>
       <w:pgSz w:w="11906" w:h="16838"/>
@@ -1054,12 +5064,37 @@
 </w:document>
 </file>
 
+<file path=word/numbering.xml><?xml version="1.0" encoding="utf-8"?>
+<w:numbering xmlns:wpc="http://schemas.microsoft.com/office/word/2010/wordprocessingCanvas" xmlns:mc="http://schemas.openxmlformats.org/markup-compatibility/2006" xmlns:o="urn:schemas-microsoft-com:office:office" xmlns:r="http://schemas.openxmlformats.org/officeDocument/2006/relationships" xmlns:m="http://schemas.openxmlformats.org/officeDocument/2006/math" xmlns:v="urn:schemas-microsoft-com:vml" xmlns:wp14="http://schemas.microsoft.com/office/word/2010/wordprocessingDrawing" xmlns:wp="http://schemas.openxmlformats.org/drawingml/2006/wordprocessingDrawing" xmlns:w10="urn:schemas-microsoft-com:office:word" xmlns:w="http://schemas.openxmlformats.org/wordprocessingml/2006/main" xmlns:w14="http://schemas.microsoft.com/office/word/2010/wordml" xmlns:wpg="http://schemas.microsoft.com/office/word/2010/wordprocessingGroup" xmlns:wpi="http://schemas.microsoft.com/office/word/2010/wordprocessingInk" xmlns:wne="http://schemas.microsoft.com/office/word/2006/wordml" xmlns:wps="http://schemas.microsoft.com/office/word/2010/wordprocessingShape" xmlns:wpsCustomData="http://www.wps.cn/officeDocument/2013/wpsCustomData" mc:Ignorable="w14 wp14">
+  <w:abstractNum w:abstractNumId="0">
+    <w:nsid w:val="805E31A5"/>
+    <w:multiLevelType w:val="singleLevel"/>
+    <w:tmpl w:val="805E31A5"/>
+    <w:lvl w:ilvl="0" w:tentative="0">
+      <w:start w:val="1"/>
+      <w:numFmt w:val="decimal"/>
+      <w:lvlText w:val="%1."/>
+      <w:lvlJc w:val="left"/>
+      <w:pPr>
+        <w:ind w:left="425" w:hanging="425"/>
+      </w:pPr>
+      <w:rPr>
+        <w:rFonts w:hint="default"/>
+      </w:rPr>
+    </w:lvl>
+  </w:abstractNum>
+  <w:num w:numId="1">
+    <w:abstractNumId w:val="0"/>
+  </w:num>
+</w:numbering>
+</file>
+
 <file path=word/styles.xml><?xml version="1.0" encoding="utf-8"?>
 <w:styles xmlns:mc="http://schemas.openxmlformats.org/markup-compatibility/2006" xmlns:o="urn:schemas-microsoft-com:office:office" xmlns:r="http://schemas.openxmlformats.org/officeDocument/2006/relationships" xmlns:m="http://schemas.openxmlformats.org/officeDocument/2006/math" xmlns:v="urn:schemas-microsoft-com:vml" xmlns:w="http://schemas.openxmlformats.org/wordprocessingml/2006/main" xmlns:w14="http://schemas.microsoft.com/office/word/2010/wordml" xmlns:w10="urn:schemas-microsoft-com:office:word" xmlns:sl="http://schemas.openxmlformats.org/schemaLibrary/2006/main" xmlns:wpsCustomData="http://www.wps.cn/officeDocument/2013/wpsCustomData" mc:Ignorable="w14">
   <w:docDefaults>
     <w:rPrDefault>
       <w:rPr>
-        <w:rFonts w:asciiTheme="minorHAnsi" w:hAnsiTheme="minorHAnsi" w:eastAsiaTheme="minorEastAsia" w:cstheme="minorBidi"/>
+        <w:rFonts w:ascii="Times New Roman" w:hAnsi="Times New Roman" w:eastAsia="宋体" w:cs="Times New Roman"/>
       </w:rPr>
     </w:rPrDefault>
     <w:pPrDefault/>
@@ -1331,7 +5366,7 @@
       <w:lang w:val="en-US" w:eastAsia="zh-CN" w:bidi="ar-SA"/>
     </w:rPr>
   </w:style>
-  <w:style w:type="character" w:default="1" w:styleId="5">
+  <w:style w:type="character" w:default="1" w:styleId="6">
     <w:name w:val="Default Paragraph Font"/>
     <w:semiHidden/>
     <w:unhideWhenUsed/>
@@ -1356,7 +5391,7 @@
   <w:style w:type="paragraph" w:styleId="2">
     <w:name w:val="footer"/>
     <w:basedOn w:val="1"/>
-    <w:link w:val="8"/>
+    <w:link w:val="9"/>
     <w:unhideWhenUsed/>
     <w:qFormat/>
     <w:uiPriority w:val="99"/>
@@ -1376,7 +5411,7 @@
   <w:style w:type="paragraph" w:styleId="3">
     <w:name w:val="header"/>
     <w:basedOn w:val="1"/>
-    <w:link w:val="7"/>
+    <w:link w:val="8"/>
     <w:unhideWhenUsed/>
     <w:qFormat/>
     <w:uiPriority w:val="99"/>
@@ -1396,7 +5431,26 @@
       <w:szCs w:val="18"/>
     </w:rPr>
   </w:style>
-  <w:style w:type="paragraph" w:styleId="6">
+  <w:style w:type="table" w:styleId="5">
+    <w:name w:val="Table Grid"/>
+    <w:basedOn w:val="4"/>
+    <w:uiPriority w:val="39"/>
+    <w:pPr>
+      <w:widowControl w:val="0"/>
+      <w:jc w:val="both"/>
+    </w:pPr>
+    <w:tblPr>
+      <w:tblBorders>
+        <w:top w:val="single" w:color="auto" w:sz="4" w:space="0"/>
+        <w:left w:val="single" w:color="auto" w:sz="4" w:space="0"/>
+        <w:bottom w:val="single" w:color="auto" w:sz="4" w:space="0"/>
+        <w:right w:val="single" w:color="auto" w:sz="4" w:space="0"/>
+        <w:insideH w:val="single" w:color="auto" w:sz="4" w:space="0"/>
+        <w:insideV w:val="single" w:color="auto" w:sz="4" w:space="0"/>
+      </w:tblBorders>
+    </w:tblPr>
+  </w:style>
+  <w:style w:type="paragraph" w:styleId="7">
     <w:name w:val="List Paragraph"/>
     <w:basedOn w:val="1"/>
     <w:qFormat/>
@@ -1405,9 +5459,9 @@
       <w:ind w:firstLine="420" w:firstLineChars="200"/>
     </w:pPr>
   </w:style>
-  <w:style w:type="character" w:customStyle="1" w:styleId="7">
+  <w:style w:type="character" w:customStyle="1" w:styleId="8">
     <w:name w:val="页眉 字符"/>
-    <w:basedOn w:val="5"/>
+    <w:basedOn w:val="6"/>
     <w:link w:val="3"/>
     <w:uiPriority w:val="99"/>
     <w:rPr>
@@ -1415,9 +5469,9 @@
       <w:szCs w:val="18"/>
     </w:rPr>
   </w:style>
-  <w:style w:type="character" w:customStyle="1" w:styleId="8">
+  <w:style w:type="character" w:customStyle="1" w:styleId="9">
     <w:name w:val="页脚 字符"/>
-    <w:basedOn w:val="5"/>
+    <w:basedOn w:val="6"/>
     <w:link w:val="2"/>
     <w:qFormat/>
     <w:uiPriority w:val="99"/>
